--- a/00-首页/题组Word/第一轮·综合套卷/第一轮综合卷08（学生版-打印版）.docx
+++ b/00-首页/题组Word/第一轮·综合套卷/第一轮综合卷08（学生版-打印版）.docx
@@ -1030,7 +1030,7 @@
       <w:pPr>
         <w:pStyle w:val="FirstParagraph"/>
         <w:ind w:left="480" w:hanging="480"/>
-        <w:spacing w:before="0" w:after="0"/>
+        <w:spacing w:before="0" w:after="180"/>
       </w:pPr>
       <w:r>
         <w:rPr>
@@ -1048,20 +1048,7 @@
         <w:rPr>
           <w:rFonts w:ascii="Times New Roman" w:hAnsi="Times New Roman" w:eastAsia="Times New Roman" w:cs="Times New Roman"/>
         </w:rPr>
-        <w:t xml:space="preserve"> </w:t>
-      </w:r>
-    </w:p>
-    <w:p>
-      <w:pPr>
-        <w:pStyle w:val="FirstParagraph"/>
-        <w:ind w:left="480" w:hanging="480"/>
-        <w:spacing w:before="0" w:after="180"/>
-      </w:pPr>
-      <w:r>
-        <w:rPr>
-          <w:rFonts w:ascii="Times New Roman" w:hAnsi="Times New Roman" w:eastAsia="Times New Roman" w:cs="Times New Roman"/>
-        </w:rPr>
-        <w:t xml:space="preserve">D. </w:t>
+        <w:t xml:space="preserve"> D. </w:t>
       </w:r>
       <w:r>
         <w:rPr>

--- a/00-首页/题组Word/第一轮·综合套卷/第一轮综合卷08（学生版-打印版）.docx
+++ b/00-首页/题组Word/第一轮·综合套卷/第一轮综合卷08（学生版-打印版）.docx
@@ -8030,7 +8030,7 @@
         <m:sSup>
           <m:e>
             <m:r>
-              <m:t>​</m:t>
+              <m:t xml:space="preserve"> </m:t>
             </m:r>
           </m:e>
           <m:sup>
@@ -12165,7 +12165,7 @@
         <m:sSup>
           <m:e>
             <m:r>
-              <m:t>​</m:t>
+              <m:t xml:space="preserve"> </m:t>
             </m:r>
           </m:e>
           <m:sup>
@@ -12263,7 +12263,7 @@
         <m:sSub>
           <m:e>
             <m:r>
-              <m:t>​</m:t>
+              <m:t xml:space="preserve"> </m:t>
             </m:r>
           </m:e>
           <m:sub>
@@ -12295,7 +12295,7 @@
         <m:sSub>
           <m:e>
             <m:r>
-              <m:t>​</m:t>
+              <m:t xml:space="preserve"> </m:t>
             </m:r>
           </m:e>
           <m:sub>
@@ -12327,7 +12327,7 @@
         <m:sSub>
           <m:e>
             <m:r>
-              <m:t>​</m:t>
+              <m:t xml:space="preserve"> </m:t>
             </m:r>
           </m:e>
           <m:sub>
@@ -12371,7 +12371,7 @@
         <m:sSup>
           <m:e>
             <m:r>
-              <m:t>​</m:t>
+              <m:t xml:space="preserve"> </m:t>
             </m:r>
           </m:e>
           <m:sup>

--- a/00-首页/题组Word/第一轮·综合套卷/第一轮综合卷08（学生版-打印版）.docx
+++ b/00-首页/题组Word/第一轮·综合套卷/第一轮综合卷08（学生版-打印版）.docx
@@ -91,8 +91,8 @@
     <w:p>
       <w:pPr>
         <w:pStyle w:val="FirstParagraph"/>
+        <w:spacing w:before="0" w:after="0"/>
         <w:ind w:left="480" w:hanging="480"/>
-        <w:spacing w:after="0"/>
       </w:pPr>
       <w:r>
         <w:rPr>
@@ -211,8 +211,8 @@
     <w:p>
       <w:pPr>
         <w:pStyle w:val="FirstParagraph"/>
+        <w:spacing w:before="0" w:after="0"/>
         <w:ind w:left="480" w:hanging="480"/>
-        <w:spacing w:before="0" w:after="0"/>
       </w:pPr>
       <w:r>
         <w:rPr>
@@ -268,8 +268,8 @@
     <w:p>
       <w:pPr>
         <w:pStyle w:val="FirstParagraph"/>
+        <w:spacing w:before="0" w:after="0"/>
         <w:ind w:left="480" w:hanging="480"/>
-        <w:spacing w:before="0" w:after="0"/>
       </w:pPr>
       <w:r>
         <w:rPr>
@@ -370,8 +370,8 @@
     <w:p>
       <w:pPr>
         <w:pStyle w:val="FirstParagraph"/>
+        <w:spacing w:before="0" w:after="0"/>
         <w:ind w:left="480" w:hanging="480"/>
-        <w:spacing w:before="0" w:after="0"/>
       </w:pPr>
       <w:r>
         <w:rPr>
@@ -484,8 +484,8 @@
     <w:p>
       <w:pPr>
         <w:pStyle w:val="FirstParagraph"/>
+        <w:spacing w:before="0" w:after="0"/>
         <w:ind w:left="480" w:hanging="480"/>
-        <w:spacing w:before="0" w:after="180"/>
       </w:pPr>
       <w:r>
         <w:rPr>
@@ -626,8 +626,8 @@
     <w:p>
       <w:pPr>
         <w:pStyle w:val="FirstParagraph"/>
+        <w:spacing w:before="0" w:after="0"/>
         <w:ind w:left="480" w:hanging="480"/>
-        <w:spacing w:after="0"/>
       </w:pPr>
       <w:r>
         <w:rPr>
@@ -716,21 +716,21 @@
     <w:p>
       <w:pPr>
         <w:pStyle w:val="FirstParagraph"/>
+        <w:spacing w:before="0" w:after="0"/>
         <w:ind w:left="480" w:hanging="480"/>
+      </w:pPr>
+      <w:r>
+        <w:rPr>
+          <w:rFonts w:ascii="Times New Roman" w:hAnsi="Times New Roman" w:eastAsia="Times New Roman" w:cs="Times New Roman"/>
+        </w:rPr>
+        <w:t xml:space="preserve">A. 2s </w:t>
+      </w:r>
+    </w:p>
+    <w:p>
+      <w:pPr>
+        <w:pStyle w:val="FirstParagraph"/>
         <w:spacing w:before="0" w:after="0"/>
-      </w:pPr>
-      <w:r>
-        <w:rPr>
-          <w:rFonts w:ascii="Times New Roman" w:hAnsi="Times New Roman" w:eastAsia="Times New Roman" w:cs="Times New Roman"/>
-        </w:rPr>
-        <w:t xml:space="preserve">A. 2s </w:t>
-      </w:r>
-    </w:p>
-    <w:p>
-      <w:pPr>
-        <w:pStyle w:val="FirstParagraph"/>
         <w:ind w:left="480" w:hanging="480"/>
-        <w:spacing w:before="0" w:after="0"/>
       </w:pPr>
       <w:r>
         <w:rPr>
@@ -771,8 +771,8 @@
     <w:p>
       <w:pPr>
         <w:pStyle w:val="FirstParagraph"/>
+        <w:spacing w:before="0" w:after="0"/>
         <w:ind w:left="480" w:hanging="480"/>
-        <w:spacing w:before="0" w:after="0"/>
       </w:pPr>
       <w:r>
         <w:rPr>
@@ -813,8 +813,8 @@
     <w:p>
       <w:pPr>
         <w:pStyle w:val="FirstParagraph"/>
+        <w:spacing w:before="0" w:after="0"/>
         <w:ind w:left="480" w:hanging="480"/>
-        <w:spacing w:before="0" w:after="180"/>
       </w:pPr>
       <w:r>
         <w:rPr>
@@ -895,8 +895,8 @@
     <w:p>
       <w:pPr>
         <w:pStyle w:val="FirstParagraph"/>
+        <w:spacing w:before="0" w:after="0"/>
         <w:ind w:left="480" w:hanging="480"/>
-        <w:spacing w:after="0"/>
       </w:pPr>
       <w:r>
         <w:rPr>
@@ -979,20 +979,45 @@
     <w:p>
       <w:pPr>
         <w:pStyle w:val="FirstParagraph"/>
+        <w:spacing w:before="0" w:after="0"/>
         <w:ind w:left="480" w:hanging="480"/>
+      </w:pPr>
+      <w:r>
+        <w:rPr>
+          <w:rFonts w:ascii="Times New Roman" w:hAnsi="Times New Roman" w:eastAsia="Times New Roman" w:cs="Times New Roman"/>
+        </w:rPr>
+        <w:t xml:space="preserve">A. </w:t>
+      </w:r>
+      <w:r>
+        <w:rPr>
+          <w:rFonts w:hint="eastAsia" w:ascii="Times New Roman" w:hAnsi="Times New Roman" w:eastAsia="FangSong" w:cs="Times New Roman"/>
+        </w:rPr>
+        <w:t xml:space="preserve">离子性百分数</w:t>
+      </w:r>
+      <w:r>
+        <w:rPr>
+          <w:rFonts w:ascii="Times New Roman" w:hAnsi="Times New Roman" w:eastAsia="Times New Roman" w:cs="Times New Roman"/>
+        </w:rPr>
+        <w:t xml:space="preserve"> </w:t>
+      </w:r>
+    </w:p>
+    <w:p>
+      <w:pPr>
+        <w:pStyle w:val="FirstParagraph"/>
         <w:spacing w:before="0" w:after="0"/>
-      </w:pPr>
-      <w:r>
-        <w:rPr>
-          <w:rFonts w:ascii="Times New Roman" w:hAnsi="Times New Roman" w:eastAsia="Times New Roman" w:cs="Times New Roman"/>
-        </w:rPr>
-        <w:t xml:space="preserve">A. </w:t>
-      </w:r>
-      <w:r>
-        <w:rPr>
-          <w:rFonts w:hint="eastAsia" w:ascii="Times New Roman" w:hAnsi="Times New Roman" w:eastAsia="FangSong" w:cs="Times New Roman"/>
-        </w:rPr>
-        <w:t xml:space="preserve">离子性百分数</w:t>
+        <w:ind w:left="480" w:hanging="480"/>
+      </w:pPr>
+      <w:r>
+        <w:rPr>
+          <w:rFonts w:ascii="Times New Roman" w:hAnsi="Times New Roman" w:eastAsia="Times New Roman" w:cs="Times New Roman"/>
+        </w:rPr>
+        <w:t xml:space="preserve">B. </w:t>
+      </w:r>
+      <w:r>
+        <w:rPr>
+          <w:rFonts w:hint="eastAsia" w:ascii="Times New Roman" w:hAnsi="Times New Roman" w:eastAsia="FangSong" w:cs="Times New Roman"/>
+        </w:rPr>
+        <w:t xml:space="preserve">偶极矩</w:t>
       </w:r>
       <w:r>
         <w:rPr>
@@ -1004,33 +1029,8 @@
     <w:p>
       <w:pPr>
         <w:pStyle w:val="FirstParagraph"/>
+        <w:spacing w:before="0" w:after="0"/>
         <w:ind w:left="480" w:hanging="480"/>
-        <w:spacing w:before="0" w:after="0"/>
-      </w:pPr>
-      <w:r>
-        <w:rPr>
-          <w:rFonts w:ascii="Times New Roman" w:hAnsi="Times New Roman" w:eastAsia="Times New Roman" w:cs="Times New Roman"/>
-        </w:rPr>
-        <w:t xml:space="preserve">B. </w:t>
-      </w:r>
-      <w:r>
-        <w:rPr>
-          <w:rFonts w:hint="eastAsia" w:ascii="Times New Roman" w:hAnsi="Times New Roman" w:eastAsia="FangSong" w:cs="Times New Roman"/>
-        </w:rPr>
-        <w:t xml:space="preserve">偶极矩</w:t>
-      </w:r>
-      <w:r>
-        <w:rPr>
-          <w:rFonts w:ascii="Times New Roman" w:hAnsi="Times New Roman" w:eastAsia="Times New Roman" w:cs="Times New Roman"/>
-        </w:rPr>
-        <w:t xml:space="preserve"> </w:t>
-      </w:r>
-    </w:p>
-    <w:p>
-      <w:pPr>
-        <w:pStyle w:val="FirstParagraph"/>
-        <w:ind w:left="480" w:hanging="480"/>
-        <w:spacing w:before="0" w:after="180"/>
       </w:pPr>
       <w:r>
         <w:rPr>
@@ -1106,8 +1106,8 @@
     <w:p>
       <w:pPr>
         <w:pStyle w:val="FirstParagraph"/>
+        <w:spacing w:before="0" w:after="0"/>
         <w:ind w:left="480" w:hanging="480"/>
-        <w:spacing w:after="0"/>
       </w:pPr>
       <w:r>
         <w:rPr>
@@ -1137,8 +1137,8 @@
     <w:p>
       <w:pPr>
         <w:pStyle w:val="FirstParagraph"/>
+        <w:spacing w:before="0" w:after="0"/>
         <w:ind w:left="480" w:hanging="480"/>
-        <w:spacing w:before="0" w:after="0"/>
       </w:pPr>
       <w:r>
         <w:rPr>
@@ -1176,34 +1176,34 @@
     <w:p>
       <w:pPr>
         <w:pStyle w:val="FirstParagraph"/>
+        <w:spacing w:before="0" w:after="0"/>
         <w:ind w:left="480" w:hanging="480"/>
+      </w:pPr>
+      <w:r>
+        <w:rPr>
+          <w:rFonts w:ascii="Times New Roman" w:hAnsi="Times New Roman" w:eastAsia="Times New Roman" w:cs="Times New Roman"/>
+        </w:rPr>
+        <w:t xml:space="preserve">B. CO </w:t>
+      </w:r>
+    </w:p>
+    <w:p>
+      <w:pPr>
+        <w:pStyle w:val="FirstParagraph"/>
         <w:spacing w:before="0" w:after="0"/>
-      </w:pPr>
-      <w:r>
-        <w:rPr>
-          <w:rFonts w:ascii="Times New Roman" w:hAnsi="Times New Roman" w:eastAsia="Times New Roman" w:cs="Times New Roman"/>
-        </w:rPr>
-        <w:t xml:space="preserve">B. CO </w:t>
+        <w:ind w:left="480" w:hanging="480"/>
+      </w:pPr>
+      <w:r>
+        <w:rPr>
+          <w:rFonts w:ascii="Times New Roman" w:hAnsi="Times New Roman" w:eastAsia="Times New Roman" w:cs="Times New Roman"/>
+        </w:rPr>
+        <w:t xml:space="preserve">C. HF </w:t>
       </w:r>
     </w:p>
     <w:p>
       <w:pPr>
         <w:pStyle w:val="FirstParagraph"/>
+        <w:spacing w:before="0" w:after="0"/>
         <w:ind w:left="480" w:hanging="480"/>
-        <w:spacing w:before="0" w:after="0"/>
-      </w:pPr>
-      <w:r>
-        <w:rPr>
-          <w:rFonts w:ascii="Times New Roman" w:hAnsi="Times New Roman" w:eastAsia="Times New Roman" w:cs="Times New Roman"/>
-        </w:rPr>
-        <w:t xml:space="preserve">C. HF </w:t>
-      </w:r>
-    </w:p>
-    <w:p>
-      <w:pPr>
-        <w:pStyle w:val="FirstParagraph"/>
-        <w:ind w:left="480" w:hanging="480"/>
-        <w:spacing w:before="0" w:after="180"/>
       </w:pPr>
       <w:r>
         <w:rPr>
@@ -2152,8 +2152,8 @@
     <w:p>
       <w:pPr>
         <w:pStyle w:val="Compact"/>
+        <w:spacing w:before="0" w:after="0"/>
         <w:ind w:left="480" w:hanging="480"/>
-        <w:spacing w:after="0"/>
       </w:pPr>
       <w:r>
         <w:rPr>
@@ -2178,14 +2178,40 @@
     <w:p>
       <w:pPr>
         <w:pStyle w:val="Compact"/>
+        <w:spacing w:before="0" w:after="0"/>
         <w:ind w:left="480" w:hanging="480"/>
+      </w:pPr>
+      <w:r>
+        <w:rPr>
+          <w:rFonts w:ascii="Times New Roman" w:hAnsi="Times New Roman" w:eastAsia="Times New Roman" w:cs="Times New Roman"/>
+        </w:rPr>
+        <w:t xml:space="preserve">B. −468 kJ mol</w:t>
+      </w:r>
+      <w:r>
+        <w:rPr>
+          <w:rFonts w:ascii="Times New Roman" w:hAnsi="Times New Roman" w:eastAsia="Times New Roman" w:cs="Times New Roman"/>
+          <w:vertAlign w:val="superscript"/>
+        </w:rPr>
+        <w:t>-1</w:t>
+      </w:r>
+      <w:r>
+        <w:rPr>
+          <w:rFonts w:ascii="Times New Roman" w:hAnsi="Times New Roman" w:eastAsia="Times New Roman" w:cs="Times New Roman"/>
+        </w:rPr>
+        <w:t xml:space="preserve">　　</w:t>
+      </w:r>
+    </w:p>
+    <w:p>
+      <w:pPr>
+        <w:pStyle w:val="Compact"/>
         <w:spacing w:before="0" w:after="0"/>
-      </w:pPr>
-      <w:r>
-        <w:rPr>
-          <w:rFonts w:ascii="Times New Roman" w:hAnsi="Times New Roman" w:eastAsia="Times New Roman" w:cs="Times New Roman"/>
-        </w:rPr>
-        <w:t xml:space="preserve">B. −468 kJ mol</w:t>
+        <w:ind w:left="480" w:hanging="480"/>
+      </w:pPr>
+      <w:r>
+        <w:rPr>
+          <w:rFonts w:ascii="Times New Roman" w:hAnsi="Times New Roman" w:eastAsia="Times New Roman" w:cs="Times New Roman"/>
+        </w:rPr>
+        <w:t xml:space="preserve">C. −186 kJ mol</w:t>
       </w:r>
       <w:r>
         <w:rPr>
@@ -2204,34 +2230,8 @@
     <w:p>
       <w:pPr>
         <w:pStyle w:val="Compact"/>
+        <w:spacing w:before="0" w:after="0"/>
         <w:ind w:left="480" w:hanging="480"/>
-        <w:spacing w:before="0" w:after="0"/>
-      </w:pPr>
-      <w:r>
-        <w:rPr>
-          <w:rFonts w:ascii="Times New Roman" w:hAnsi="Times New Roman" w:eastAsia="Times New Roman" w:cs="Times New Roman"/>
-        </w:rPr>
-        <w:t xml:space="preserve">C. −186 kJ mol</w:t>
-      </w:r>
-      <w:r>
-        <w:rPr>
-          <w:rFonts w:ascii="Times New Roman" w:hAnsi="Times New Roman" w:eastAsia="Times New Roman" w:cs="Times New Roman"/>
-          <w:vertAlign w:val="superscript"/>
-        </w:rPr>
-        <w:t>-1</w:t>
-      </w:r>
-      <w:r>
-        <w:rPr>
-          <w:rFonts w:ascii="Times New Roman" w:hAnsi="Times New Roman" w:eastAsia="Times New Roman" w:cs="Times New Roman"/>
-        </w:rPr>
-        <w:t xml:space="preserve">　　</w:t>
-      </w:r>
-    </w:p>
-    <w:p>
-      <w:pPr>
-        <w:pStyle w:val="Compact"/>
-        <w:ind w:left="480" w:hanging="480"/>
-        <w:spacing w:before="0" w:after="36"/>
       </w:pPr>
       <w:r>
         <w:rPr>
@@ -2296,8 +2296,8 @@
     <w:p>
       <w:pPr>
         <w:pStyle w:val="FirstParagraph"/>
+        <w:spacing w:before="0" w:after="0"/>
         <w:ind w:left="480" w:hanging="480"/>
-        <w:spacing w:after="0"/>
       </w:pPr>
       <w:r>
         <w:rPr>
@@ -2405,47 +2405,47 @@
     <w:p>
       <w:pPr>
         <w:pStyle w:val="FirstParagraph"/>
+        <w:spacing w:before="0" w:after="0"/>
         <w:ind w:left="480" w:hanging="480"/>
+      </w:pPr>
+      <w:r>
+        <w:rPr>
+          <w:rFonts w:ascii="Times New Roman" w:hAnsi="Times New Roman" w:eastAsia="Times New Roman" w:cs="Times New Roman"/>
+        </w:rPr>
+        <w:t xml:space="preserve">A. 354d </w:t>
+      </w:r>
+    </w:p>
+    <w:p>
+      <w:pPr>
+        <w:pStyle w:val="FirstParagraph"/>
         <w:spacing w:before="0" w:after="0"/>
-      </w:pPr>
-      <w:r>
-        <w:rPr>
-          <w:rFonts w:ascii="Times New Roman" w:hAnsi="Times New Roman" w:eastAsia="Times New Roman" w:cs="Times New Roman"/>
-        </w:rPr>
-        <w:t xml:space="preserve">A. 354d </w:t>
+        <w:ind w:left="480" w:hanging="480"/>
+      </w:pPr>
+      <w:r>
+        <w:rPr>
+          <w:rFonts w:ascii="Times New Roman" w:hAnsi="Times New Roman" w:eastAsia="Times New Roman" w:cs="Times New Roman"/>
+        </w:rPr>
+        <w:t xml:space="preserve">B. 263d </w:t>
       </w:r>
     </w:p>
     <w:p>
       <w:pPr>
         <w:pStyle w:val="FirstParagraph"/>
+        <w:spacing w:before="0" w:after="0"/>
         <w:ind w:left="480" w:hanging="480"/>
+      </w:pPr>
+      <w:r>
+        <w:rPr>
+          <w:rFonts w:ascii="Times New Roman" w:hAnsi="Times New Roman" w:eastAsia="Times New Roman" w:cs="Times New Roman"/>
+        </w:rPr>
+        <w:t xml:space="preserve">C. 300d </w:t>
+      </w:r>
+    </w:p>
+    <w:p>
+      <w:pPr>
+        <w:pStyle w:val="FirstParagraph"/>
         <w:spacing w:before="0" w:after="0"/>
-      </w:pPr>
-      <w:r>
-        <w:rPr>
-          <w:rFonts w:ascii="Times New Roman" w:hAnsi="Times New Roman" w:eastAsia="Times New Roman" w:cs="Times New Roman"/>
-        </w:rPr>
-        <w:t xml:space="preserve">B. 263d </w:t>
-      </w:r>
-    </w:p>
-    <w:p>
-      <w:pPr>
-        <w:pStyle w:val="FirstParagraph"/>
         <w:ind w:left="480" w:hanging="480"/>
-        <w:spacing w:before="0" w:after="0"/>
-      </w:pPr>
-      <w:r>
-        <w:rPr>
-          <w:rFonts w:ascii="Times New Roman" w:hAnsi="Times New Roman" w:eastAsia="Times New Roman" w:cs="Times New Roman"/>
-        </w:rPr>
-        <w:t xml:space="preserve">C. 300d </w:t>
-      </w:r>
-    </w:p>
-    <w:p>
-      <w:pPr>
-        <w:pStyle w:val="FirstParagraph"/>
-        <w:ind w:left="480" w:hanging="480"/>
-        <w:spacing w:before="0" w:after="180"/>
       </w:pPr>
       <w:r>
         <w:rPr>
@@ -7583,6 +7583,7 @@
     <w:p>
       <w:pPr>
         <w:pStyle w:val="Compact"/>
+        <w:spacing w:before="0" w:after="0"/>
       </w:pPr>
       <w:r>
         <w:rPr>
@@ -7618,6 +7619,7 @@
     <w:p>
       <w:pPr>
         <w:pStyle w:val="Compact"/>
+        <w:spacing w:before="0" w:after="0"/>
       </w:pPr>
       <w:r>
         <w:rPr>
@@ -7681,6 +7683,7 @@
     <w:p>
       <w:pPr>
         <w:pStyle w:val="Compact"/>
+        <w:spacing w:before="0" w:after="0"/>
       </w:pPr>
       <w:r>
         <w:rPr>
@@ -7735,6 +7738,7 @@
     <w:p>
       <w:pPr>
         <w:pStyle w:val="Compact"/>
+        <w:spacing w:before="0" w:after="0"/>
       </w:pPr>
       <w:r>
         <w:rPr>
@@ -11313,6 +11317,14 @@
       <w:tblPr>
         <w:tblStyle w:val="Table"/>
         <w:tblW w:type="auto" w:w="0"/>
+        <w:tblBorders>
+          <w:top w:val="single" w:sz="12" w:space="0" w:color="000000"/>
+          <w:left w:val="none" w:sz="0" w:space="0" w:color="auto"/>
+          <w:bottom w:val="single" w:sz="12" w:space="0" w:color="000000"/>
+          <w:right w:val="none" w:sz="0" w:space="0" w:color="auto"/>
+          <w:insideH w:val="none" w:sz="0" w:space="0" w:color="auto"/>
+          <w:insideV w:val="none" w:sz="0" w:space="0" w:color="auto"/>
+        </w:tblBorders>
         <w:tblLook w:firstRow="1" w:lastRow="0" w:firstColumn="0" w:lastColumn="0" w:noHBand="0" w:noVBand="0" w:val="0020"/>
       </w:tblPr>
       <w:tblGrid>
@@ -11330,7 +11342,11 @@
           <w:tblHeader w:val="on"/>
         </w:trPr>
         <w:tc>
-          <w:tcPr/>
+          <w:tcPr>
+            <w:tcBorders>
+              <w:bottom w:val="single" w:sz="8" w:space="0" w:color="000000"/>
+            </w:tcBorders>
+          </w:tcPr>
           <w:p>
             <w:pPr>
               <w:pStyle w:val="Compact"/>
@@ -11353,7 +11369,11 @@
           </w:p>
         </w:tc>
         <w:tc>
-          <w:tcPr/>
+          <w:tcPr>
+            <w:tcBorders>
+              <w:bottom w:val="single" w:sz="8" w:space="0" w:color="000000"/>
+            </w:tcBorders>
+          </w:tcPr>
           <w:p>
             <w:pPr>
               <w:pStyle w:val="Compact"/>
@@ -11369,7 +11389,11 @@
           </w:p>
         </w:tc>
         <w:tc>
-          <w:tcPr/>
+          <w:tcPr>
+            <w:tcBorders>
+              <w:bottom w:val="single" w:sz="8" w:space="0" w:color="000000"/>
+            </w:tcBorders>
+          </w:tcPr>
           <w:p>
             <w:pPr>
               <w:pStyle w:val="Compact"/>
@@ -11385,7 +11409,11 @@
           </w:p>
         </w:tc>
         <w:tc>
-          <w:tcPr/>
+          <w:tcPr>
+            <w:tcBorders>
+              <w:bottom w:val="single" w:sz="8" w:space="0" w:color="000000"/>
+            </w:tcBorders>
+          </w:tcPr>
           <w:p>
             <w:pPr>
               <w:pStyle w:val="Compact"/>
@@ -11401,7 +11429,11 @@
           </w:p>
         </w:tc>
         <w:tc>
-          <w:tcPr/>
+          <w:tcPr>
+            <w:tcBorders>
+              <w:bottom w:val="single" w:sz="8" w:space="0" w:color="000000"/>
+            </w:tcBorders>
+          </w:tcPr>
           <w:p>
             <w:pPr>
               <w:pStyle w:val="Compact"/>
@@ -11424,7 +11456,11 @@
           </w:p>
         </w:tc>
         <w:tc>
-          <w:tcPr/>
+          <w:tcPr>
+            <w:tcBorders>
+              <w:bottom w:val="single" w:sz="8" w:space="0" w:color="000000"/>
+            </w:tcBorders>
+          </w:tcPr>
           <w:p>
             <w:pPr>
               <w:pStyle w:val="Compact"/>
@@ -11440,7 +11476,11 @@
           </w:p>
         </w:tc>
         <w:tc>
-          <w:tcPr/>
+          <w:tcPr>
+            <w:tcBorders>
+              <w:bottom w:val="single" w:sz="8" w:space="0" w:color="000000"/>
+            </w:tcBorders>
+          </w:tcPr>
           <w:p>
             <w:pPr>
               <w:pStyle w:val="Compact"/>
@@ -11456,7 +11496,11 @@
           </w:p>
         </w:tc>
         <w:tc>
-          <w:tcPr/>
+          <w:tcPr>
+            <w:tcBorders>
+              <w:bottom w:val="single" w:sz="8" w:space="0" w:color="000000"/>
+            </w:tcBorders>
+          </w:tcPr>
           <w:p>
             <w:pPr>
               <w:pStyle w:val="Compact"/>
@@ -13822,7 +13866,6 @@
     <w:bookmarkEnd w:id="44"/>
     <w:bookmarkEnd w:id="45"/>
     <w:sectPr>
-      <w:headerReference w:type="default" r:id="rId32"/>
       <w:footerReference w:type="default" r:id="rId9"/>
       <w:footnotePr>
         <w:numRestart w:val="eachSect"/>
@@ -13849,16 +13892,6 @@
       <w:rPr>
         <w:rFonts w:ascii="Times New Roman" w:hAnsi="Times New Roman" w:eastAsia="Times New Roman" w:cs="Times New Roman"/>
         <w:b w:val="0"/>
-        <w:color w:val="000000"/>
-        <w:sz w:val="20"/>
-      </w:rPr>
-      <w:t xml:space="preserve">第 </w:t>
-    </w:r>
-    <w:r>
-      <w:rPr>
-        <w:rFonts w:ascii="Times New Roman" w:hAnsi="Times New Roman" w:eastAsia="Times New Roman" w:cs="Times New Roman"/>
-        <w:b w:val="0"/>
-        <w:color w:val="000000"/>
         <w:sz w:val="20"/>
       </w:rPr>
       <w:fldChar w:fldCharType="begin"/>
@@ -13867,7 +13900,6 @@
       <w:rPr>
         <w:rFonts w:ascii="Times New Roman" w:hAnsi="Times New Roman" w:eastAsia="Times New Roman" w:cs="Times New Roman"/>
         <w:b w:val="0"/>
-        <w:color w:val="000000"/>
         <w:sz w:val="20"/>
       </w:rPr>
       <w:instrText xml:space="preserve"> PAGE </w:instrText>
@@ -13876,91 +13908,9 @@
       <w:rPr>
         <w:rFonts w:ascii="Times New Roman" w:hAnsi="Times New Roman" w:eastAsia="Times New Roman" w:cs="Times New Roman"/>
         <w:b w:val="0"/>
-        <w:color w:val="000000"/>
-        <w:sz w:val="20"/>
-      </w:rPr>
-      <w:fldChar w:fldCharType="separate"/>
-    </w:r>
-    <w:r>
-      <w:rPr>
-        <w:rFonts w:ascii="Times New Roman" w:hAnsi="Times New Roman" w:eastAsia="Times New Roman" w:cs="Times New Roman"/>
-        <w:b w:val="0"/>
-        <w:color w:val="000000"/>
-        <w:sz w:val="20"/>
-      </w:rPr>
-      <w:t>1</w:t>
-    </w:r>
-    <w:r>
-      <w:rPr>
-        <w:rFonts w:ascii="Times New Roman" w:hAnsi="Times New Roman" w:eastAsia="Times New Roman" w:cs="Times New Roman"/>
-        <w:b w:val="0"/>
-        <w:color w:val="000000"/>
         <w:sz w:val="20"/>
       </w:rPr>
       <w:fldChar w:fldCharType="end"/>
-    </w:r>
-    <w:r>
-      <w:rPr>
-        <w:rFonts w:ascii="Times New Roman" w:hAnsi="Times New Roman" w:eastAsia="Times New Roman" w:cs="Times New Roman"/>
-        <w:b w:val="0"/>
-        <w:color w:val="000000"/>
-        <w:sz w:val="20"/>
-      </w:rPr>
-      <w:t xml:space="preserve"> 页 / 共 </w:t>
-    </w:r>
-    <w:r>
-      <w:rPr>
-        <w:rFonts w:ascii="Times New Roman" w:hAnsi="Times New Roman" w:eastAsia="Times New Roman" w:cs="Times New Roman"/>
-        <w:b w:val="0"/>
-        <w:color w:val="000000"/>
-        <w:sz w:val="20"/>
-      </w:rPr>
-      <w:fldChar w:fldCharType="begin"/>
-    </w:r>
-    <w:r>
-      <w:rPr>
-        <w:rFonts w:ascii="Times New Roman" w:hAnsi="Times New Roman" w:eastAsia="Times New Roman" w:cs="Times New Roman"/>
-        <w:b w:val="0"/>
-        <w:color w:val="000000"/>
-        <w:sz w:val="20"/>
-      </w:rPr>
-      <w:instrText xml:space="preserve"> NUMPAGES </w:instrText>
-    </w:r>
-    <w:r>
-      <w:rPr>
-        <w:rFonts w:ascii="Times New Roman" w:hAnsi="Times New Roman" w:eastAsia="Times New Roman" w:cs="Times New Roman"/>
-        <w:b w:val="0"/>
-        <w:color w:val="000000"/>
-        <w:sz w:val="20"/>
-      </w:rPr>
-      <w:fldChar w:fldCharType="separate"/>
-    </w:r>
-    <w:r>
-      <w:rPr>
-        <w:rFonts w:ascii="Times New Roman" w:hAnsi="Times New Roman" w:eastAsia="Times New Roman" w:cs="Times New Roman"/>
-        <w:b w:val="0"/>
-        <w:color w:val="000000"/>
-        <w:sz w:val="20"/>
-      </w:rPr>
-      <w:t>1</w:t>
-    </w:r>
-    <w:r>
-      <w:rPr>
-        <w:rFonts w:ascii="Times New Roman" w:hAnsi="Times New Roman" w:eastAsia="Times New Roman" w:cs="Times New Roman"/>
-        <w:b w:val="0"/>
-        <w:color w:val="000000"/>
-        <w:sz w:val="20"/>
-      </w:rPr>
-      <w:fldChar w:fldCharType="end"/>
-    </w:r>
-    <w:r>
-      <w:rPr>
-        <w:rFonts w:ascii="Times New Roman" w:hAnsi="Times New Roman" w:eastAsia="Times New Roman" w:cs="Times New Roman"/>
-        <w:b w:val="0"/>
-        <w:color w:val="000000"/>
-        <w:sz w:val="20"/>
-      </w:rPr>
-      <w:t xml:space="preserve"> 页</w:t>
     </w:r>
   </w:p>
 </w:ftr>
@@ -13983,28 +13933,6 @@
     </w:p>
   </w:footnote>
 </w:footnotes>
-</file>
-
-<file path=word/header1.xml><?xml version="1.0" encoding="utf-8"?>
-<w:hdr xmlns:m="http://schemas.openxmlformats.org/officeDocument/2006/math" xmlns:mc="http://schemas.openxmlformats.org/markup-compatibility/2006" xmlns:mo="http://schemas.microsoft.com/office/mac/office/2008/main" xmlns:mv="urn:schemas-microsoft-com:mac:vml" xmlns:o="urn:schemas-microsoft-com:office:office" xmlns:r="http://schemas.openxmlformats.org/officeDocument/2006/relationships" xmlns:v="urn:schemas-microsoft-com:vml" xmlns:w10="urn:schemas-microsoft-com:office:word" xmlns:w14="http://schemas.microsoft.com/office/word/2010/wordml" xmlns:w="http://schemas.openxmlformats.org/wordprocessingml/2006/main" xmlns:wne="http://schemas.microsoft.com/office/word/2006/wordml" xmlns:wp14="http://schemas.microsoft.com/office/word/2010/wordprocessingDrawing" xmlns:wp="http://schemas.openxmlformats.org/drawingml/2006/wordprocessingDrawing" xmlns:wpc="http://schemas.microsoft.com/office/word/2010/wordprocessingCanvas" xmlns:wpg="http://schemas.microsoft.com/office/word/2010/wordprocessingGroup" xmlns:wpi="http://schemas.microsoft.com/office/word/2010/wordprocessingInk" xmlns:wps="http://schemas.microsoft.com/office/word/2010/wordprocessingShape" mc:Ignorable="w14 wp14">
-  <w:p>
-    <w:pPr>
-      <w:jc w:val="right"/>
-      <w:pBdr>
-        <w:bottom w:val="single" w:sz="4" w:space="2" w:color="000000"/>
-      </w:pBdr>
-    </w:pPr>
-    <w:r>
-      <w:rPr>
-        <w:rFonts w:ascii="Times New Roman" w:hAnsi="Times New Roman" w:eastAsia="Times New Roman" w:cs="Times New Roman"/>
-        <w:b w:val="0"/>
-        <w:color w:val="000000"/>
-        <w:sz w:val="18"/>
-      </w:rPr>
-      <w:t xml:space="preserve">第一轮综合练习 · 第08卷</w:t>
-    </w:r>
-  </w:p>
-</w:hdr>
 </file>
 
 <file path=word/numbering.xml><?xml version="1.0" encoding="utf-8"?>

--- a/00-首页/题组Word/第一轮·综合套卷/第一轮综合卷08（学生版-打印版）.docx
+++ b/00-首页/题组Word/第一轮·综合套卷/第一轮综合卷08（学生版-打印版）.docx
@@ -6,8 +6,9 @@
     <w:p>
       <w:pPr>
         <w:pStyle w:val="Heading1"/>
-        <w:spacing w:before="280" w:after="120"/>
+        <w:spacing w:before="0" w:after="240"/>
         <w:jc w:val="center"/>
+        <w:keepNext/>
       </w:pPr>
       <w:r>
         <w:rPr>
@@ -54,7 +55,8 @@
     <w:p>
       <w:pPr>
         <w:pStyle w:val="Heading2"/>
-        <w:spacing w:before="280" w:after="120"/>
+        <w:spacing w:before="280" w:after="80"/>
+        <w:keepNext/>
       </w:pPr>
       <w:r>
         <w:rPr>
@@ -91,8 +93,6 @@
     <w:p>
       <w:pPr>
         <w:pStyle w:val="FirstParagraph"/>
-        <w:spacing w:before="0" w:after="0"/>
-        <w:ind w:left="480" w:hanging="480"/>
       </w:pPr>
       <w:r>
         <w:rPr>
@@ -207,13 +207,6 @@
         </w:rPr>
         <w:t xml:space="preserve"> </w:t>
       </w:r>
-    </w:p>
-    <w:p>
-      <w:pPr>
-        <w:pStyle w:val="FirstParagraph"/>
-        <w:spacing w:before="0" w:after="0"/>
-        <w:ind w:left="480" w:hanging="480"/>
-      </w:pPr>
       <w:r>
         <w:rPr>
           <w:rFonts w:ascii="Times New Roman" w:hAnsi="Times New Roman" w:eastAsia="Times New Roman" w:cs="Times New Roman"/>
@@ -264,13 +257,6 @@
         </w:rPr>
         <w:t xml:space="preserve"> </w:t>
       </w:r>
-    </w:p>
-    <w:p>
-      <w:pPr>
-        <w:pStyle w:val="FirstParagraph"/>
-        <w:spacing w:before="0" w:after="0"/>
-        <w:ind w:left="480" w:hanging="480"/>
-      </w:pPr>
       <w:r>
         <w:rPr>
           <w:rFonts w:ascii="Times New Roman" w:hAnsi="Times New Roman" w:eastAsia="Times New Roman" w:cs="Times New Roman"/>
@@ -366,13 +352,6 @@
         </w:rPr>
         <w:t xml:space="preserve"> </w:t>
       </w:r>
-    </w:p>
-    <w:p>
-      <w:pPr>
-        <w:pStyle w:val="FirstParagraph"/>
-        <w:spacing w:before="0" w:after="0"/>
-        <w:ind w:left="480" w:hanging="480"/>
-      </w:pPr>
       <w:r>
         <w:rPr>
           <w:rFonts w:ascii="Times New Roman" w:hAnsi="Times New Roman" w:eastAsia="Times New Roman" w:cs="Times New Roman"/>
@@ -480,13 +459,6 @@
         </w:rPr>
         <w:t xml:space="preserve"> </w:t>
       </w:r>
-    </w:p>
-    <w:p>
-      <w:pPr>
-        <w:pStyle w:val="FirstParagraph"/>
-        <w:spacing w:before="0" w:after="0"/>
-        <w:ind w:left="480" w:hanging="480"/>
-      </w:pPr>
       <w:r>
         <w:rPr>
           <w:rFonts w:ascii="Times New Roman" w:hAnsi="Times New Roman" w:eastAsia="Times New Roman" w:cs="Times New Roman"/>
@@ -576,16 +548,6 @@
         </w:rPr>
         <w:t xml:space="preserve">的键能小</w:t>
       </w:r>
-    </w:p>
-    <w:p>
-      <w:pPr>
-        <w:spacing w:before="0" w:after="0"/>
-      </w:pPr>
-    </w:p>
-    <w:p>
-      <w:pPr>
-        <w:spacing w:before="0" w:after="0"/>
-      </w:pPr>
     </w:p>
     <w:p>
       <w:pPr>
@@ -626,8 +588,6 @@
     <w:p>
       <w:pPr>
         <w:pStyle w:val="FirstParagraph"/>
-        <w:spacing w:before="0" w:after="0"/>
-        <w:ind w:left="480" w:hanging="480"/>
       </w:pPr>
       <w:r>
         <w:rPr>
@@ -712,31 +672,11 @@
         </w:rPr>
         <w:t xml:space="preserve"> </w:t>
       </w:r>
-    </w:p>
-    <w:p>
-      <w:pPr>
-        <w:pStyle w:val="FirstParagraph"/>
-        <w:spacing w:before="0" w:after="0"/>
-        <w:ind w:left="480" w:hanging="480"/>
-      </w:pPr>
-      <w:r>
-        <w:rPr>
-          <w:rFonts w:ascii="Times New Roman" w:hAnsi="Times New Roman" w:eastAsia="Times New Roman" w:cs="Times New Roman"/>
-        </w:rPr>
-        <w:t xml:space="preserve">A. 2s </w:t>
-      </w:r>
-    </w:p>
-    <w:p>
-      <w:pPr>
-        <w:pStyle w:val="FirstParagraph"/>
-        <w:spacing w:before="0" w:after="0"/>
-        <w:ind w:left="480" w:hanging="480"/>
-      </w:pPr>
-      <w:r>
-        <w:rPr>
-          <w:rFonts w:ascii="Times New Roman" w:hAnsi="Times New Roman" w:eastAsia="Times New Roman" w:cs="Times New Roman"/>
-        </w:rPr>
-        <w:t xml:space="preserve">B.</w:t>
+      <w:r>
+        <w:rPr>
+          <w:rFonts w:ascii="Times New Roman" w:hAnsi="Times New Roman" w:eastAsia="Times New Roman" w:cs="Times New Roman"/>
+        </w:rPr>
+        <w:t xml:space="preserve">A. 2s B.</w:t>
       </w:r>
       <w:r>
         <w:rPr>
@@ -767,13 +707,6 @@
         </w:rPr>
         <w:t xml:space="preserve"> </w:t>
       </w:r>
-    </w:p>
-    <w:p>
-      <w:pPr>
-        <w:pStyle w:val="FirstParagraph"/>
-        <w:spacing w:before="0" w:after="0"/>
-        <w:ind w:left="480" w:hanging="480"/>
-      </w:pPr>
       <w:r>
         <w:rPr>
           <w:rFonts w:ascii="Times New Roman" w:hAnsi="Times New Roman" w:eastAsia="Times New Roman" w:cs="Times New Roman"/>
@@ -809,13 +742,6 @@
         </w:rPr>
         <w:t xml:space="preserve"> </w:t>
       </w:r>
-    </w:p>
-    <w:p>
-      <w:pPr>
-        <w:pStyle w:val="FirstParagraph"/>
-        <w:spacing w:before="0" w:after="0"/>
-        <w:ind w:left="480" w:hanging="480"/>
-      </w:pPr>
       <w:r>
         <w:rPr>
           <w:rFonts w:ascii="Times New Roman" w:hAnsi="Times New Roman" w:eastAsia="Times New Roman" w:cs="Times New Roman"/>
@@ -848,16 +774,6 @@
     </w:p>
     <w:p>
       <w:pPr>
-        <w:spacing w:before="0" w:after="0"/>
-      </w:pPr>
-    </w:p>
-    <w:p>
-      <w:pPr>
-        <w:spacing w:before="0" w:after="0"/>
-      </w:pPr>
-    </w:p>
-    <w:p>
-      <w:pPr>
         <w:spacing w:before="160" w:after="80"/>
       </w:pPr>
       <w:r>
@@ -895,8 +811,6 @@
     <w:p>
       <w:pPr>
         <w:pStyle w:val="FirstParagraph"/>
-        <w:spacing w:before="0" w:after="0"/>
-        <w:ind w:left="480" w:hanging="480"/>
       </w:pPr>
       <w:r>
         <w:rPr>
@@ -975,13 +889,6 @@
         </w:rPr>
         <w:t xml:space="preserve"> </w:t>
       </w:r>
-    </w:p>
-    <w:p>
-      <w:pPr>
-        <w:pStyle w:val="FirstParagraph"/>
-        <w:spacing w:before="0" w:after="0"/>
-        <w:ind w:left="480" w:hanging="480"/>
-      </w:pPr>
       <w:r>
         <w:rPr>
           <w:rFonts w:ascii="Times New Roman" w:hAnsi="Times New Roman" w:eastAsia="Times New Roman" w:cs="Times New Roman"/>
@@ -998,20 +905,7 @@
         <w:rPr>
           <w:rFonts w:ascii="Times New Roman" w:hAnsi="Times New Roman" w:eastAsia="Times New Roman" w:cs="Times New Roman"/>
         </w:rPr>
-        <w:t xml:space="preserve"> </w:t>
-      </w:r>
-    </w:p>
-    <w:p>
-      <w:pPr>
-        <w:pStyle w:val="FirstParagraph"/>
-        <w:spacing w:before="0" w:after="0"/>
-        <w:ind w:left="480" w:hanging="480"/>
-      </w:pPr>
-      <w:r>
-        <w:rPr>
-          <w:rFonts w:ascii="Times New Roman" w:hAnsi="Times New Roman" w:eastAsia="Times New Roman" w:cs="Times New Roman"/>
-        </w:rPr>
-        <w:t xml:space="preserve">B. </w:t>
+        <w:t xml:space="preserve"> B. </w:t>
       </w:r>
       <w:r>
         <w:rPr>
@@ -1025,13 +919,6 @@
         </w:rPr>
         <w:t xml:space="preserve"> </w:t>
       </w:r>
-    </w:p>
-    <w:p>
-      <w:pPr>
-        <w:pStyle w:val="FirstParagraph"/>
-        <w:spacing w:before="0" w:after="0"/>
-        <w:ind w:left="480" w:hanging="480"/>
-      </w:pPr>
       <w:r>
         <w:rPr>
           <w:rFonts w:ascii="Times New Roman" w:hAnsi="Times New Roman" w:eastAsia="Times New Roman" w:cs="Times New Roman"/>
@@ -1056,16 +943,6 @@
         </w:rPr>
         <w:t xml:space="preserve">与另一个化合物的反应性能</w:t>
       </w:r>
-    </w:p>
-    <w:p>
-      <w:pPr>
-        <w:spacing w:before="0" w:after="0"/>
-      </w:pPr>
-    </w:p>
-    <w:p>
-      <w:pPr>
-        <w:spacing w:before="0" w:after="0"/>
-      </w:pPr>
     </w:p>
     <w:p>
       <w:pPr>
@@ -1106,8 +983,6 @@
     <w:p>
       <w:pPr>
         <w:pStyle w:val="FirstParagraph"/>
-        <w:spacing w:before="0" w:after="0"/>
-        <w:ind w:left="480" w:hanging="480"/>
       </w:pPr>
       <w:r>
         <w:rPr>
@@ -1133,13 +1008,6 @@
         </w:rPr>
         <w:t xml:space="preserve"> </w:t>
       </w:r>
-    </w:p>
-    <w:p>
-      <w:pPr>
-        <w:pStyle w:val="FirstParagraph"/>
-        <w:spacing w:before="0" w:after="0"/>
-        <w:ind w:left="480" w:hanging="480"/>
-      </w:pPr>
       <w:r>
         <w:rPr>
           <w:rFonts w:ascii="Times New Roman" w:hAnsi="Times New Roman" w:eastAsia="Times New Roman" w:cs="Times New Roman"/>
@@ -1172,44 +1040,11 @@
         </w:rPr>
         <w:t xml:space="preserve"> </w:t>
       </w:r>
-    </w:p>
-    <w:p>
-      <w:pPr>
-        <w:pStyle w:val="FirstParagraph"/>
-        <w:spacing w:before="0" w:after="0"/>
-        <w:ind w:left="480" w:hanging="480"/>
-      </w:pPr>
-      <w:r>
-        <w:rPr>
-          <w:rFonts w:ascii="Times New Roman" w:hAnsi="Times New Roman" w:eastAsia="Times New Roman" w:cs="Times New Roman"/>
-        </w:rPr>
-        <w:t xml:space="preserve">B. CO </w:t>
-      </w:r>
-    </w:p>
-    <w:p>
-      <w:pPr>
-        <w:pStyle w:val="FirstParagraph"/>
-        <w:spacing w:before="0" w:after="0"/>
-        <w:ind w:left="480" w:hanging="480"/>
-      </w:pPr>
-      <w:r>
-        <w:rPr>
-          <w:rFonts w:ascii="Times New Roman" w:hAnsi="Times New Roman" w:eastAsia="Times New Roman" w:cs="Times New Roman"/>
-        </w:rPr>
-        <w:t xml:space="preserve">C. HF </w:t>
-      </w:r>
-    </w:p>
-    <w:p>
-      <w:pPr>
-        <w:pStyle w:val="FirstParagraph"/>
-        <w:spacing w:before="0" w:after="0"/>
-        <w:ind w:left="480" w:hanging="480"/>
-      </w:pPr>
-      <w:r>
-        <w:rPr>
-          <w:rFonts w:ascii="Times New Roman" w:hAnsi="Times New Roman" w:eastAsia="Times New Roman" w:cs="Times New Roman"/>
-        </w:rPr>
-        <w:t xml:space="preserve">D.</w:t>
+      <w:r>
+        <w:rPr>
+          <w:rFonts w:ascii="Times New Roman" w:hAnsi="Times New Roman" w:eastAsia="Times New Roman" w:cs="Times New Roman"/>
+        </w:rPr>
+        <w:t xml:space="preserve">B. CO C. HF D.</w:t>
       </w:r>
       <w:r>
         <w:rPr>
@@ -1234,16 +1069,6 @@
           <m:t>O</m:t>
         </m:r>
       </m:oMath>
-    </w:p>
-    <w:p>
-      <w:pPr>
-        <w:spacing w:before="0" w:after="0"/>
-      </w:pPr>
-    </w:p>
-    <w:p>
-      <w:pPr>
-        <w:spacing w:before="0" w:after="0"/>
-      </w:pPr>
     </w:p>
     <w:p>
       <w:pPr>
@@ -2152,8 +1977,10 @@
     <w:p>
       <w:pPr>
         <w:pStyle w:val="Compact"/>
-        <w:spacing w:before="0" w:after="0"/>
-        <w:ind w:left="480" w:hanging="480"/>
+        <w:numPr>
+          <w:ilvl w:val="0"/>
+          <w:numId w:val="1001"/>
+        </w:numPr>
       </w:pPr>
       <w:r>
         <w:rPr>
@@ -2172,20 +1999,7 @@
         <w:rPr>
           <w:rFonts w:ascii="Times New Roman" w:hAnsi="Times New Roman" w:eastAsia="Times New Roman" w:cs="Times New Roman"/>
         </w:rPr>
-        <w:t xml:space="preserve">　　</w:t>
-      </w:r>
-    </w:p>
-    <w:p>
-      <w:pPr>
-        <w:pStyle w:val="Compact"/>
-        <w:spacing w:before="0" w:after="0"/>
-        <w:ind w:left="480" w:hanging="480"/>
-      </w:pPr>
-      <w:r>
-        <w:rPr>
-          <w:rFonts w:ascii="Times New Roman" w:hAnsi="Times New Roman" w:eastAsia="Times New Roman" w:cs="Times New Roman"/>
-        </w:rPr>
-        <w:t xml:space="preserve">B. −468 kJ mol</w:t>
+        <w:t xml:space="preserve">　　B. −468 kJ mol</w:t>
       </w:r>
       <w:r>
         <w:rPr>
@@ -2198,20 +2012,7 @@
         <w:rPr>
           <w:rFonts w:ascii="Times New Roman" w:hAnsi="Times New Roman" w:eastAsia="Times New Roman" w:cs="Times New Roman"/>
         </w:rPr>
-        <w:t xml:space="preserve">　　</w:t>
-      </w:r>
-    </w:p>
-    <w:p>
-      <w:pPr>
-        <w:pStyle w:val="Compact"/>
-        <w:spacing w:before="0" w:after="0"/>
-        <w:ind w:left="480" w:hanging="480"/>
-      </w:pPr>
-      <w:r>
-        <w:rPr>
-          <w:rFonts w:ascii="Times New Roman" w:hAnsi="Times New Roman" w:eastAsia="Times New Roman" w:cs="Times New Roman"/>
-        </w:rPr>
-        <w:t xml:space="preserve">C. −186 kJ mol</w:t>
+        <w:t xml:space="preserve">　　C. −186 kJ mol</w:t>
       </w:r>
       <w:r>
         <w:rPr>
@@ -2224,20 +2025,7 @@
         <w:rPr>
           <w:rFonts w:ascii="Times New Roman" w:hAnsi="Times New Roman" w:eastAsia="Times New Roman" w:cs="Times New Roman"/>
         </w:rPr>
-        <w:t xml:space="preserve">　　</w:t>
-      </w:r>
-    </w:p>
-    <w:p>
-      <w:pPr>
-        <w:pStyle w:val="Compact"/>
-        <w:spacing w:before="0" w:after="0"/>
-        <w:ind w:left="480" w:hanging="480"/>
-      </w:pPr>
-      <w:r>
-        <w:rPr>
-          <w:rFonts w:ascii="Times New Roman" w:hAnsi="Times New Roman" w:eastAsia="Times New Roman" w:cs="Times New Roman"/>
-        </w:rPr>
-        <w:t xml:space="preserve">D. 468 kJ mol</w:t>
+        <w:t xml:space="preserve">　　D. 468 kJ mol</w:t>
       </w:r>
       <w:r>
         <w:rPr>
@@ -2246,16 +2034,6 @@
         </w:rPr>
         <w:t>-1</w:t>
       </w:r>
-    </w:p>
-    <w:p>
-      <w:pPr>
-        <w:spacing w:before="0" w:after="0"/>
-      </w:pPr>
-    </w:p>
-    <w:p>
-      <w:pPr>
-        <w:spacing w:before="0" w:after="0"/>
-      </w:pPr>
     </w:p>
     <w:p>
       <w:pPr>
@@ -2296,8 +2074,6 @@
     <w:p>
       <w:pPr>
         <w:pStyle w:val="FirstParagraph"/>
-        <w:spacing w:before="0" w:after="0"/>
-        <w:ind w:left="480" w:hanging="480"/>
       </w:pPr>
       <w:r>
         <w:rPr>
@@ -2401,68 +2177,12 @@
         </w:rPr>
         <w:t xml:space="preserve"> </w:t>
       </w:r>
-    </w:p>
-    <w:p>
-      <w:pPr>
-        <w:pStyle w:val="FirstParagraph"/>
-        <w:spacing w:before="0" w:after="0"/>
-        <w:ind w:left="480" w:hanging="480"/>
-      </w:pPr>
-      <w:r>
-        <w:rPr>
-          <w:rFonts w:ascii="Times New Roman" w:hAnsi="Times New Roman" w:eastAsia="Times New Roman" w:cs="Times New Roman"/>
-        </w:rPr>
-        <w:t xml:space="preserve">A. 354d </w:t>
-      </w:r>
-    </w:p>
-    <w:p>
-      <w:pPr>
-        <w:pStyle w:val="FirstParagraph"/>
-        <w:spacing w:before="0" w:after="0"/>
-        <w:ind w:left="480" w:hanging="480"/>
-      </w:pPr>
-      <w:r>
-        <w:rPr>
-          <w:rFonts w:ascii="Times New Roman" w:hAnsi="Times New Roman" w:eastAsia="Times New Roman" w:cs="Times New Roman"/>
-        </w:rPr>
-        <w:t xml:space="preserve">B. 263d </w:t>
-      </w:r>
-    </w:p>
-    <w:p>
-      <w:pPr>
-        <w:pStyle w:val="FirstParagraph"/>
-        <w:spacing w:before="0" w:after="0"/>
-        <w:ind w:left="480" w:hanging="480"/>
-      </w:pPr>
-      <w:r>
-        <w:rPr>
-          <w:rFonts w:ascii="Times New Roman" w:hAnsi="Times New Roman" w:eastAsia="Times New Roman" w:cs="Times New Roman"/>
-        </w:rPr>
-        <w:t xml:space="preserve">C. 300d </w:t>
-      </w:r>
-    </w:p>
-    <w:p>
-      <w:pPr>
-        <w:pStyle w:val="FirstParagraph"/>
-        <w:spacing w:before="0" w:after="0"/>
-        <w:ind w:left="480" w:hanging="480"/>
-      </w:pPr>
-      <w:r>
-        <w:rPr>
-          <w:rFonts w:ascii="Times New Roman" w:hAnsi="Times New Roman" w:eastAsia="Times New Roman" w:cs="Times New Roman"/>
-        </w:rPr>
-        <w:t xml:space="preserve">D. 454d</w:t>
-      </w:r>
-    </w:p>
-    <w:p>
-      <w:pPr>
-        <w:spacing w:before="0" w:after="0"/>
-      </w:pPr>
-    </w:p>
-    <w:p>
-      <w:pPr>
-        <w:spacing w:before="0" w:after="0"/>
-      </w:pPr>
+      <w:r>
+        <w:rPr>
+          <w:rFonts w:ascii="Times New Roman" w:hAnsi="Times New Roman" w:eastAsia="Times New Roman" w:cs="Times New Roman"/>
+        </w:rPr>
+        <w:t xml:space="preserve">A. 354d B. 263d C. 300d D. 454d</w:t>
+      </w:r>
     </w:p>
     <w:p>
       <w:pPr>
@@ -2961,31 +2681,6 @@
     </w:p>
     <w:p>
       <w:pPr>
-        <w:spacing w:before="0" w:after="0"/>
-      </w:pPr>
-    </w:p>
-    <w:p>
-      <w:pPr>
-        <w:spacing w:before="0" w:after="0"/>
-      </w:pPr>
-    </w:p>
-    <w:p>
-      <w:pPr>
-        <w:spacing w:before="0" w:after="0"/>
-      </w:pPr>
-    </w:p>
-    <w:p>
-      <w:pPr>
-        <w:spacing w:before="0" w:after="0"/>
-      </w:pPr>
-    </w:p>
-    <w:p>
-      <w:pPr>
-        <w:spacing w:before="0" w:after="0"/>
-      </w:pPr>
-    </w:p>
-    <w:p>
-      <w:pPr>
         <w:spacing w:before="160" w:after="80"/>
       </w:pPr>
       <w:r>
@@ -3109,31 +2804,6 @@
         </w:rPr>
         <w:t>。</w:t>
       </w:r>
-    </w:p>
-    <w:p>
-      <w:pPr>
-        <w:spacing w:before="0" w:after="0"/>
-      </w:pPr>
-    </w:p>
-    <w:p>
-      <w:pPr>
-        <w:spacing w:before="0" w:after="0"/>
-      </w:pPr>
-    </w:p>
-    <w:p>
-      <w:pPr>
-        <w:spacing w:before="0" w:after="0"/>
-      </w:pPr>
-    </w:p>
-    <w:p>
-      <w:pPr>
-        <w:spacing w:before="0" w:after="0"/>
-      </w:pPr>
-    </w:p>
-    <w:p>
-      <w:pPr>
-        <w:spacing w:before="0" w:after="0"/>
-      </w:pPr>
     </w:p>
     <w:p>
       <w:pPr>
@@ -4647,46 +4317,6 @@
         </w:rPr>
         <w:t>。</w:t>
       </w:r>
-    </w:p>
-    <w:p>
-      <w:pPr>
-        <w:spacing w:before="0" w:after="0"/>
-      </w:pPr>
-    </w:p>
-    <w:p>
-      <w:pPr>
-        <w:spacing w:before="0" w:after="0"/>
-      </w:pPr>
-    </w:p>
-    <w:p>
-      <w:pPr>
-        <w:spacing w:before="0" w:after="0"/>
-      </w:pPr>
-    </w:p>
-    <w:p>
-      <w:pPr>
-        <w:spacing w:before="0" w:after="0"/>
-      </w:pPr>
-    </w:p>
-    <w:p>
-      <w:pPr>
-        <w:spacing w:before="0" w:after="0"/>
-      </w:pPr>
-    </w:p>
-    <w:p>
-      <w:pPr>
-        <w:spacing w:before="0" w:after="0"/>
-      </w:pPr>
-    </w:p>
-    <w:p>
-      <w:pPr>
-        <w:spacing w:before="0" w:after="0"/>
-      </w:pPr>
-    </w:p>
-    <w:p>
-      <w:pPr>
-        <w:spacing w:before="0" w:after="0"/>
-      </w:pPr>
     </w:p>
     <w:p>
       <w:pPr>
@@ -5329,46 +4959,6 @@
     </w:p>
     <w:p>
       <w:pPr>
-        <w:spacing w:before="0" w:after="0"/>
-      </w:pPr>
-    </w:p>
-    <w:p>
-      <w:pPr>
-        <w:spacing w:before="0" w:after="0"/>
-      </w:pPr>
-    </w:p>
-    <w:p>
-      <w:pPr>
-        <w:spacing w:before="0" w:after="0"/>
-      </w:pPr>
-    </w:p>
-    <w:p>
-      <w:pPr>
-        <w:spacing w:before="0" w:after="0"/>
-      </w:pPr>
-    </w:p>
-    <w:p>
-      <w:pPr>
-        <w:spacing w:before="0" w:after="0"/>
-      </w:pPr>
-    </w:p>
-    <w:p>
-      <w:pPr>
-        <w:spacing w:before="0" w:after="0"/>
-      </w:pPr>
-    </w:p>
-    <w:p>
-      <w:pPr>
-        <w:spacing w:before="0" w:after="0"/>
-      </w:pPr>
-    </w:p>
-    <w:p>
-      <w:pPr>
-        <w:spacing w:before="0" w:after="0"/>
-      </w:pPr>
-    </w:p>
-    <w:p>
-      <w:pPr>
         <w:spacing w:before="160" w:after="80"/>
       </w:pPr>
       <w:r>
@@ -5586,21 +5176,6 @@
     </w:p>
     <w:p>
       <w:pPr>
-        <w:spacing w:before="0" w:after="0"/>
-      </w:pPr>
-    </w:p>
-    <w:p>
-      <w:pPr>
-        <w:spacing w:before="0" w:after="0"/>
-      </w:pPr>
-    </w:p>
-    <w:p>
-      <w:pPr>
-        <w:spacing w:before="0" w:after="0"/>
-      </w:pPr>
-    </w:p>
-    <w:p>
-      <w:pPr>
         <w:spacing w:before="160" w:after="80"/>
       </w:pPr>
       <w:r>
@@ -5711,21 +5286,6 @@
         </w:rPr>
         <w:t xml:space="preserve"> 2.14eV。</w:t>
       </w:r>
-    </w:p>
-    <w:p>
-      <w:pPr>
-        <w:spacing w:before="0" w:after="0"/>
-      </w:pPr>
-    </w:p>
-    <w:p>
-      <w:pPr>
-        <w:spacing w:before="0" w:after="0"/>
-      </w:pPr>
-    </w:p>
-    <w:p>
-      <w:pPr>
-        <w:spacing w:before="0" w:after="0"/>
-      </w:pPr>
     </w:p>
     <w:p>
       <w:pPr>
@@ -5978,7 +5538,7 @@
         </w:rPr>
         <w:drawing>
           <wp:inline>
-            <wp:extent cx="3600000" cy="2341667"/>
+            <wp:extent cx="3600000" cy="2426086"/>
             <wp:effectExtent b="0" l="0" r="0" t="0"/>
             <wp:docPr descr="" title="" id="25" name="Picture"/>
             <a:graphic>
@@ -5999,7 +5559,7 @@
                   <pic:spPr bwMode="auto">
                     <a:xfrm>
                       <a:off x="0" y="0"/>
-                      <a:ext cx="3600000" cy="2341667"/>
+                      <a:ext cx="3600000" cy="2426086"/>
                     </a:xfrm>
                     <a:prstGeom prst="rect">
                       <a:avLst/>
@@ -6020,31 +5580,6 @@
     </w:p>
     <w:p>
       <w:pPr>
-        <w:spacing w:before="0" w:after="0"/>
-      </w:pPr>
-    </w:p>
-    <w:p>
-      <w:pPr>
-        <w:spacing w:before="0" w:after="0"/>
-      </w:pPr>
-    </w:p>
-    <w:p>
-      <w:pPr>
-        <w:spacing w:before="0" w:after="0"/>
-      </w:pPr>
-    </w:p>
-    <w:p>
-      <w:pPr>
-        <w:spacing w:before="0" w:after="0"/>
-      </w:pPr>
-    </w:p>
-    <w:p>
-      <w:pPr>
-        <w:spacing w:before="0" w:after="0"/>
-      </w:pPr>
-    </w:p>
-    <w:p>
-      <w:pPr>
         <w:spacing w:before="160" w:after="80"/>
       </w:pPr>
       <w:r>
@@ -6216,31 +5751,6 @@
         </w:rPr>
         <w:t xml:space="preserve"> 32.00%。</w:t>
       </w:r>
-    </w:p>
-    <w:p>
-      <w:pPr>
-        <w:spacing w:before="0" w:after="0"/>
-      </w:pPr>
-    </w:p>
-    <w:p>
-      <w:pPr>
-        <w:spacing w:before="0" w:after="0"/>
-      </w:pPr>
-    </w:p>
-    <w:p>
-      <w:pPr>
-        <w:spacing w:before="0" w:after="0"/>
-      </w:pPr>
-    </w:p>
-    <w:p>
-      <w:pPr>
-        <w:spacing w:before="0" w:after="0"/>
-      </w:pPr>
-    </w:p>
-    <w:p>
-      <w:pPr>
-        <w:spacing w:before="0" w:after="0"/>
-      </w:pPr>
     </w:p>
     <w:p>
       <w:pPr>
@@ -6672,31 +6182,6 @@
     </w:p>
     <w:p>
       <w:pPr>
-        <w:spacing w:before="0" w:after="0"/>
-      </w:pPr>
-    </w:p>
-    <w:p>
-      <w:pPr>
-        <w:spacing w:before="0" w:after="0"/>
-      </w:pPr>
-    </w:p>
-    <w:p>
-      <w:pPr>
-        <w:spacing w:before="0" w:after="0"/>
-      </w:pPr>
-    </w:p>
-    <w:p>
-      <w:pPr>
-        <w:spacing w:before="0" w:after="0"/>
-      </w:pPr>
-    </w:p>
-    <w:p>
-      <w:pPr>
-        <w:spacing w:before="0" w:after="0"/>
-      </w:pPr>
-    </w:p>
-    <w:p>
-      <w:pPr>
         <w:spacing w:before="160" w:after="80"/>
       </w:pPr>
       <w:r>
@@ -7249,31 +6734,6 @@
     </w:p>
     <w:p>
       <w:pPr>
-        <w:spacing w:before="0" w:after="0"/>
-      </w:pPr>
-    </w:p>
-    <w:p>
-      <w:pPr>
-        <w:spacing w:before="0" w:after="0"/>
-      </w:pPr>
-    </w:p>
-    <w:p>
-      <w:pPr>
-        <w:spacing w:before="0" w:after="0"/>
-      </w:pPr>
-    </w:p>
-    <w:p>
-      <w:pPr>
-        <w:spacing w:before="0" w:after="0"/>
-      </w:pPr>
-    </w:p>
-    <w:p>
-      <w:pPr>
-        <w:spacing w:before="0" w:after="0"/>
-      </w:pPr>
-    </w:p>
-    <w:p>
-      <w:pPr>
         <w:spacing w:before="160" w:after="80"/>
       </w:pPr>
       <w:r>
@@ -7540,7 +7000,7 @@
         </w:rPr>
         <w:drawing>
           <wp:inline>
-            <wp:extent cx="3463508" cy="1557854"/>
+            <wp:extent cx="3600000" cy="1557854"/>
             <wp:effectExtent b="0" l="0" r="0" t="0"/>
             <wp:docPr descr="" title="" id="32" name="Picture"/>
             <a:graphic>
@@ -7561,7 +7021,7 @@
                   <pic:spPr bwMode="auto">
                     <a:xfrm>
                       <a:off x="0" y="0"/>
-                      <a:ext cx="3463508" cy="1557854"/>
+                      <a:ext cx="3600000" cy="1557854"/>
                     </a:xfrm>
                     <a:prstGeom prst="rect">
                       <a:avLst/>
@@ -7583,7 +7043,10 @@
     <w:p>
       <w:pPr>
         <w:pStyle w:val="Compact"/>
-        <w:spacing w:before="0" w:after="0"/>
+        <w:numPr>
+          <w:ilvl w:val="0"/>
+          <w:numId w:val="1005"/>
+        </w:numPr>
       </w:pPr>
       <w:r>
         <w:rPr>
@@ -7619,7 +7082,10 @@
     <w:p>
       <w:pPr>
         <w:pStyle w:val="Compact"/>
-        <w:spacing w:before="0" w:after="0"/>
+        <w:numPr>
+          <w:ilvl w:val="0"/>
+          <w:numId w:val="1005"/>
+        </w:numPr>
       </w:pPr>
       <w:r>
         <w:rPr>
@@ -7683,7 +7149,10 @@
     <w:p>
       <w:pPr>
         <w:pStyle w:val="Compact"/>
-        <w:spacing w:before="0" w:after="0"/>
+        <w:numPr>
+          <w:ilvl w:val="0"/>
+          <w:numId w:val="1005"/>
+        </w:numPr>
       </w:pPr>
       <w:r>
         <w:rPr>
@@ -7738,7 +7207,10 @@
     <w:p>
       <w:pPr>
         <w:pStyle w:val="Compact"/>
-        <w:spacing w:before="0" w:after="0"/>
+        <w:numPr>
+          <w:ilvl w:val="0"/>
+          <w:numId w:val="1005"/>
+        </w:numPr>
       </w:pPr>
       <w:r>
         <w:rPr>
@@ -7801,16 +7273,6 @@
         </w:rPr>
         <w:t xml:space="preserve">解离</w:t>
       </w:r>
-    </w:p>
-    <w:p>
-      <w:pPr>
-        <w:spacing w:before="0" w:after="0"/>
-      </w:pPr>
-    </w:p>
-    <w:p>
-      <w:pPr>
-        <w:spacing w:before="0" w:after="0"/>
-      </w:pPr>
     </w:p>
     <w:p>
       <w:pPr>
@@ -8034,7 +7496,7 @@
         <m:sSup>
           <m:e>
             <m:r>
-              <m:t xml:space="preserve"> </m:t>
+              <m:t>​</m:t>
             </m:r>
           </m:e>
           <m:sup>
@@ -8354,46 +7816,6 @@
         </w:rPr>
         <w:t>。</w:t>
       </w:r>
-    </w:p>
-    <w:p>
-      <w:pPr>
-        <w:spacing w:before="0" w:after="0"/>
-      </w:pPr>
-    </w:p>
-    <w:p>
-      <w:pPr>
-        <w:spacing w:before="0" w:after="0"/>
-      </w:pPr>
-    </w:p>
-    <w:p>
-      <w:pPr>
-        <w:spacing w:before="0" w:after="0"/>
-      </w:pPr>
-    </w:p>
-    <w:p>
-      <w:pPr>
-        <w:spacing w:before="0" w:after="0"/>
-      </w:pPr>
-    </w:p>
-    <w:p>
-      <w:pPr>
-        <w:spacing w:before="0" w:after="0"/>
-      </w:pPr>
-    </w:p>
-    <w:p>
-      <w:pPr>
-        <w:spacing w:before="0" w:after="0"/>
-      </w:pPr>
-    </w:p>
-    <w:p>
-      <w:pPr>
-        <w:spacing w:before="0" w:after="0"/>
-      </w:pPr>
-    </w:p>
-    <w:p>
-      <w:pPr>
-        <w:spacing w:before="0" w:after="0"/>
-      </w:pPr>
     </w:p>
     <w:p>
       <w:pPr>
@@ -9175,31 +8597,6 @@
     </w:p>
     <w:p>
       <w:pPr>
-        <w:spacing w:before="0" w:after="0"/>
-      </w:pPr>
-    </w:p>
-    <w:p>
-      <w:pPr>
-        <w:spacing w:before="0" w:after="0"/>
-      </w:pPr>
-    </w:p>
-    <w:p>
-      <w:pPr>
-        <w:spacing w:before="0" w:after="0"/>
-      </w:pPr>
-    </w:p>
-    <w:p>
-      <w:pPr>
-        <w:spacing w:before="0" w:after="0"/>
-      </w:pPr>
-    </w:p>
-    <w:p>
-      <w:pPr>
-        <w:spacing w:before="0" w:after="0"/>
-      </w:pPr>
-    </w:p>
-    <w:p>
-      <w:pPr>
         <w:spacing w:before="160" w:after="80"/>
       </w:pPr>
       <w:r>
@@ -9921,31 +9318,6 @@
     </w:p>
     <w:p>
       <w:pPr>
-        <w:spacing w:before="0" w:after="0"/>
-      </w:pPr>
-    </w:p>
-    <w:p>
-      <w:pPr>
-        <w:spacing w:before="0" w:after="0"/>
-      </w:pPr>
-    </w:p>
-    <w:p>
-      <w:pPr>
-        <w:spacing w:before="0" w:after="0"/>
-      </w:pPr>
-    </w:p>
-    <w:p>
-      <w:pPr>
-        <w:spacing w:before="0" w:after="0"/>
-      </w:pPr>
-    </w:p>
-    <w:p>
-      <w:pPr>
-        <w:spacing w:before="0" w:after="0"/>
-      </w:pPr>
-    </w:p>
-    <w:p>
-      <w:pPr>
         <w:spacing w:before="160" w:after="80"/>
       </w:pPr>
       <w:r>
@@ -10216,21 +9588,6 @@
     </w:p>
     <w:p>
       <w:pPr>
-        <w:spacing w:before="0" w:after="0"/>
-      </w:pPr>
-    </w:p>
-    <w:p>
-      <w:pPr>
-        <w:spacing w:before="0" w:after="0"/>
-      </w:pPr>
-    </w:p>
-    <w:p>
-      <w:pPr>
-        <w:spacing w:before="0" w:after="0"/>
-      </w:pPr>
-    </w:p>
-    <w:p>
-      <w:pPr>
         <w:spacing w:before="160" w:after="80"/>
       </w:pPr>
       <w:r>
@@ -10525,31 +9882,6 @@
     </w:p>
     <w:p>
       <w:pPr>
-        <w:spacing w:before="0" w:after="0"/>
-      </w:pPr>
-    </w:p>
-    <w:p>
-      <w:pPr>
-        <w:spacing w:before="0" w:after="0"/>
-      </w:pPr>
-    </w:p>
-    <w:p>
-      <w:pPr>
-        <w:spacing w:before="0" w:after="0"/>
-      </w:pPr>
-    </w:p>
-    <w:p>
-      <w:pPr>
-        <w:spacing w:before="0" w:after="0"/>
-      </w:pPr>
-    </w:p>
-    <w:p>
-      <w:pPr>
-        <w:spacing w:before="0" w:after="0"/>
-      </w:pPr>
-    </w:p>
-    <w:p>
-      <w:pPr>
         <w:spacing w:before="160" w:after="80"/>
       </w:pPr>
       <w:r>
@@ -10967,46 +10299,6 @@
     </w:p>
     <w:p>
       <w:pPr>
-        <w:spacing w:before="0" w:after="0"/>
-      </w:pPr>
-    </w:p>
-    <w:p>
-      <w:pPr>
-        <w:spacing w:before="0" w:after="0"/>
-      </w:pPr>
-    </w:p>
-    <w:p>
-      <w:pPr>
-        <w:spacing w:before="0" w:after="0"/>
-      </w:pPr>
-    </w:p>
-    <w:p>
-      <w:pPr>
-        <w:spacing w:before="0" w:after="0"/>
-      </w:pPr>
-    </w:p>
-    <w:p>
-      <w:pPr>
-        <w:spacing w:before="0" w:after="0"/>
-      </w:pPr>
-    </w:p>
-    <w:p>
-      <w:pPr>
-        <w:spacing w:before="0" w:after="0"/>
-      </w:pPr>
-    </w:p>
-    <w:p>
-      <w:pPr>
-        <w:spacing w:before="0" w:after="0"/>
-      </w:pPr>
-    </w:p>
-    <w:p>
-      <w:pPr>
-        <w:spacing w:before="0" w:after="0"/>
-      </w:pPr>
-    </w:p>
-    <w:p>
-      <w:pPr>
         <w:spacing w:before="160" w:after="80"/>
       </w:pPr>
       <w:r>
@@ -11317,14 +10609,6 @@
       <w:tblPr>
         <w:tblStyle w:val="Table"/>
         <w:tblW w:type="auto" w:w="0"/>
-        <w:tblBorders>
-          <w:top w:val="single" w:sz="12" w:space="0" w:color="000000"/>
-          <w:left w:val="none" w:sz="0" w:space="0" w:color="auto"/>
-          <w:bottom w:val="single" w:sz="12" w:space="0" w:color="000000"/>
-          <w:right w:val="none" w:sz="0" w:space="0" w:color="auto"/>
-          <w:insideH w:val="none" w:sz="0" w:space="0" w:color="auto"/>
-          <w:insideV w:val="none" w:sz="0" w:space="0" w:color="auto"/>
-        </w:tblBorders>
         <w:tblLook w:firstRow="1" w:lastRow="0" w:firstColumn="0" w:lastColumn="0" w:noHBand="0" w:noVBand="0" w:val="0020"/>
       </w:tblPr>
       <w:tblGrid>
@@ -11342,11 +10626,7 @@
           <w:tblHeader w:val="on"/>
         </w:trPr>
         <w:tc>
-          <w:tcPr>
-            <w:tcBorders>
-              <w:bottom w:val="single" w:sz="8" w:space="0" w:color="000000"/>
-            </w:tcBorders>
-          </w:tcPr>
+          <w:tcPr/>
           <w:p>
             <w:pPr>
               <w:pStyle w:val="Compact"/>
@@ -11369,11 +10649,7 @@
           </w:p>
         </w:tc>
         <w:tc>
-          <w:tcPr>
-            <w:tcBorders>
-              <w:bottom w:val="single" w:sz="8" w:space="0" w:color="000000"/>
-            </w:tcBorders>
-          </w:tcPr>
+          <w:tcPr/>
           <w:p>
             <w:pPr>
               <w:pStyle w:val="Compact"/>
@@ -11389,11 +10665,7 @@
           </w:p>
         </w:tc>
         <w:tc>
-          <w:tcPr>
-            <w:tcBorders>
-              <w:bottom w:val="single" w:sz="8" w:space="0" w:color="000000"/>
-            </w:tcBorders>
-          </w:tcPr>
+          <w:tcPr/>
           <w:p>
             <w:pPr>
               <w:pStyle w:val="Compact"/>
@@ -11409,11 +10681,7 @@
           </w:p>
         </w:tc>
         <w:tc>
-          <w:tcPr>
-            <w:tcBorders>
-              <w:bottom w:val="single" w:sz="8" w:space="0" w:color="000000"/>
-            </w:tcBorders>
-          </w:tcPr>
+          <w:tcPr/>
           <w:p>
             <w:pPr>
               <w:pStyle w:val="Compact"/>
@@ -11429,11 +10697,7 @@
           </w:p>
         </w:tc>
         <w:tc>
-          <w:tcPr>
-            <w:tcBorders>
-              <w:bottom w:val="single" w:sz="8" w:space="0" w:color="000000"/>
-            </w:tcBorders>
-          </w:tcPr>
+          <w:tcPr/>
           <w:p>
             <w:pPr>
               <w:pStyle w:val="Compact"/>
@@ -11456,11 +10720,7 @@
           </w:p>
         </w:tc>
         <w:tc>
-          <w:tcPr>
-            <w:tcBorders>
-              <w:bottom w:val="single" w:sz="8" w:space="0" w:color="000000"/>
-            </w:tcBorders>
-          </w:tcPr>
+          <w:tcPr/>
           <w:p>
             <w:pPr>
               <w:pStyle w:val="Compact"/>
@@ -11476,11 +10736,7 @@
           </w:p>
         </w:tc>
         <w:tc>
-          <w:tcPr>
-            <w:tcBorders>
-              <w:bottom w:val="single" w:sz="8" w:space="0" w:color="000000"/>
-            </w:tcBorders>
-          </w:tcPr>
+          <w:tcPr/>
           <w:p>
             <w:pPr>
               <w:pStyle w:val="Compact"/>
@@ -11496,11 +10752,7 @@
           </w:p>
         </w:tc>
         <w:tc>
-          <w:tcPr>
-            <w:tcBorders>
-              <w:bottom w:val="single" w:sz="8" w:space="0" w:color="000000"/>
-            </w:tcBorders>
-          </w:tcPr>
+          <w:tcPr/>
           <w:p>
             <w:pPr>
               <w:pStyle w:val="Compact"/>
@@ -11930,46 +11182,6 @@
     </w:p>
     <w:p>
       <w:pPr>
-        <w:spacing w:before="0" w:after="0"/>
-      </w:pPr>
-    </w:p>
-    <w:p>
-      <w:pPr>
-        <w:spacing w:before="0" w:after="0"/>
-      </w:pPr>
-    </w:p>
-    <w:p>
-      <w:pPr>
-        <w:spacing w:before="0" w:after="0"/>
-      </w:pPr>
-    </w:p>
-    <w:p>
-      <w:pPr>
-        <w:spacing w:before="0" w:after="0"/>
-      </w:pPr>
-    </w:p>
-    <w:p>
-      <w:pPr>
-        <w:spacing w:before="0" w:after="0"/>
-      </w:pPr>
-    </w:p>
-    <w:p>
-      <w:pPr>
-        <w:spacing w:before="0" w:after="0"/>
-      </w:pPr>
-    </w:p>
-    <w:p>
-      <w:pPr>
-        <w:spacing w:before="0" w:after="0"/>
-      </w:pPr>
-    </w:p>
-    <w:p>
-      <w:pPr>
-        <w:spacing w:before="0" w:after="0"/>
-      </w:pPr>
-    </w:p>
-    <w:p>
-      <w:pPr>
         <w:spacing w:before="160" w:after="80"/>
       </w:pPr>
       <w:r>
@@ -12010,35 +11222,6 @@
       </w:pPr>
       <w:r>
         <w:rPr>
-          <w:rFonts w:ascii="Times New Roman" w:hAnsi="Times New Roman" w:eastAsia="Times New Roman" w:cs="Times New Roman"/>
-        </w:rPr>
-        <w:t xml:space="preserve">4 </w:t>
-      </w:r>
-      <w:r>
-        <w:rPr>
-          <w:rFonts w:hint="eastAsia" w:ascii="Times New Roman" w:hAnsi="Times New Roman" w:eastAsia="Times New Roman" w:cs="Times New Roman"/>
-        </w:rPr>
-        <w:t>(8</w:t>
-      </w:r>
-      <w:r>
-        <w:rPr>
-          <w:rFonts w:hint="eastAsia" w:ascii="Times New Roman" w:hAnsi="Times New Roman" w:eastAsia="FangSong" w:cs="Times New Roman"/>
-        </w:rPr>
-        <w:t>分</w:t>
-      </w:r>
-      <w:r>
-        <w:rPr>
-          <w:rFonts w:hint="eastAsia" w:ascii="Times New Roman" w:hAnsi="Times New Roman" w:eastAsia="Times New Roman" w:cs="Times New Roman"/>
-        </w:rPr>
-        <w:t>)&gt;&gt;&gt;</w:t>
-      </w:r>
-    </w:p>
-    <w:p>
-      <w:pPr>
-        <w:pStyle w:val="BodyText"/>
-      </w:pPr>
-      <w:r>
-        <w:rPr>
           <w:rFonts w:hint="eastAsia" w:ascii="Times New Roman" w:hAnsi="Times New Roman" w:eastAsia="FangSong" w:cs="Times New Roman"/>
         </w:rPr>
         <w:t xml:space="preserve">使一定量</w:t>
@@ -12209,7 +11392,7 @@
         <m:sSup>
           <m:e>
             <m:r>
-              <m:t xml:space="preserve"> </m:t>
+              <m:t>​</m:t>
             </m:r>
           </m:e>
           <m:sup>
@@ -12307,7 +11490,7 @@
         <m:sSub>
           <m:e>
             <m:r>
-              <m:t xml:space="preserve"> </m:t>
+              <m:t>​</m:t>
             </m:r>
           </m:e>
           <m:sub>
@@ -12339,7 +11522,7 @@
         <m:sSub>
           <m:e>
             <m:r>
-              <m:t xml:space="preserve"> </m:t>
+              <m:t>​</m:t>
             </m:r>
           </m:e>
           <m:sub>
@@ -12371,7 +11554,7 @@
         <m:sSub>
           <m:e>
             <m:r>
-              <m:t xml:space="preserve"> </m:t>
+              <m:t>​</m:t>
             </m:r>
           </m:e>
           <m:sub>
@@ -12415,7 +11598,7 @@
         <m:sSup>
           <m:e>
             <m:r>
-              <m:t xml:space="preserve"> </m:t>
+              <m:t>​</m:t>
             </m:r>
           </m:e>
           <m:sup>
@@ -12440,46 +11623,6 @@
         </w:rPr>
         <w:t xml:space="preserve">。</w:t>
       </w:r>
-    </w:p>
-    <w:p>
-      <w:pPr>
-        <w:spacing w:before="0" w:after="0"/>
-      </w:pPr>
-    </w:p>
-    <w:p>
-      <w:pPr>
-        <w:spacing w:before="0" w:after="0"/>
-      </w:pPr>
-    </w:p>
-    <w:p>
-      <w:pPr>
-        <w:spacing w:before="0" w:after="0"/>
-      </w:pPr>
-    </w:p>
-    <w:p>
-      <w:pPr>
-        <w:spacing w:before="0" w:after="0"/>
-      </w:pPr>
-    </w:p>
-    <w:p>
-      <w:pPr>
-        <w:spacing w:before="0" w:after="0"/>
-      </w:pPr>
-    </w:p>
-    <w:p>
-      <w:pPr>
-        <w:spacing w:before="0" w:after="0"/>
-      </w:pPr>
-    </w:p>
-    <w:p>
-      <w:pPr>
-        <w:spacing w:before="0" w:after="0"/>
-      </w:pPr>
-    </w:p>
-    <w:p>
-      <w:pPr>
-        <w:spacing w:before="0" w:after="0"/>
-      </w:pPr>
     </w:p>
     <w:p>
       <w:pPr>
@@ -13814,46 +12957,6 @@
     </w:p>
     <w:p>
       <w:pPr>
-        <w:spacing w:before="0" w:after="0"/>
-      </w:pPr>
-    </w:p>
-    <w:p>
-      <w:pPr>
-        <w:spacing w:before="0" w:after="0"/>
-      </w:pPr>
-    </w:p>
-    <w:p>
-      <w:pPr>
-        <w:spacing w:before="0" w:after="0"/>
-      </w:pPr>
-    </w:p>
-    <w:p>
-      <w:pPr>
-        <w:spacing w:before="0" w:after="0"/>
-      </w:pPr>
-    </w:p>
-    <w:p>
-      <w:pPr>
-        <w:spacing w:before="0" w:after="0"/>
-      </w:pPr>
-    </w:p>
-    <w:p>
-      <w:pPr>
-        <w:spacing w:before="0" w:after="0"/>
-      </w:pPr>
-    </w:p>
-    <w:p>
-      <w:pPr>
-        <w:spacing w:before="0" w:after="0"/>
-      </w:pPr>
-    </w:p>
-    <w:p>
-      <w:pPr>
-        <w:spacing w:before="0" w:after="0"/>
-      </w:pPr>
-    </w:p>
-    <w:p>
-      <w:pPr>
         <w:spacing w:before="160" w:after="80"/>
       </w:pPr>
       <w:r>
@@ -13867,6 +12970,7 @@
     <w:bookmarkEnd w:id="45"/>
     <w:sectPr>
       <w:footerReference w:type="default" r:id="rId9"/>
+      <w:headerReference w:type="default" r:id="rId10"/>
       <w:footnotePr>
         <w:numRestart w:val="eachSect"/>
       </w:footnotePr>
@@ -13885,32 +12989,90 @@
 <w:ftr xmlns:m="http://schemas.openxmlformats.org/officeDocument/2006/math" xmlns:mc="http://schemas.openxmlformats.org/markup-compatibility/2006" xmlns:mo="http://schemas.microsoft.com/office/mac/office/2008/main" xmlns:mv="urn:schemas-microsoft-com:mac:vml" xmlns:o="urn:schemas-microsoft-com:office:office" xmlns:r="http://schemas.openxmlformats.org/officeDocument/2006/relationships" xmlns:v="urn:schemas-microsoft-com:vml" xmlns:w10="urn:schemas-microsoft-com:office:word" xmlns:w14="http://schemas.microsoft.com/office/word/2010/wordml" xmlns:w="http://schemas.openxmlformats.org/wordprocessingml/2006/main" xmlns:wne="http://schemas.microsoft.com/office/word/2006/wordml" xmlns:wp14="http://schemas.microsoft.com/office/word/2010/wordprocessingDrawing" xmlns:wp="http://schemas.openxmlformats.org/drawingml/2006/wordprocessingDrawing" xmlns:wpc="http://schemas.microsoft.com/office/word/2010/wordprocessingCanvas" xmlns:wpg="http://schemas.microsoft.com/office/word/2010/wordprocessingGroup" xmlns:wpi="http://schemas.microsoft.com/office/word/2010/wordprocessingInk" xmlns:wps="http://schemas.microsoft.com/office/word/2010/wordprocessingShape" mc:Ignorable="w14 wp14">
   <w:p>
     <w:pPr>
-      <w:pStyle w:val="Footer"/>
       <w:jc w:val="center"/>
     </w:pPr>
     <w:r>
       <w:rPr>
-        <w:rFonts w:ascii="Times New Roman" w:hAnsi="Times New Roman" w:eastAsia="Times New Roman" w:cs="Times New Roman"/>
-        <w:b w:val="0"/>
-        <w:sz w:val="20"/>
+        <w:color w:val="000000"/>
+        <w:sz w:val="18"/>
+      </w:rPr>
+      <w:t xml:space="preserve">第 </w:t>
+    </w:r>
+    <w:r>
+      <w:rPr>
+        <w:color w:val="000000"/>
+        <w:sz w:val="18"/>
       </w:rPr>
       <w:fldChar w:fldCharType="begin"/>
     </w:r>
     <w:r>
       <w:rPr>
-        <w:rFonts w:ascii="Times New Roman" w:hAnsi="Times New Roman" w:eastAsia="Times New Roman" w:cs="Times New Roman"/>
-        <w:b w:val="0"/>
-        <w:sz w:val="20"/>
+        <w:sz w:val="18"/>
       </w:rPr>
       <w:instrText xml:space="preserve"> PAGE </w:instrText>
     </w:r>
     <w:r>
       <w:rPr>
-        <w:rFonts w:ascii="Times New Roman" w:hAnsi="Times New Roman" w:eastAsia="Times New Roman" w:cs="Times New Roman"/>
-        <w:b w:val="0"/>
-        <w:sz w:val="20"/>
+        <w:sz w:val="18"/>
+      </w:rPr>
+      <w:fldChar w:fldCharType="separate"/>
+    </w:r>
+    <w:r>
+      <w:rPr>
+        <w:sz w:val="18"/>
+      </w:rPr>
+      <w:t>1</w:t>
+    </w:r>
+    <w:r>
+      <w:rPr>
+        <w:sz w:val="18"/>
       </w:rPr>
       <w:fldChar w:fldCharType="end"/>
+    </w:r>
+    <w:r>
+      <w:rPr>
+        <w:color w:val="000000"/>
+        <w:sz w:val="18"/>
+      </w:rPr>
+      <w:t xml:space="preserve"> 页 / 共 </w:t>
+    </w:r>
+    <w:r>
+      <w:rPr>
+        <w:color w:val="000000"/>
+        <w:sz w:val="18"/>
+      </w:rPr>
+      <w:fldChar w:fldCharType="begin"/>
+    </w:r>
+    <w:r>
+      <w:rPr>
+        <w:sz w:val="18"/>
+      </w:rPr>
+      <w:instrText xml:space="preserve"> NUMPAGES </w:instrText>
+    </w:r>
+    <w:r>
+      <w:rPr>
+        <w:sz w:val="18"/>
+      </w:rPr>
+      <w:fldChar w:fldCharType="separate"/>
+    </w:r>
+    <w:r>
+      <w:rPr>
+        <w:sz w:val="18"/>
+      </w:rPr>
+      <w:t>1</w:t>
+    </w:r>
+    <w:r>
+      <w:rPr>
+        <w:sz w:val="18"/>
+      </w:rPr>
+      <w:fldChar w:fldCharType="end"/>
+    </w:r>
+    <w:r>
+      <w:rPr>
+        <w:color w:val="000000"/>
+        <w:sz w:val="18"/>
+      </w:rPr>
+      <w:t xml:space="preserve"> 页</w:t>
     </w:r>
   </w:p>
 </w:ftr>
@@ -13933,6 +13095,26 @@
     </w:p>
   </w:footnote>
 </w:footnotes>
+</file>
+
+<file path=word/header1.xml><?xml version="1.0" encoding="utf-8"?>
+<w:hdr xmlns:m="http://schemas.openxmlformats.org/officeDocument/2006/math" xmlns:mc="http://schemas.openxmlformats.org/markup-compatibility/2006" xmlns:mo="http://schemas.microsoft.com/office/mac/office/2008/main" xmlns:mv="urn:schemas-microsoft-com:mac:vml" xmlns:o="urn:schemas-microsoft-com:office:office" xmlns:r="http://schemas.openxmlformats.org/officeDocument/2006/relationships" xmlns:v="urn:schemas-microsoft-com:vml" xmlns:w10="urn:schemas-microsoft-com:office:word" xmlns:w14="http://schemas.microsoft.com/office/word/2010/wordml" xmlns:w="http://schemas.openxmlformats.org/wordprocessingml/2006/main" xmlns:wne="http://schemas.microsoft.com/office/word/2006/wordml" xmlns:wp14="http://schemas.microsoft.com/office/word/2010/wordprocessingDrawing" xmlns:wp="http://schemas.openxmlformats.org/drawingml/2006/wordprocessingDrawing" xmlns:wpc="http://schemas.microsoft.com/office/word/2010/wordprocessingCanvas" xmlns:wpg="http://schemas.microsoft.com/office/word/2010/wordprocessingGroup" xmlns:wpi="http://schemas.microsoft.com/office/word/2010/wordprocessingInk" xmlns:wps="http://schemas.microsoft.com/office/word/2010/wordprocessingShape" mc:Ignorable="w14 wp14">
+  <w:p>
+    <w:pPr>
+      <w:jc w:val="right"/>
+      <w:pBdr>
+        <w:bottom w:val="single" w:sz="4" w:space="2" w:color="000000"/>
+      </w:pBdr>
+    </w:pPr>
+    <w:r>
+      <w:rPr>
+        <w:color w:val="000000"/>
+        <w:sz w:val="18"/>
+      </w:rPr>
+      <w:t>第一轮综合卷08（学生版）</w:t>
+    </w:r>
+  </w:p>
+</w:hdr>
 </file>
 
 <file path=word/numbering.xml><?xml version="1.0" encoding="utf-8"?>
@@ -14583,7 +13765,7 @@
     <ns0:rPr>
       <ns0:rFonts ns0:ascii="Times New Roman" ns0:cs="Times New Roman" ns0:eastAsia="SimHei" ns0:hAnsi="Times New Roman"/>
       <ns0:b/>
-      <ns0:color ns0:val="000000"/>
+      <ns0:color ns0:val="17324D"/>
       <ns0:sz ns0:val="44"/>
       <ns0:szCs ns0:val="56"/>
     </ns0:rPr>
@@ -14725,7 +13907,7 @@
     <ns0:rPr>
       <ns0:rFonts ns0:ascii="Times New Roman" ns0:cs="Times New Roman" ns0:eastAsia="SimHei" ns0:hAnsi="Times New Roman"/>
       <ns0:b/>
-      <ns0:color ns0:val="000000"/>
+      <ns0:color ns0:val="17324D"/>
       <ns0:sz ns0:val="32"/>
       <ns0:szCs ns0:val="40"/>
     </ns0:rPr>
@@ -14749,7 +13931,7 @@
     <ns0:rPr>
       <ns0:rFonts ns0:ascii="Times New Roman" ns0:cs="Times New Roman" ns0:eastAsia="SimHei" ns0:hAnsi="Times New Roman"/>
       <ns0:b/>
-      <ns0:color ns0:val="000000"/>
+      <ns0:color ns0:val="17324D"/>
       <ns0:sz ns0:val="28"/>
       <ns0:szCs ns0:val="32"/>
     </ns0:rPr>
@@ -14773,7 +13955,7 @@
     <ns0:rPr>
       <ns0:rFonts ns0:ascii="Times New Roman" ns0:cs="Times New Roman" ns0:eastAsia="SimHei" ns0:hAnsi="Times New Roman"/>
       <ns0:b/>
-      <ns0:color ns0:val="000000"/>
+      <ns0:color ns0:val="17324D"/>
       <ns0:sz ns0:val="25"/>
       <ns0:szCs ns0:val="28"/>
     </ns0:rPr>
@@ -15249,7 +14431,7 @@
     <w:rPr>
       <w:rFonts w:ascii="Times New Roman" w:hAnsi="Times New Roman" w:eastAsia="FangSong" w:cs="Times New Roman"/>
       <w:b/>
-      <w:color w:val="007020"/>
+      <w:color w:val="000000"/>
     </w:rPr>
   </w:style>
   <w:style w:type="character" w:customStyle="1" w:styleId="DataTypeTok">
@@ -15257,7 +14439,7 @@
     <w:basedOn w:val="VerbatimChar"/>
     <w:rPr>
       <w:rFonts w:ascii="Times New Roman" w:hAnsi="Times New Roman" w:eastAsia="FangSong" w:cs="Times New Roman"/>
-      <w:color w:val="902000"/>
+      <w:color w:val="000000"/>
     </w:rPr>
   </w:style>
   <w:style w:type="character" w:customStyle="1" w:styleId="DecValTok">
@@ -15265,7 +14447,7 @@
     <w:basedOn w:val="VerbatimChar"/>
     <w:rPr>
       <w:rFonts w:ascii="Times New Roman" w:hAnsi="Times New Roman" w:eastAsia="FangSong" w:cs="Times New Roman"/>
-      <w:color w:val="40a070"/>
+      <w:color w:val="000000"/>
     </w:rPr>
   </w:style>
   <w:style w:type="character" w:customStyle="1" w:styleId="BaseNTok">
@@ -15273,7 +14455,7 @@
     <w:basedOn w:val="VerbatimChar"/>
     <w:rPr>
       <w:rFonts w:ascii="Times New Roman" w:hAnsi="Times New Roman" w:eastAsia="FangSong" w:cs="Times New Roman"/>
-      <w:color w:val="40a070"/>
+      <w:color w:val="000000"/>
     </w:rPr>
   </w:style>
   <w:style w:type="character" w:customStyle="1" w:styleId="FloatTok">
@@ -15281,7 +14463,7 @@
     <w:basedOn w:val="VerbatimChar"/>
     <w:rPr>
       <w:rFonts w:ascii="Times New Roman" w:hAnsi="Times New Roman" w:eastAsia="FangSong" w:cs="Times New Roman"/>
-      <w:color w:val="40a070"/>
+      <w:color w:val="000000"/>
     </w:rPr>
   </w:style>
   <w:style w:type="character" w:customStyle="1" w:styleId="ConstantTok">
@@ -15289,7 +14471,7 @@
     <w:basedOn w:val="VerbatimChar"/>
     <w:rPr>
       <w:rFonts w:ascii="Times New Roman" w:hAnsi="Times New Roman" w:eastAsia="FangSong" w:cs="Times New Roman"/>
-      <w:color w:val="880000"/>
+      <w:color w:val="000000"/>
     </w:rPr>
   </w:style>
   <w:style w:type="character" w:customStyle="1" w:styleId="CharTok">
@@ -15297,7 +14479,7 @@
     <w:basedOn w:val="VerbatimChar"/>
     <w:rPr>
       <w:rFonts w:ascii="Times New Roman" w:hAnsi="Times New Roman" w:eastAsia="FangSong" w:cs="Times New Roman"/>
-      <w:color w:val="4070a0"/>
+      <w:color w:val="000000"/>
     </w:rPr>
   </w:style>
   <w:style w:type="character" w:customStyle="1" w:styleId="SpecialCharTok">
@@ -15305,7 +14487,7 @@
     <w:basedOn w:val="VerbatimChar"/>
     <w:rPr>
       <w:rFonts w:ascii="Times New Roman" w:hAnsi="Times New Roman" w:eastAsia="FangSong" w:cs="Times New Roman"/>
-      <w:color w:val="4070a0"/>
+      <w:color w:val="000000"/>
     </w:rPr>
   </w:style>
   <w:style w:type="character" w:customStyle="1" w:styleId="StringTok">
@@ -15313,7 +14495,7 @@
     <w:basedOn w:val="VerbatimChar"/>
     <w:rPr>
       <w:rFonts w:ascii="Times New Roman" w:hAnsi="Times New Roman" w:eastAsia="FangSong" w:cs="Times New Roman"/>
-      <w:color w:val="4070a0"/>
+      <w:color w:val="000000"/>
     </w:rPr>
   </w:style>
   <w:style w:type="character" w:customStyle="1" w:styleId="VerbatimStringTok">
@@ -15321,7 +14503,7 @@
     <w:basedOn w:val="VerbatimChar"/>
     <w:rPr>
       <w:rFonts w:ascii="Times New Roman" w:hAnsi="Times New Roman" w:eastAsia="FangSong" w:cs="Times New Roman"/>
-      <w:color w:val="4070a0"/>
+      <w:color w:val="000000"/>
     </w:rPr>
   </w:style>
   <w:style w:type="character" w:customStyle="1" w:styleId="SpecialStringTok">
@@ -15329,7 +14511,7 @@
     <w:basedOn w:val="VerbatimChar"/>
     <w:rPr>
       <w:rFonts w:ascii="Times New Roman" w:hAnsi="Times New Roman" w:eastAsia="FangSong" w:cs="Times New Roman"/>
-      <w:color w:val="bb6688"/>
+      <w:color w:val="000000"/>
     </w:rPr>
   </w:style>
   <w:style w:type="character" w:customStyle="1" w:styleId="ImportTok">
@@ -15338,7 +14520,7 @@
     <w:rPr>
       <w:rFonts w:ascii="Times New Roman" w:hAnsi="Times New Roman" w:eastAsia="FangSong" w:cs="Times New Roman"/>
       <w:b/>
-      <w:color w:val="008000"/>
+      <w:color w:val="000000"/>
     </w:rPr>
   </w:style>
   <w:style w:type="character" w:customStyle="1" w:styleId="CommentTok">
@@ -15347,7 +14529,7 @@
     <w:rPr>
       <w:rFonts w:ascii="Times New Roman" w:hAnsi="Times New Roman" w:eastAsia="FangSong" w:cs="Times New Roman"/>
       <w:i/>
-      <w:color w:val="60a0b0"/>
+      <w:color w:val="000000"/>
     </w:rPr>
   </w:style>
   <w:style w:type="character" w:customStyle="1" w:styleId="DocumentationTok">
@@ -15356,7 +14538,7 @@
     <w:rPr>
       <w:rFonts w:ascii="Times New Roman" w:hAnsi="Times New Roman" w:eastAsia="FangSong" w:cs="Times New Roman"/>
       <w:i/>
-      <w:color w:val="ba2121"/>
+      <w:color w:val="000000"/>
     </w:rPr>
   </w:style>
   <w:style w:type="character" w:customStyle="1" w:styleId="AnnotationTok">
@@ -15366,7 +14548,7 @@
       <w:rFonts w:ascii="Times New Roman" w:hAnsi="Times New Roman" w:eastAsia="FangSong" w:cs="Times New Roman"/>
       <w:b/>
       <w:i/>
-      <w:color w:val="60a0b0"/>
+      <w:color w:val="000000"/>
     </w:rPr>
   </w:style>
   <w:style w:type="character" w:customStyle="1" w:styleId="CommentVarTok">
@@ -15376,7 +14558,7 @@
       <w:rFonts w:ascii="Times New Roman" w:hAnsi="Times New Roman" w:eastAsia="FangSong" w:cs="Times New Roman"/>
       <w:b/>
       <w:i/>
-      <w:color w:val="60a0b0"/>
+      <w:color w:val="000000"/>
     </w:rPr>
   </w:style>
   <w:style w:type="character" w:customStyle="1" w:styleId="OtherTok">
@@ -15384,7 +14566,7 @@
     <w:basedOn w:val="VerbatimChar"/>
     <w:rPr>
       <w:rFonts w:ascii="Times New Roman" w:hAnsi="Times New Roman" w:eastAsia="FangSong" w:cs="Times New Roman"/>
-      <w:color w:val="007020"/>
+      <w:color w:val="000000"/>
     </w:rPr>
   </w:style>
   <w:style w:type="character" w:customStyle="1" w:styleId="FunctionTok">
@@ -15392,7 +14574,7 @@
     <w:basedOn w:val="VerbatimChar"/>
     <w:rPr>
       <w:rFonts w:ascii="Times New Roman" w:hAnsi="Times New Roman" w:eastAsia="FangSong" w:cs="Times New Roman"/>
-      <w:color w:val="06287e"/>
+      <w:color w:val="000000"/>
     </w:rPr>
   </w:style>
   <w:style w:type="character" w:customStyle="1" w:styleId="VariableTok">
@@ -15400,7 +14582,7 @@
     <w:basedOn w:val="VerbatimChar"/>
     <w:rPr>
       <w:rFonts w:ascii="Times New Roman" w:hAnsi="Times New Roman" w:eastAsia="FangSong" w:cs="Times New Roman"/>
-      <w:color w:val="19177c"/>
+      <w:color w:val="000000"/>
     </w:rPr>
   </w:style>
   <w:style w:type="character" w:customStyle="1" w:styleId="ControlFlowTok">
@@ -15409,7 +14591,7 @@
     <w:rPr>
       <w:rFonts w:ascii="Times New Roman" w:hAnsi="Times New Roman" w:eastAsia="FangSong" w:cs="Times New Roman"/>
       <w:b/>
-      <w:color w:val="007020"/>
+      <w:color w:val="000000"/>
     </w:rPr>
   </w:style>
   <w:style w:type="character" w:customStyle="1" w:styleId="OperatorTok">
@@ -15417,7 +14599,7 @@
     <w:basedOn w:val="VerbatimChar"/>
     <w:rPr>
       <w:rFonts w:ascii="Times New Roman" w:hAnsi="Times New Roman" w:eastAsia="FangSong" w:cs="Times New Roman"/>
-      <w:color w:val="666666"/>
+      <w:color w:val="000000"/>
     </w:rPr>
   </w:style>
   <w:style w:type="character" w:customStyle="1" w:styleId="BuiltInTok">
@@ -15425,7 +14607,7 @@
     <w:basedOn w:val="VerbatimChar"/>
     <w:rPr>
       <w:rFonts w:ascii="Times New Roman" w:hAnsi="Times New Roman" w:eastAsia="FangSong" w:cs="Times New Roman"/>
-      <w:color w:val="008000"/>
+      <w:color w:val="000000"/>
     </w:rPr>
   </w:style>
   <w:style w:type="character" w:customStyle="1" w:styleId="ExtensionTok">
@@ -15440,7 +14622,7 @@
     <w:basedOn w:val="VerbatimChar"/>
     <w:rPr>
       <w:rFonts w:ascii="Times New Roman" w:hAnsi="Times New Roman" w:eastAsia="FangSong" w:cs="Times New Roman"/>
-      <w:color w:val="bc7a00"/>
+      <w:color w:val="000000"/>
     </w:rPr>
   </w:style>
   <w:style w:type="character" w:customStyle="1" w:styleId="AttributeTok">
@@ -15448,7 +14630,7 @@
     <w:basedOn w:val="VerbatimChar"/>
     <w:rPr>
       <w:rFonts w:ascii="Times New Roman" w:hAnsi="Times New Roman" w:eastAsia="FangSong" w:cs="Times New Roman"/>
-      <w:color w:val="7d9029"/>
+      <w:color w:val="000000"/>
     </w:rPr>
   </w:style>
   <w:style w:type="character" w:customStyle="1" w:styleId="RegionMarkerTok">
@@ -15465,7 +14647,7 @@
       <w:rFonts w:ascii="Times New Roman" w:hAnsi="Times New Roman" w:eastAsia="FangSong" w:cs="Times New Roman"/>
       <w:b/>
       <w:i/>
-      <w:color w:val="60a0b0"/>
+      <w:color w:val="000000"/>
     </w:rPr>
   </w:style>
   <w:style w:type="character" w:customStyle="1" w:styleId="WarningTok">
@@ -15475,7 +14657,7 @@
       <w:rFonts w:ascii="Times New Roman" w:hAnsi="Times New Roman" w:eastAsia="FangSong" w:cs="Times New Roman"/>
       <w:b/>
       <w:i/>
-      <w:color w:val="60a0b0"/>
+      <w:color w:val="000000"/>
     </w:rPr>
   </w:style>
   <w:style w:type="character" w:customStyle="1" w:styleId="AlertTok">
@@ -15484,7 +14666,7 @@
     <w:rPr>
       <w:rFonts w:ascii="Times New Roman" w:hAnsi="Times New Roman" w:eastAsia="FangSong" w:cs="Times New Roman"/>
       <w:b/>
-      <w:color w:val="ff0000"/>
+      <w:color w:val="000000"/>
     </w:rPr>
   </w:style>
   <w:style w:type="character" w:customStyle="1" w:styleId="ErrorTok">
@@ -15493,7 +14675,7 @@
     <w:rPr>
       <w:rFonts w:ascii="Times New Roman" w:hAnsi="Times New Roman" w:eastAsia="FangSong" w:cs="Times New Roman"/>
       <w:b/>
-      <w:color w:val="ff0000"/>
+      <w:color w:val="000000"/>
     </w:rPr>
   </w:style>
   <w:style w:type="character" w:customStyle="1" w:styleId="NormalTok">

--- a/00-首页/题组Word/第一轮·综合套卷/第一轮综合卷08（学生版-打印版）.docx
+++ b/00-首页/题组Word/第一轮·综合套卷/第一轮综合卷08（学生版-打印版）.docx
@@ -43,6 +43,60 @@
     </w:p>
     <w:p>
       <w:pPr>
+        <w:pStyle w:val="BlockText"/>
+        <w:ind w:firstLine="420"/>
+      </w:pPr>
+      <w:r>
+        <w:rPr>
+          <w:rFonts w:hint="eastAsia" w:ascii="Times New Roman" w:hAnsi="Times New Roman" w:eastAsia="FangSong" w:cs="Times New Roman"/>
+        </w:rPr>
+        <w:t xml:space="preserve">共</w:t>
+      </w:r>
+      <w:r>
+        <w:rPr>
+          <w:rFonts w:ascii="Times New Roman" w:hAnsi="Times New Roman" w:eastAsia="Times New Roman" w:cs="Times New Roman"/>
+        </w:rPr>
+        <w:t xml:space="preserve"> 26 </w:t>
+      </w:r>
+      <w:r>
+        <w:rPr>
+          <w:rFonts w:hint="eastAsia" w:ascii="Times New Roman" w:hAnsi="Times New Roman" w:eastAsia="FangSong" w:cs="Times New Roman"/>
+        </w:rPr>
+        <w:t>题</w:t>
+      </w:r>
+      <w:r>
+        <w:rPr>
+          <w:rFonts w:hint="eastAsia" w:ascii="Times New Roman" w:hAnsi="Times New Roman" w:eastAsia="Times New Roman" w:cs="Times New Roman"/>
+        </w:rPr>
+        <w:t>。</w:t>
+      </w:r>
+      <w:r>
+        <w:rPr>
+          <w:rFonts w:hint="eastAsia" w:ascii="Times New Roman" w:hAnsi="Times New Roman" w:eastAsia="FangSong" w:cs="Times New Roman"/>
+        </w:rPr>
+        <w:t>建议先独立完成</w:t>
+      </w:r>
+      <w:r>
+        <w:rPr>
+          <w:rFonts w:hint="eastAsia" w:ascii="Times New Roman" w:hAnsi="Times New Roman" w:eastAsia="Times New Roman" w:cs="Times New Roman"/>
+        </w:rPr>
+        <w:t>，</w:t>
+      </w:r>
+      <w:r>
+        <w:rPr>
+          <w:rFonts w:hint="eastAsia" w:ascii="Times New Roman" w:hAnsi="Times New Roman" w:eastAsia="FangSong" w:cs="Times New Roman"/>
+        </w:rPr>
+        <w:t>再核对答案</w:t>
+      </w:r>
+      <w:r>
+        <w:rPr>
+          <w:rFonts w:hint="eastAsia" w:ascii="Times New Roman" w:hAnsi="Times New Roman" w:eastAsia="Times New Roman" w:cs="Times New Roman"/>
+        </w:rPr>
+        <w:t>。</w:t>
+      </w:r>
+    </w:p>
+    <w:p>
+      <w:pPr>
         <w:spacing w:before="160" w:after="80"/>
       </w:pPr>
       <w:r>
@@ -93,6 +147,7 @@
     <w:p>
       <w:pPr>
         <w:pStyle w:val="FirstParagraph"/>
+        <w:ind w:firstLine="420"/>
       </w:pPr>
       <w:r>
         <w:rPr>
@@ -559,6 +614,16 @@
         </w:pict>
       </w:r>
     </w:p>
+    <w:p>
+      <w:pPr>
+        <w:spacing w:before="160" w:after="80"/>
+      </w:pPr>
+      <w:r>
+        <w:pict>
+          <v:rect style="width:0;height:1.5pt" o:hralign="center" o:hrstd="t" o:hr="t"/>
+        </w:pict>
+      </w:r>
+    </w:p>
     <w:bookmarkEnd w:id="9"/>
     <w:bookmarkStart w:id="10" w:name="第2题"/>
     <w:p>
@@ -588,6 +653,7 @@
     <w:p>
       <w:pPr>
         <w:pStyle w:val="FirstParagraph"/>
+        <w:ind w:firstLine="420"/>
       </w:pPr>
       <w:r>
         <w:rPr>
@@ -676,7 +742,19 @@
         <w:rPr>
           <w:rFonts w:ascii="Times New Roman" w:hAnsi="Times New Roman" w:eastAsia="Times New Roman" w:cs="Times New Roman"/>
         </w:rPr>
-        <w:t xml:space="preserve">A. 2s B.</w:t>
+        <w:t xml:space="preserve">- A. 2s</w:t>
+      </w:r>
+      <w:r>
+        <w:rPr>
+          <w:rFonts w:ascii="Times New Roman" w:hAnsi="Times New Roman" w:eastAsia="Times New Roman" w:cs="Times New Roman"/>
+        </w:rPr>
+        <w:t xml:space="preserve"> </w:t>
+      </w:r>
+      <w:r>
+        <w:rPr>
+          <w:rFonts w:ascii="Times New Roman" w:hAnsi="Times New Roman" w:eastAsia="Times New Roman" w:cs="Times New Roman"/>
+        </w:rPr>
+        <w:t xml:space="preserve">- B.</w:t>
       </w:r>
       <w:r>
         <w:rPr>
@@ -711,7 +789,7 @@
         <w:rPr>
           <w:rFonts w:ascii="Times New Roman" w:hAnsi="Times New Roman" w:eastAsia="Times New Roman" w:cs="Times New Roman"/>
         </w:rPr>
-        <w:t xml:space="preserve">C.</w:t>
+        <w:t xml:space="preserve">- C.</w:t>
       </w:r>
       <w:r>
         <w:rPr>
@@ -746,7 +824,7 @@
         <w:rPr>
           <w:rFonts w:ascii="Times New Roman" w:hAnsi="Times New Roman" w:eastAsia="Times New Roman" w:cs="Times New Roman"/>
         </w:rPr>
-        <w:t xml:space="preserve">D.</w:t>
+        <w:t xml:space="preserve">- D.</w:t>
       </w:r>
       <w:r>
         <w:rPr>
@@ -782,6 +860,16 @@
         </w:pict>
       </w:r>
     </w:p>
+    <w:p>
+      <w:pPr>
+        <w:spacing w:before="160" w:after="80"/>
+      </w:pPr>
+      <w:r>
+        <w:pict>
+          <v:rect style="width:0;height:1.5pt" o:hralign="center" o:hrstd="t" o:hr="t"/>
+        </w:pict>
+      </w:r>
+    </w:p>
     <w:bookmarkEnd w:id="10"/>
     <w:bookmarkStart w:id="11" w:name="第3题"/>
     <w:p>
@@ -811,6 +899,7 @@
     <w:p>
       <w:pPr>
         <w:pStyle w:val="FirstParagraph"/>
+        <w:ind w:firstLine="420"/>
       </w:pPr>
       <w:r>
         <w:rPr>
@@ -954,6 +1043,16 @@
         </w:pict>
       </w:r>
     </w:p>
+    <w:p>
+      <w:pPr>
+        <w:spacing w:before="160" w:after="80"/>
+      </w:pPr>
+      <w:r>
+        <w:pict>
+          <v:rect style="width:0;height:1.5pt" o:hralign="center" o:hrstd="t" o:hr="t"/>
+        </w:pict>
+      </w:r>
+    </w:p>
     <w:bookmarkEnd w:id="11"/>
     <w:bookmarkStart w:id="12" w:name="第4题"/>
     <w:p>
@@ -983,6 +1082,7 @@
     <w:p>
       <w:pPr>
         <w:pStyle w:val="FirstParagraph"/>
+        <w:ind w:firstLine="420"/>
       </w:pPr>
       <w:r>
         <w:rPr>
@@ -1012,7 +1112,7 @@
         <w:rPr>
           <w:rFonts w:ascii="Times New Roman" w:hAnsi="Times New Roman" w:eastAsia="Times New Roman" w:cs="Times New Roman"/>
         </w:rPr>
-        <w:t xml:space="preserve">A.</w:t>
+        <w:t xml:space="preserve">- A.</w:t>
       </w:r>
       <w:r>
         <w:rPr>
@@ -1044,7 +1144,31 @@
         <w:rPr>
           <w:rFonts w:ascii="Times New Roman" w:hAnsi="Times New Roman" w:eastAsia="Times New Roman" w:cs="Times New Roman"/>
         </w:rPr>
-        <w:t xml:space="preserve">B. CO C. HF D.</w:t>
+        <w:t xml:space="preserve">- B. CO</w:t>
+      </w:r>
+      <w:r>
+        <w:rPr>
+          <w:rFonts w:ascii="Times New Roman" w:hAnsi="Times New Roman" w:eastAsia="Times New Roman" w:cs="Times New Roman"/>
+        </w:rPr>
+        <w:t xml:space="preserve"> </w:t>
+      </w:r>
+      <w:r>
+        <w:rPr>
+          <w:rFonts w:ascii="Times New Roman" w:hAnsi="Times New Roman" w:eastAsia="Times New Roman" w:cs="Times New Roman"/>
+        </w:rPr>
+        <w:t xml:space="preserve">- C. HF</w:t>
+      </w:r>
+      <w:r>
+        <w:rPr>
+          <w:rFonts w:ascii="Times New Roman" w:hAnsi="Times New Roman" w:eastAsia="Times New Roman" w:cs="Times New Roman"/>
+        </w:rPr>
+        <w:t xml:space="preserve"> </w:t>
+      </w:r>
+      <w:r>
+        <w:rPr>
+          <w:rFonts w:ascii="Times New Roman" w:hAnsi="Times New Roman" w:eastAsia="Times New Roman" w:cs="Times New Roman"/>
+        </w:rPr>
+        <w:t xml:space="preserve">- D.</w:t>
       </w:r>
       <w:r>
         <w:rPr>
@@ -1080,6 +1204,16 @@
         </w:pict>
       </w:r>
     </w:p>
+    <w:p>
+      <w:pPr>
+        <w:spacing w:before="160" w:after="80"/>
+      </w:pPr>
+      <w:r>
+        <w:pict>
+          <v:rect style="width:0;height:1.5pt" o:hralign="center" o:hrstd="t" o:hr="t"/>
+        </w:pict>
+      </w:r>
+    </w:p>
     <w:bookmarkEnd w:id="12"/>
     <w:bookmarkStart w:id="13" w:name="第5题"/>
     <w:p>
@@ -1109,6 +1243,7 @@
     <w:p>
       <w:pPr>
         <w:pStyle w:val="FirstParagraph"/>
+        <w:ind w:firstLine="420"/>
       </w:pPr>
       <w:r>
         <w:rPr>
@@ -1903,6 +2038,7 @@
     <w:p>
       <w:pPr>
         <w:pStyle w:val="FirstParagraph"/>
+        <w:ind w:firstLine="420"/>
       </w:pPr>
       <w:r>
         <w:rPr>
@@ -1995,11 +2131,20 @@
         </w:rPr>
         <w:t>-1</w:t>
       </w:r>
-      <w:r>
-        <w:rPr>
-          <w:rFonts w:ascii="Times New Roman" w:hAnsi="Times New Roman" w:eastAsia="Times New Roman" w:cs="Times New Roman"/>
-        </w:rPr>
-        <w:t xml:space="preserve">　　B. −468 kJ mol</w:t>
+    </w:p>
+    <w:p>
+      <w:pPr>
+        <w:pStyle w:val="Compact"/>
+        <w:numPr>
+          <w:ilvl w:val="0"/>
+          <w:numId w:val="1001"/>
+        </w:numPr>
+      </w:pPr>
+      <w:r>
+        <w:rPr>
+          <w:rFonts w:ascii="Times New Roman" w:hAnsi="Times New Roman" w:eastAsia="Times New Roman" w:cs="Times New Roman"/>
+        </w:rPr>
+        <w:t>B. −468 kJ mol</w:t>
       </w:r>
       <w:r>
         <w:rPr>
@@ -2008,11 +2153,20 @@
         </w:rPr>
         <w:t>-1</w:t>
       </w:r>
-      <w:r>
-        <w:rPr>
-          <w:rFonts w:ascii="Times New Roman" w:hAnsi="Times New Roman" w:eastAsia="Times New Roman" w:cs="Times New Roman"/>
-        </w:rPr>
-        <w:t xml:space="preserve">　　C. −186 kJ mol</w:t>
+    </w:p>
+    <w:p>
+      <w:pPr>
+        <w:pStyle w:val="Compact"/>
+        <w:numPr>
+          <w:ilvl w:val="0"/>
+          <w:numId w:val="1001"/>
+        </w:numPr>
+      </w:pPr>
+      <w:r>
+        <w:rPr>
+          <w:rFonts w:ascii="Times New Roman" w:hAnsi="Times New Roman" w:eastAsia="Times New Roman" w:cs="Times New Roman"/>
+        </w:rPr>
+        <w:t>C. −186 kJ mol</w:t>
       </w:r>
       <w:r>
         <w:rPr>
@@ -2021,11 +2175,20 @@
         </w:rPr>
         <w:t>-1</w:t>
       </w:r>
-      <w:r>
-        <w:rPr>
-          <w:rFonts w:ascii="Times New Roman" w:hAnsi="Times New Roman" w:eastAsia="Times New Roman" w:cs="Times New Roman"/>
-        </w:rPr>
-        <w:t xml:space="preserve">　　D. 468 kJ mol</w:t>
+    </w:p>
+    <w:p>
+      <w:pPr>
+        <w:pStyle w:val="Compact"/>
+        <w:numPr>
+          <w:ilvl w:val="0"/>
+          <w:numId w:val="1001"/>
+        </w:numPr>
+      </w:pPr>
+      <w:r>
+        <w:rPr>
+          <w:rFonts w:ascii="Times New Roman" w:hAnsi="Times New Roman" w:eastAsia="Times New Roman" w:cs="Times New Roman"/>
+        </w:rPr>
+        <w:t>D. 468 kJ mol</w:t>
       </w:r>
       <w:r>
         <w:rPr>
@@ -2045,145 +2208,6 @@
         </w:pict>
       </w:r>
     </w:p>
-    <w:bookmarkEnd w:id="13"/>
-    <w:bookmarkStart w:id="14" w:name="第6题"/>
-    <w:p>
-      <w:pPr>
-        <w:pStyle w:val="Heading3"/>
-        <w:spacing w:before="280" w:after="120"/>
-      </w:pPr>
-      <w:r>
-        <w:rPr>
-          <w:rFonts w:hint="eastAsia" w:ascii="Times New Roman" w:hAnsi="Times New Roman" w:eastAsia="SimHei" w:cs="Times New Roman"/>
-        </w:rPr>
-        <w:t>第</w:t>
-      </w:r>
-      <w:r>
-        <w:rPr>
-          <w:rFonts w:hint="eastAsia" w:ascii="Times New Roman" w:hAnsi="Times New Roman" w:eastAsia="Times New Roman" w:cs="Times New Roman"/>
-        </w:rPr>
-        <w:t>6</w:t>
-      </w:r>
-      <w:r>
-        <w:rPr>
-          <w:rFonts w:hint="eastAsia" w:ascii="Times New Roman" w:hAnsi="Times New Roman" w:eastAsia="SimHei" w:cs="Times New Roman"/>
-        </w:rPr>
-        <w:t>题</w:t>
-      </w:r>
-    </w:p>
-    <w:p>
-      <w:pPr>
-        <w:pStyle w:val="FirstParagraph"/>
-      </w:pPr>
-      <w:r>
-        <w:rPr>
-          <w:rFonts w:hint="eastAsia" w:ascii="Times New Roman" w:hAnsi="Times New Roman" w:eastAsia="FangSong" w:cs="Times New Roman"/>
-        </w:rPr>
-        <w:t xml:space="preserve">质量数为</w:t>
-      </w:r>
-      <w:r>
-        <w:rPr>
-          <w:rFonts w:ascii="Times New Roman" w:hAnsi="Times New Roman" w:eastAsia="Times New Roman" w:cs="Times New Roman"/>
-        </w:rPr>
-        <w:t xml:space="preserve"> 210 </w:t>
-      </w:r>
-      <w:r>
-        <w:rPr>
-          <w:rFonts w:hint="eastAsia" w:ascii="Times New Roman" w:hAnsi="Times New Roman" w:eastAsia="FangSong" w:cs="Times New Roman"/>
-        </w:rPr>
-        <w:t xml:space="preserve">的钋同位素进行</w:t>
-      </w:r>
-      <w:r>
-        <w:rPr>
-          <w:rFonts w:ascii="Times New Roman" w:hAnsi="Times New Roman" w:eastAsia="Times New Roman" w:cs="Times New Roman"/>
-        </w:rPr>
-        <w:t xml:space="preserve"> β </w:t>
-      </w:r>
-      <w:r>
-        <w:rPr>
-          <w:rFonts w:hint="eastAsia" w:ascii="Times New Roman" w:hAnsi="Times New Roman" w:eastAsia="FangSong" w:cs="Times New Roman"/>
-        </w:rPr>
-        <w:t>衰变</w:t>
-      </w:r>
-      <w:r>
-        <w:rPr>
-          <w:rFonts w:hint="eastAsia" w:ascii="Times New Roman" w:hAnsi="Times New Roman" w:eastAsia="Times New Roman" w:cs="Times New Roman"/>
-        </w:rPr>
-        <w:t>,</w:t>
-      </w:r>
-      <w:r>
-        <w:rPr>
-          <w:rFonts w:ascii="Times New Roman" w:hAnsi="Times New Roman" w:eastAsia="Times New Roman" w:cs="Times New Roman"/>
-        </w:rPr>
-        <w:t xml:space="preserve"> </w:t>
-      </w:r>
-      <w:r>
-        <w:rPr>
-          <w:rFonts w:hint="eastAsia" w:ascii="Times New Roman" w:hAnsi="Times New Roman" w:eastAsia="FangSong" w:cs="Times New Roman"/>
-        </w:rPr>
-        <w:t xml:space="preserve">经过</w:t>
-      </w:r>
-      <w:r>
-        <w:rPr>
-          <w:rFonts w:ascii="Times New Roman" w:hAnsi="Times New Roman" w:eastAsia="Times New Roman" w:cs="Times New Roman"/>
-        </w:rPr>
-        <w:t xml:space="preserve"> 14d, </w:t>
-      </w:r>
-      <w:r>
-        <w:rPr>
-          <w:rFonts w:hint="eastAsia" w:ascii="Times New Roman" w:hAnsi="Times New Roman" w:eastAsia="FangSong" w:cs="Times New Roman"/>
-        </w:rPr>
-        <w:t xml:space="preserve">同位素的活性降低了</w:t>
-      </w:r>
-      <w:r>
-        <w:rPr>
-          <w:rFonts w:ascii="Times New Roman" w:hAnsi="Times New Roman" w:eastAsia="Times New Roman" w:cs="Times New Roman"/>
-        </w:rPr>
-        <w:t xml:space="preserve"> 6.85%, </w:t>
-      </w:r>
-      <w:r>
-        <w:rPr>
-          <w:rFonts w:hint="eastAsia" w:ascii="Times New Roman" w:hAnsi="Times New Roman" w:eastAsia="FangSong" w:cs="Times New Roman"/>
-        </w:rPr>
-        <w:t xml:space="preserve">则分解</w:t>
-      </w:r>
-      <w:r>
-        <w:rPr>
-          <w:rFonts w:ascii="Times New Roman" w:hAnsi="Times New Roman" w:eastAsia="Times New Roman" w:cs="Times New Roman"/>
-        </w:rPr>
-        <w:t xml:space="preserve"> 90% </w:t>
-      </w:r>
-      <w:r>
-        <w:rPr>
-          <w:rFonts w:hint="eastAsia" w:ascii="Times New Roman" w:hAnsi="Times New Roman" w:eastAsia="FangSong" w:cs="Times New Roman"/>
-        </w:rPr>
-        <w:t xml:space="preserve">的时间需要的时间为</w:t>
-      </w:r>
-      <w:r>
-        <w:rPr>
-          <w:rFonts w:ascii="Times New Roman" w:hAnsi="Times New Roman" w:eastAsia="Times New Roman" w:cs="Times New Roman"/>
-        </w:rPr>
-        <w:t xml:space="preserve"> </w:t>
-      </w:r>
-      <w:r>
-        <w:rPr>
-          <w:rFonts w:ascii="Times New Roman" w:hAnsi="Times New Roman" w:eastAsia="Times New Roman" w:cs="Times New Roman"/>
-        </w:rPr>
-        <w:t xml:space="preserve">( )</w:t>
-      </w:r>
-      <w:r>
-        <w:rPr>
-          <w:rFonts w:ascii="Times New Roman" w:hAnsi="Times New Roman" w:eastAsia="Times New Roman" w:cs="Times New Roman"/>
-        </w:rPr>
-        <w:t xml:space="preserve"> </w:t>
-      </w:r>
-      <w:r>
-        <w:rPr>
-          <w:rFonts w:ascii="Times New Roman" w:hAnsi="Times New Roman" w:eastAsia="Times New Roman" w:cs="Times New Roman"/>
-        </w:rPr>
-        <w:t xml:space="preserve">A. 354d B. 263d C. 300d D. 454d</w:t>
-      </w:r>
-    </w:p>
     <w:p>
       <w:pPr>
         <w:spacing w:before="160" w:after="80"/>
@@ -2194,6 +2218,202 @@
         </w:pict>
       </w:r>
     </w:p>
+    <w:bookmarkEnd w:id="13"/>
+    <w:bookmarkStart w:id="14" w:name="第6题"/>
+    <w:p>
+      <w:pPr>
+        <w:pStyle w:val="Heading3"/>
+        <w:spacing w:before="280" w:after="120"/>
+      </w:pPr>
+      <w:r>
+        <w:rPr>
+          <w:rFonts w:hint="eastAsia" w:ascii="Times New Roman" w:hAnsi="Times New Roman" w:eastAsia="SimHei" w:cs="Times New Roman"/>
+        </w:rPr>
+        <w:t>第</w:t>
+      </w:r>
+      <w:r>
+        <w:rPr>
+          <w:rFonts w:hint="eastAsia" w:ascii="Times New Roman" w:hAnsi="Times New Roman" w:eastAsia="Times New Roman" w:cs="Times New Roman"/>
+        </w:rPr>
+        <w:t>6</w:t>
+      </w:r>
+      <w:r>
+        <w:rPr>
+          <w:rFonts w:hint="eastAsia" w:ascii="Times New Roman" w:hAnsi="Times New Roman" w:eastAsia="SimHei" w:cs="Times New Roman"/>
+        </w:rPr>
+        <w:t>题</w:t>
+      </w:r>
+    </w:p>
+    <w:p>
+      <w:pPr>
+        <w:pStyle w:val="FirstParagraph"/>
+        <w:ind w:firstLine="420"/>
+      </w:pPr>
+      <w:r>
+        <w:rPr>
+          <w:rFonts w:hint="eastAsia" w:ascii="Times New Roman" w:hAnsi="Times New Roman" w:eastAsia="FangSong" w:cs="Times New Roman"/>
+        </w:rPr>
+        <w:t xml:space="preserve">质量数为</w:t>
+      </w:r>
+      <w:r>
+        <w:rPr>
+          <w:rFonts w:ascii="Times New Roman" w:hAnsi="Times New Roman" w:eastAsia="Times New Roman" w:cs="Times New Roman"/>
+        </w:rPr>
+        <w:t xml:space="preserve"> 210 </w:t>
+      </w:r>
+      <w:r>
+        <w:rPr>
+          <w:rFonts w:hint="eastAsia" w:ascii="Times New Roman" w:hAnsi="Times New Roman" w:eastAsia="FangSong" w:cs="Times New Roman"/>
+        </w:rPr>
+        <w:t xml:space="preserve">的钋同位素进行</w:t>
+      </w:r>
+      <w:r>
+        <w:rPr>
+          <w:rFonts w:ascii="Times New Roman" w:hAnsi="Times New Roman" w:eastAsia="Times New Roman" w:cs="Times New Roman"/>
+        </w:rPr>
+        <w:t xml:space="preserve"> β </w:t>
+      </w:r>
+      <w:r>
+        <w:rPr>
+          <w:rFonts w:hint="eastAsia" w:ascii="Times New Roman" w:hAnsi="Times New Roman" w:eastAsia="FangSong" w:cs="Times New Roman"/>
+        </w:rPr>
+        <w:t>衰变</w:t>
+      </w:r>
+      <w:r>
+        <w:rPr>
+          <w:rFonts w:hint="eastAsia" w:ascii="Times New Roman" w:hAnsi="Times New Roman" w:eastAsia="Times New Roman" w:cs="Times New Roman"/>
+        </w:rPr>
+        <w:t>,</w:t>
+      </w:r>
+      <w:r>
+        <w:rPr>
+          <w:rFonts w:ascii="Times New Roman" w:hAnsi="Times New Roman" w:eastAsia="Times New Roman" w:cs="Times New Roman"/>
+        </w:rPr>
+        <w:t xml:space="preserve"> </w:t>
+      </w:r>
+      <w:r>
+        <w:rPr>
+          <w:rFonts w:hint="eastAsia" w:ascii="Times New Roman" w:hAnsi="Times New Roman" w:eastAsia="FangSong" w:cs="Times New Roman"/>
+        </w:rPr>
+        <w:t xml:space="preserve">经过</w:t>
+      </w:r>
+      <w:r>
+        <w:rPr>
+          <w:rFonts w:ascii="Times New Roman" w:hAnsi="Times New Roman" w:eastAsia="Times New Roman" w:cs="Times New Roman"/>
+        </w:rPr>
+        <w:t xml:space="preserve"> 14d, </w:t>
+      </w:r>
+      <w:r>
+        <w:rPr>
+          <w:rFonts w:hint="eastAsia" w:ascii="Times New Roman" w:hAnsi="Times New Roman" w:eastAsia="FangSong" w:cs="Times New Roman"/>
+        </w:rPr>
+        <w:t xml:space="preserve">同位素的活性降低了</w:t>
+      </w:r>
+      <w:r>
+        <w:rPr>
+          <w:rFonts w:ascii="Times New Roman" w:hAnsi="Times New Roman" w:eastAsia="Times New Roman" w:cs="Times New Roman"/>
+        </w:rPr>
+        <w:t xml:space="preserve"> 6.85%, </w:t>
+      </w:r>
+      <w:r>
+        <w:rPr>
+          <w:rFonts w:hint="eastAsia" w:ascii="Times New Roman" w:hAnsi="Times New Roman" w:eastAsia="FangSong" w:cs="Times New Roman"/>
+        </w:rPr>
+        <w:t xml:space="preserve">则分解</w:t>
+      </w:r>
+      <w:r>
+        <w:rPr>
+          <w:rFonts w:ascii="Times New Roman" w:hAnsi="Times New Roman" w:eastAsia="Times New Roman" w:cs="Times New Roman"/>
+        </w:rPr>
+        <w:t xml:space="preserve"> 90% </w:t>
+      </w:r>
+      <w:r>
+        <w:rPr>
+          <w:rFonts w:hint="eastAsia" w:ascii="Times New Roman" w:hAnsi="Times New Roman" w:eastAsia="FangSong" w:cs="Times New Roman"/>
+        </w:rPr>
+        <w:t xml:space="preserve">的时间需要的时间为</w:t>
+      </w:r>
+      <w:r>
+        <w:rPr>
+          <w:rFonts w:ascii="Times New Roman" w:hAnsi="Times New Roman" w:eastAsia="Times New Roman" w:cs="Times New Roman"/>
+        </w:rPr>
+        <w:t xml:space="preserve"> </w:t>
+      </w:r>
+      <w:r>
+        <w:rPr>
+          <w:rFonts w:ascii="Times New Roman" w:hAnsi="Times New Roman" w:eastAsia="Times New Roman" w:cs="Times New Roman"/>
+        </w:rPr>
+        <w:t xml:space="preserve">( )</w:t>
+      </w:r>
+      <w:r>
+        <w:rPr>
+          <w:rFonts w:ascii="Times New Roman" w:hAnsi="Times New Roman" w:eastAsia="Times New Roman" w:cs="Times New Roman"/>
+        </w:rPr>
+        <w:t xml:space="preserve"> </w:t>
+      </w:r>
+      <w:r>
+        <w:rPr>
+          <w:rFonts w:ascii="Times New Roman" w:hAnsi="Times New Roman" w:eastAsia="Times New Roman" w:cs="Times New Roman"/>
+        </w:rPr>
+        <w:t xml:space="preserve">- A. 354d</w:t>
+      </w:r>
+      <w:r>
+        <w:rPr>
+          <w:rFonts w:ascii="Times New Roman" w:hAnsi="Times New Roman" w:eastAsia="Times New Roman" w:cs="Times New Roman"/>
+        </w:rPr>
+        <w:t xml:space="preserve"> </w:t>
+      </w:r>
+      <w:r>
+        <w:rPr>
+          <w:rFonts w:ascii="Times New Roman" w:hAnsi="Times New Roman" w:eastAsia="Times New Roman" w:cs="Times New Roman"/>
+        </w:rPr>
+        <w:t xml:space="preserve">- B. 263d</w:t>
+      </w:r>
+      <w:r>
+        <w:rPr>
+          <w:rFonts w:ascii="Times New Roman" w:hAnsi="Times New Roman" w:eastAsia="Times New Roman" w:cs="Times New Roman"/>
+        </w:rPr>
+        <w:t xml:space="preserve"> </w:t>
+      </w:r>
+      <w:r>
+        <w:rPr>
+          <w:rFonts w:ascii="Times New Roman" w:hAnsi="Times New Roman" w:eastAsia="Times New Roman" w:cs="Times New Roman"/>
+        </w:rPr>
+        <w:t xml:space="preserve">- C. 300d</w:t>
+      </w:r>
+      <w:r>
+        <w:rPr>
+          <w:rFonts w:ascii="Times New Roman" w:hAnsi="Times New Roman" w:eastAsia="Times New Roman" w:cs="Times New Roman"/>
+        </w:rPr>
+        <w:t xml:space="preserve"> </w:t>
+      </w:r>
+      <w:r>
+        <w:rPr>
+          <w:rFonts w:ascii="Times New Roman" w:hAnsi="Times New Roman" w:eastAsia="Times New Roman" w:cs="Times New Roman"/>
+        </w:rPr>
+        <w:t xml:space="preserve">- D. 454d</w:t>
+      </w:r>
+    </w:p>
+    <w:p>
+      <w:pPr>
+        <w:spacing w:before="160" w:after="80"/>
+      </w:pPr>
+      <w:r>
+        <w:pict>
+          <v:rect style="width:0;height:1.5pt" o:hralign="center" o:hrstd="t" o:hr="t"/>
+        </w:pict>
+      </w:r>
+    </w:p>
+    <w:p>
+      <w:pPr>
+        <w:spacing w:before="160" w:after="80"/>
+      </w:pPr>
+      <w:r>
+        <w:pict>
+          <v:rect style="width:0;height:1.5pt" o:hralign="center" o:hrstd="t" o:hr="t"/>
+        </w:pict>
+      </w:r>
+    </w:p>
     <w:bookmarkEnd w:id="14"/>
     <w:bookmarkStart w:id="15" w:name="第7题"/>
     <w:p>
@@ -2223,6 +2443,7 @@
     <w:p>
       <w:pPr>
         <w:pStyle w:val="FirstParagraph"/>
+        <w:ind w:firstLine="420"/>
       </w:pPr>
       <w:r>
         <w:rPr>
@@ -2240,6 +2461,7 @@
     <w:p>
       <w:pPr>
         <w:pStyle w:val="BodyText"/>
+        <w:ind w:firstLine="420"/>
       </w:pPr>
       <w:r>
         <w:rPr>
@@ -2455,6 +2677,7 @@
     <w:p>
       <w:pPr>
         <w:pStyle w:val="BodyText"/>
+        <w:ind w:firstLine="420"/>
       </w:pPr>
       <w:r>
         <w:rPr>
@@ -2689,122 +2912,6 @@
         </w:pict>
       </w:r>
     </w:p>
-    <w:bookmarkEnd w:id="15"/>
-    <w:bookmarkStart w:id="16" w:name="第8题"/>
-    <w:p>
-      <w:pPr>
-        <w:pStyle w:val="Heading3"/>
-        <w:spacing w:before="280" w:after="120"/>
-      </w:pPr>
-      <w:r>
-        <w:rPr>
-          <w:rFonts w:hint="eastAsia" w:ascii="Times New Roman" w:hAnsi="Times New Roman" w:eastAsia="SimHei" w:cs="Times New Roman"/>
-        </w:rPr>
-        <w:t>第</w:t>
-      </w:r>
-      <w:r>
-        <w:rPr>
-          <w:rFonts w:hint="eastAsia" w:ascii="Times New Roman" w:hAnsi="Times New Roman" w:eastAsia="Times New Roman" w:cs="Times New Roman"/>
-        </w:rPr>
-        <w:t>8</w:t>
-      </w:r>
-      <w:r>
-        <w:rPr>
-          <w:rFonts w:hint="eastAsia" w:ascii="Times New Roman" w:hAnsi="Times New Roman" w:eastAsia="SimHei" w:cs="Times New Roman"/>
-        </w:rPr>
-        <w:t>题</w:t>
-      </w:r>
-    </w:p>
-    <w:p>
-      <w:pPr>
-        <w:pStyle w:val="FirstParagraph"/>
-      </w:pPr>
-      <w:r>
-        <w:rPr>
-          <w:rFonts w:hint="eastAsia" w:ascii="Times New Roman" w:hAnsi="Times New Roman" w:eastAsia="FangSong" w:cs="Times New Roman"/>
-        </w:rPr>
-        <w:t>推求晶体中草酸分子和尿素分子的比例</w:t>
-      </w:r>
-      <w:r>
-        <w:rPr>
-          <w:rFonts w:hint="eastAsia" w:ascii="Times New Roman" w:hAnsi="Times New Roman" w:eastAsia="Times New Roman" w:cs="Times New Roman"/>
-        </w:rPr>
-        <w:t>。</w:t>
-      </w:r>
-    </w:p>
-    <w:p>
-      <w:pPr>
-        <w:pStyle w:val="BodyText"/>
-      </w:pPr>
-      <w:r>
-        <w:rPr>
-          <w:rFonts w:hint="eastAsia" w:ascii="Times New Roman" w:hAnsi="Times New Roman" w:eastAsia="FangSong" w:cs="Times New Roman"/>
-          <w:b/>
-          <w:bCs/>
-        </w:rPr>
-        <w:t xml:space="preserve">已知</w:t>
-      </w:r>
-      <w:r>
-        <w:rPr>
-          <w:rFonts w:hint="eastAsia" w:ascii="Times New Roman" w:hAnsi="Times New Roman" w:eastAsia="Times New Roman" w:cs="Times New Roman"/>
-        </w:rPr>
-        <w:t>：</w:t>
-      </w:r>
-      <w:r>
-        <w:rPr>
-          <w:rFonts w:hint="eastAsia" w:ascii="Times New Roman" w:hAnsi="Times New Roman" w:eastAsia="FangSong" w:cs="Times New Roman"/>
-        </w:rPr>
-        <w:t>单斜晶系</w:t>
-      </w:r>
-      <w:r>
-        <w:rPr>
-          <w:rFonts w:hint="eastAsia" w:ascii="Times New Roman" w:hAnsi="Times New Roman" w:eastAsia="Times New Roman" w:cs="Times New Roman"/>
-        </w:rPr>
-        <w:t>，a=505.8pm,</w:t>
-      </w:r>
-      <w:r>
-        <w:rPr>
-          <w:rFonts w:ascii="Times New Roman" w:hAnsi="Times New Roman" w:eastAsia="Times New Roman" w:cs="Times New Roman"/>
-        </w:rPr>
-        <w:t xml:space="preserve"> b=1240pm, c=696.4pm, β=98.13°, d=1.614g/cm</w:t>
-      </w:r>
-      <w:r>
-        <w:rPr>
-          <w:rFonts w:ascii="Times New Roman" w:hAnsi="Times New Roman" w:eastAsia="Times New Roman" w:cs="Times New Roman"/>
-          <w:vertAlign w:val="superscript"/>
-        </w:rPr>
-        <w:t>3</w:t>
-      </w:r>
-    </w:p>
-    <w:p>
-      <w:pPr>
-        <w:pStyle w:val="BodyText"/>
-      </w:pPr>
-      <w:r>
-        <w:rPr>
-          <w:rFonts w:hint="eastAsia" w:ascii="Times New Roman" w:hAnsi="Times New Roman" w:eastAsia="FangSong" w:cs="Times New Roman"/>
-        </w:rPr>
-        <w:t>画出一个化学单位的结构</w:t>
-      </w:r>
-      <w:r>
-        <w:rPr>
-          <w:rFonts w:hint="eastAsia" w:ascii="Times New Roman" w:hAnsi="Times New Roman" w:eastAsia="Times New Roman" w:cs="Times New Roman"/>
-        </w:rPr>
-        <w:t>，</w:t>
-      </w:r>
-      <w:r>
-        <w:rPr>
-          <w:rFonts w:hint="eastAsia" w:ascii="Times New Roman" w:hAnsi="Times New Roman" w:eastAsia="FangSong" w:cs="Times New Roman"/>
-        </w:rPr>
-        <w:t>示出其中的氢键</w:t>
-      </w:r>
-      <w:r>
-        <w:rPr>
-          <w:rFonts w:hint="eastAsia" w:ascii="Times New Roman" w:hAnsi="Times New Roman" w:eastAsia="Times New Roman" w:cs="Times New Roman"/>
-        </w:rPr>
-        <w:t>。</w:t>
-      </w:r>
-    </w:p>
     <w:p>
       <w:pPr>
         <w:spacing w:before="160" w:after="80"/>
@@ -2815,6 +2922,145 @@
         </w:pict>
       </w:r>
     </w:p>
+    <w:bookmarkEnd w:id="15"/>
+    <w:bookmarkStart w:id="16" w:name="第8题"/>
+    <w:p>
+      <w:pPr>
+        <w:pStyle w:val="Heading3"/>
+        <w:spacing w:before="280" w:after="120"/>
+      </w:pPr>
+      <w:r>
+        <w:rPr>
+          <w:rFonts w:hint="eastAsia" w:ascii="Times New Roman" w:hAnsi="Times New Roman" w:eastAsia="SimHei" w:cs="Times New Roman"/>
+        </w:rPr>
+        <w:t>第</w:t>
+      </w:r>
+      <w:r>
+        <w:rPr>
+          <w:rFonts w:hint="eastAsia" w:ascii="Times New Roman" w:hAnsi="Times New Roman" w:eastAsia="Times New Roman" w:cs="Times New Roman"/>
+        </w:rPr>
+        <w:t>8</w:t>
+      </w:r>
+      <w:r>
+        <w:rPr>
+          <w:rFonts w:hint="eastAsia" w:ascii="Times New Roman" w:hAnsi="Times New Roman" w:eastAsia="SimHei" w:cs="Times New Roman"/>
+        </w:rPr>
+        <w:t>题</w:t>
+      </w:r>
+    </w:p>
+    <w:p>
+      <w:pPr>
+        <w:pStyle w:val="FirstParagraph"/>
+        <w:ind w:firstLine="420"/>
+      </w:pPr>
+      <w:r>
+        <w:rPr>
+          <w:rFonts w:hint="eastAsia" w:ascii="Times New Roman" w:hAnsi="Times New Roman" w:eastAsia="FangSong" w:cs="Times New Roman"/>
+        </w:rPr>
+        <w:t>推求晶体中草酸分子和尿素分子的比例</w:t>
+      </w:r>
+      <w:r>
+        <w:rPr>
+          <w:rFonts w:hint="eastAsia" w:ascii="Times New Roman" w:hAnsi="Times New Roman" w:eastAsia="Times New Roman" w:cs="Times New Roman"/>
+        </w:rPr>
+        <w:t>。</w:t>
+      </w:r>
+    </w:p>
+    <w:p>
+      <w:pPr>
+        <w:pStyle w:val="BodyText"/>
+        <w:ind w:firstLine="420"/>
+      </w:pPr>
+      <w:r>
+        <w:rPr>
+          <w:rFonts w:hint="eastAsia" w:ascii="Times New Roman" w:hAnsi="Times New Roman" w:eastAsia="FangSong" w:cs="Times New Roman"/>
+          <w:b/>
+          <w:bCs/>
+        </w:rPr>
+        <w:t xml:space="preserve">已知</w:t>
+      </w:r>
+      <w:r>
+        <w:rPr>
+          <w:rFonts w:hint="eastAsia" w:ascii="Times New Roman" w:hAnsi="Times New Roman" w:eastAsia="Times New Roman" w:cs="Times New Roman"/>
+        </w:rPr>
+        <w:t>：</w:t>
+      </w:r>
+      <w:r>
+        <w:rPr>
+          <w:rFonts w:hint="eastAsia" w:ascii="Times New Roman" w:hAnsi="Times New Roman" w:eastAsia="FangSong" w:cs="Times New Roman"/>
+        </w:rPr>
+        <w:t>单斜晶系</w:t>
+      </w:r>
+      <w:r>
+        <w:rPr>
+          <w:rFonts w:hint="eastAsia" w:ascii="Times New Roman" w:hAnsi="Times New Roman" w:eastAsia="Times New Roman" w:cs="Times New Roman"/>
+        </w:rPr>
+        <w:t>，a=505.8pm,</w:t>
+      </w:r>
+      <w:r>
+        <w:rPr>
+          <w:rFonts w:ascii="Times New Roman" w:hAnsi="Times New Roman" w:eastAsia="Times New Roman" w:cs="Times New Roman"/>
+        </w:rPr>
+        <w:t xml:space="preserve"> b=1240pm, c=696.4pm, β=98.13°, d=1.614g/cm</w:t>
+      </w:r>
+      <w:r>
+        <w:rPr>
+          <w:rFonts w:ascii="Times New Roman" w:hAnsi="Times New Roman" w:eastAsia="Times New Roman" w:cs="Times New Roman"/>
+          <w:vertAlign w:val="superscript"/>
+        </w:rPr>
+        <w:t>3</w:t>
+      </w:r>
+    </w:p>
+    <w:p>
+      <w:pPr>
+        <w:pStyle w:val="BodyText"/>
+        <w:ind w:firstLine="420"/>
+      </w:pPr>
+      <w:r>
+        <w:rPr>
+          <w:rFonts w:hint="eastAsia" w:ascii="Times New Roman" w:hAnsi="Times New Roman" w:eastAsia="FangSong" w:cs="Times New Roman"/>
+        </w:rPr>
+        <w:t>画出一个化学单位的结构</w:t>
+      </w:r>
+      <w:r>
+        <w:rPr>
+          <w:rFonts w:hint="eastAsia" w:ascii="Times New Roman" w:hAnsi="Times New Roman" w:eastAsia="Times New Roman" w:cs="Times New Roman"/>
+        </w:rPr>
+        <w:t>，</w:t>
+      </w:r>
+      <w:r>
+        <w:rPr>
+          <w:rFonts w:hint="eastAsia" w:ascii="Times New Roman" w:hAnsi="Times New Roman" w:eastAsia="FangSong" w:cs="Times New Roman"/>
+        </w:rPr>
+        <w:t>示出其中的氢键</w:t>
+      </w:r>
+      <w:r>
+        <w:rPr>
+          <w:rFonts w:hint="eastAsia" w:ascii="Times New Roman" w:hAnsi="Times New Roman" w:eastAsia="Times New Roman" w:cs="Times New Roman"/>
+        </w:rPr>
+        <w:t>。</w:t>
+      </w:r>
+    </w:p>
+    <w:p>
+      <w:pPr>
+        <w:spacing w:before="160" w:after="80"/>
+      </w:pPr>
+      <w:r>
+        <w:pict>
+          <v:rect style="width:0;height:1.5pt" o:hralign="center" o:hrstd="t" o:hr="t"/>
+        </w:pict>
+      </w:r>
+    </w:p>
+    <w:p>
+      <w:pPr>
+        <w:spacing w:before="160" w:after="80"/>
+      </w:pPr>
+      <w:r>
+        <w:pict>
+          <v:rect style="width:0;height:1.5pt" o:hralign="center" o:hrstd="t" o:hr="t"/>
+        </w:pict>
+      </w:r>
+    </w:p>
     <w:bookmarkEnd w:id="16"/>
     <w:bookmarkStart w:id="17" w:name="第9题"/>
     <w:p>
@@ -2844,6 +3090,7 @@
     <w:p>
       <w:pPr>
         <w:pStyle w:val="FirstParagraph"/>
+        <w:ind w:firstLine="420"/>
       </w:pPr>
       <w:r>
         <w:rPr>
@@ -2909,6 +3156,7 @@
     <w:p>
       <w:pPr>
         <w:pStyle w:val="BodyText"/>
+        <w:ind w:firstLine="420"/>
       </w:pPr>
       <w:r>
         <w:rPr>
@@ -3172,6 +3420,7 @@
     <w:p>
       <w:pPr>
         <w:pStyle w:val="BodyText"/>
+        <w:ind w:firstLine="420"/>
       </w:pPr>
       <w:r>
         <w:rPr>
@@ -3499,6 +3748,7 @@
     <w:p>
       <w:pPr>
         <w:pStyle w:val="BodyText"/>
+        <w:ind w:firstLine="420"/>
       </w:pPr>
       <w:r>
         <w:rPr>
@@ -3844,6 +4094,7 @@
     <w:p>
       <w:pPr>
         <w:pStyle w:val="BodyText"/>
+        <w:ind w:firstLine="420"/>
       </w:pPr>
       <w:r>
         <w:rPr>
@@ -4152,6 +4403,7 @@
     <w:p>
       <w:pPr>
         <w:pStyle w:val="BodyText"/>
+        <w:ind w:firstLine="420"/>
       </w:pPr>
       <w:r>
         <w:rPr>
@@ -4328,6 +4580,16 @@
         </w:pict>
       </w:r>
     </w:p>
+    <w:p>
+      <w:pPr>
+        <w:spacing w:before="160" w:after="80"/>
+      </w:pPr>
+      <w:r>
+        <w:pict>
+          <v:rect style="width:0;height:1.5pt" o:hralign="center" o:hrstd="t" o:hr="t"/>
+        </w:pict>
+      </w:r>
+    </w:p>
     <w:bookmarkEnd w:id="17"/>
     <w:bookmarkStart w:id="21" w:name="第10题"/>
     <w:p>
@@ -4356,14 +4618,12 @@
     </w:p>
     <w:p>
       <w:pPr>
-        <w:pStyle w:val="FirstParagraph"/>
-      </w:pPr>
-      <w:r>
-        <w:rPr>
-          <w:rFonts w:ascii="Times New Roman" w:hAnsi="Times New Roman" w:eastAsia="Times New Roman" w:cs="Times New Roman"/>
-        </w:rPr>
-        <w:t xml:space="preserve">1-2 </w:t>
-      </w:r>
+        <w:numPr>
+          <w:ilvl w:val="0"/>
+          <w:numId w:val="1002"/>
+        </w:numPr>
+        <w:ind w:firstLine="420"/>
+      </w:pPr>
       <w:r>
         <w:rPr>
           <w:rFonts w:hint="eastAsia" w:ascii="Times New Roman" w:hAnsi="Times New Roman" w:eastAsia="FangSong" w:cs="Times New Roman"/>
@@ -4724,14 +4984,12 @@
     </w:p>
     <w:p>
       <w:pPr>
-        <w:pStyle w:val="BodyText"/>
-      </w:pPr>
-      <w:r>
-        <w:rPr>
-          <w:rFonts w:ascii="Times New Roman" w:hAnsi="Times New Roman" w:eastAsia="Times New Roman" w:cs="Times New Roman"/>
-        </w:rPr>
-        <w:t xml:space="preserve">1-1 </w:t>
-      </w:r>
+        <w:numPr>
+          <w:ilvl w:val="0"/>
+          <w:numId w:val="1002"/>
+        </w:numPr>
+        <w:ind w:firstLine="420"/>
+      </w:pPr>
       <w:r>
         <w:rPr>
           <w:rFonts w:hint="eastAsia" w:ascii="Times New Roman" w:hAnsi="Times New Roman" w:eastAsia="FangSong" w:cs="Times New Roman"/>
@@ -4807,13 +5065,17 @@
     </w:p>
     <w:p>
       <w:pPr>
-        <w:pStyle w:val="BodyText"/>
-      </w:pPr>
-      <w:r>
-        <w:rPr>
-          <w:rFonts w:ascii="Times New Roman" w:hAnsi="Times New Roman" w:eastAsia="Times New Roman" w:cs="Times New Roman"/>
-        </w:rPr>
-        <w:t xml:space="preserve">1-3 2019 </w:t>
+        <w:numPr>
+          <w:ilvl w:val="0"/>
+          <w:numId w:val="1002"/>
+        </w:numPr>
+        <w:ind w:firstLine="420"/>
+      </w:pPr>
+      <w:r>
+        <w:rPr>
+          <w:rFonts w:ascii="Times New Roman" w:hAnsi="Times New Roman" w:eastAsia="Times New Roman" w:cs="Times New Roman"/>
+        </w:rPr>
+        <w:t xml:space="preserve">2019 </w:t>
       </w:r>
       <w:r>
         <w:rPr>
@@ -4878,7 +5140,7 @@
     </w:p>
     <w:p>
       <w:pPr>
-        <w:pStyle w:val="BodyText"/>
+        <w:pStyle w:val="FirstParagraph"/>
         <w:spacing w:before="160" w:after="80"/>
         <w:jc w:val="center"/>
       </w:pPr>
@@ -4931,6 +5193,7 @@
     <w:p>
       <w:pPr>
         <w:pStyle w:val="BodyText"/>
+        <w:ind w:firstLine="420"/>
       </w:pPr>
       <w:r>
         <w:rPr>
@@ -4967,6 +5230,16 @@
         </w:pict>
       </w:r>
     </w:p>
+    <w:p>
+      <w:pPr>
+        <w:spacing w:before="160" w:after="80"/>
+      </w:pPr>
+      <w:r>
+        <w:pict>
+          <v:rect style="width:0;height:1.5pt" o:hralign="center" o:hrstd="t" o:hr="t"/>
+        </w:pict>
+      </w:r>
+    </w:p>
     <w:bookmarkEnd w:id="21"/>
     <w:bookmarkStart w:id="22" w:name="第11题"/>
     <w:p>
@@ -4996,6 +5269,7 @@
     <w:p>
       <w:pPr>
         <w:pStyle w:val="FirstParagraph"/>
+        <w:ind w:firstLine="420"/>
       </w:pPr>
       <w:r>
         <w:rPr>
@@ -5184,65 +5458,85 @@
         </w:pict>
       </w:r>
     </w:p>
-    <w:bookmarkEnd w:id="22"/>
-    <w:bookmarkStart w:id="23" w:name="第12题"/>
-    <w:p>
-      <w:pPr>
-        <w:pStyle w:val="Heading3"/>
-        <w:spacing w:before="280" w:after="120"/>
-      </w:pPr>
-      <w:r>
-        <w:rPr>
-          <w:rFonts w:hint="eastAsia" w:ascii="Times New Roman" w:hAnsi="Times New Roman" w:eastAsia="SimHei" w:cs="Times New Roman"/>
-        </w:rPr>
-        <w:t>第</w:t>
-      </w:r>
-      <w:r>
-        <w:rPr>
-          <w:rFonts w:hint="eastAsia" w:ascii="Times New Roman" w:hAnsi="Times New Roman" w:eastAsia="Times New Roman" w:cs="Times New Roman"/>
-        </w:rPr>
-        <w:t>12</w:t>
-      </w:r>
-      <w:r>
-        <w:rPr>
-          <w:rFonts w:hint="eastAsia" w:ascii="Times New Roman" w:hAnsi="Times New Roman" w:eastAsia="SimHei" w:cs="Times New Roman"/>
-        </w:rPr>
-        <w:t>题</w:t>
-      </w:r>
-    </w:p>
-    <w:p>
-      <w:pPr>
-        <w:pStyle w:val="FirstParagraph"/>
-      </w:pPr>
-      <w:r>
-        <w:rPr>
-          <w:rFonts w:hint="eastAsia" w:ascii="Times New Roman" w:hAnsi="Times New Roman" w:eastAsia="FangSong" w:cs="Times New Roman"/>
-        </w:rPr>
-        <w:t xml:space="preserve">用一束波长为</w:t>
-      </w:r>
-      <w:r>
-        <w:rPr>
-          <w:rFonts w:ascii="Times New Roman" w:hAnsi="Times New Roman" w:eastAsia="Times New Roman" w:cs="Times New Roman"/>
-        </w:rPr>
-        <w:t xml:space="preserve"> 400nm </w:t>
-      </w:r>
-      <w:r>
-        <w:rPr>
-          <w:rFonts w:hint="eastAsia" w:ascii="Times New Roman" w:hAnsi="Times New Roman" w:eastAsia="FangSong" w:cs="Times New Roman"/>
-        </w:rPr>
-        <w:t xml:space="preserve">的光照射在金属</w:t>
-      </w:r>
-      <w:r>
-        <w:rPr>
-          <w:rFonts w:ascii="Times New Roman" w:hAnsi="Times New Roman" w:eastAsia="Times New Roman" w:cs="Times New Roman"/>
-        </w:rPr>
-        <w:t xml:space="preserve"> Cs </w:t>
-      </w:r>
-      <w:r>
-        <w:rPr>
-          <w:rFonts w:hint="eastAsia" w:ascii="Times New Roman" w:hAnsi="Times New Roman" w:eastAsia="FangSong" w:cs="Times New Roman"/>
-        </w:rPr>
-        <w:t>的表面上</w:t>
+    <w:p>
+      <w:pPr>
+        <w:numPr>
+          <w:ilvl w:val="0"/>
+          <w:numId w:val="1003"/>
+        </w:numPr>
+        <w:ind w:firstLine="420"/>
+      </w:pPr>
+      <w:r>
+        <w:rPr>
+          <w:rFonts w:hint="eastAsia" w:ascii="Times New Roman" w:hAnsi="Times New Roman" w:eastAsia="FangSong" w:cs="Times New Roman"/>
+        </w:rPr>
+        <w:t>说明上述两电离过程所需能量不同的主要原因</w:t>
+      </w:r>
+      <w:r>
+        <w:rPr>
+          <w:rFonts w:hint="eastAsia" w:ascii="Times New Roman" w:hAnsi="Times New Roman" w:eastAsia="Times New Roman" w:cs="Times New Roman"/>
+        </w:rPr>
+        <w:t>。</w:t>
+      </w:r>
+    </w:p>
+    <w:p>
+      <w:pPr>
+        <w:numPr>
+          <w:ilvl w:val="0"/>
+          <w:numId w:val="1003"/>
+        </w:numPr>
+        <w:ind w:firstLine="420"/>
+      </w:pPr>
+      <w:r>
+        <w:rPr>
+          <w:rFonts w:hint="eastAsia" w:ascii="Times New Roman" w:hAnsi="Times New Roman" w:eastAsia="FangSong" w:cs="Times New Roman"/>
+        </w:rPr>
+        <w:t xml:space="preserve">计算电离</w:t>
+      </w:r>
+      <w:r>
+        <w:rPr>
+          <w:rFonts w:ascii="Times New Roman" w:hAnsi="Times New Roman" w:eastAsia="Times New Roman" w:cs="Times New Roman"/>
+        </w:rPr>
+        <w:t xml:space="preserve"> 1mol </w:t>
+      </w:r>
+      <w:r>
+        <w:rPr>
+          <w:rFonts w:hint="eastAsia" w:ascii="Times New Roman" w:hAnsi="Times New Roman" w:eastAsia="FangSong" w:cs="Times New Roman"/>
+        </w:rPr>
+        <w:t>晶体铜所需照射光的最大波长</w:t>
+      </w:r>
+      <w:r>
+        <w:rPr>
+          <w:rFonts w:hint="eastAsia" w:ascii="Times New Roman" w:hAnsi="Times New Roman" w:eastAsia="Times New Roman" w:cs="Times New Roman"/>
+        </w:rPr>
+        <w:t>。</w:t>
+      </w:r>
+    </w:p>
+    <w:p>
+      <w:pPr>
+        <w:numPr>
+          <w:ilvl w:val="0"/>
+          <w:numId w:val="1003"/>
+        </w:numPr>
+        <w:ind w:firstLine="420"/>
+      </w:pPr>
+      <w:r>
+        <w:rPr>
+          <w:rFonts w:hint="eastAsia" w:ascii="Times New Roman" w:hAnsi="Times New Roman" w:eastAsia="FangSong" w:cs="Times New Roman"/>
+        </w:rPr>
+        <w:t>升高温度可否大大改变上述两电离过程所需的能量</w:t>
+      </w:r>
+      <w:r>
+        <w:rPr>
+          <w:rFonts w:hint="eastAsia" w:ascii="Times New Roman" w:hAnsi="Times New Roman" w:eastAsia="Times New Roman" w:cs="Times New Roman"/>
+        </w:rPr>
+        <w:t>？</w:t>
+      </w:r>
+      <w:r>
+        <w:rPr>
+          <w:rFonts w:hint="eastAsia" w:ascii="Times New Roman" w:hAnsi="Times New Roman" w:eastAsia="FangSong" w:cs="Times New Roman"/>
+        </w:rPr>
+        <w:t>在高温时</w:t>
       </w:r>
       <w:r>
         <w:rPr>
@@ -5254,37 +5548,13 @@
         <w:rPr>
           <w:rFonts w:hint="eastAsia" w:ascii="Times New Roman" w:hAnsi="Times New Roman" w:eastAsia="FangSong" w:cs="Times New Roman"/>
         </w:rPr>
-        <w:t>有光电子从表面逸出</w:t>
-      </w:r>
-      <w:r>
-        <w:rPr>
-          <w:rFonts w:hint="eastAsia" w:ascii="Times New Roman" w:hAnsi="Times New Roman" w:eastAsia="Times New Roman" w:cs="Times New Roman"/>
-        </w:rPr>
-        <w:t>。</w:t>
-      </w:r>
-      <w:r>
-        <w:rPr>
-          <w:rFonts w:hint="eastAsia" w:ascii="Times New Roman" w:hAnsi="Times New Roman" w:eastAsia="FangSong" w:cs="Times New Roman"/>
-        </w:rPr>
-        <w:t>已知</w:t>
-      </w:r>
-      <w:r>
-        <w:rPr>
-          <w:rFonts w:ascii="Times New Roman" w:hAnsi="Times New Roman" w:eastAsia="Times New Roman" w:cs="Times New Roman"/>
-        </w:rPr>
-        <w:t xml:space="preserve"> Cs </w:t>
-      </w:r>
-      <w:r>
-        <w:rPr>
-          <w:rFonts w:hint="eastAsia" w:ascii="Times New Roman" w:hAnsi="Times New Roman" w:eastAsia="FangSong" w:cs="Times New Roman"/>
-        </w:rPr>
-        <w:t xml:space="preserve">的功函数为</w:t>
-      </w:r>
-      <w:r>
-        <w:rPr>
-          <w:rFonts w:ascii="Times New Roman" w:hAnsi="Times New Roman" w:eastAsia="Times New Roman" w:cs="Times New Roman"/>
-        </w:rPr>
-        <w:t xml:space="preserve"> 2.14eV。</w:t>
+        <w:t>这两种电离能有无差别</w:t>
+      </w:r>
+      <w:r>
+        <w:rPr>
+          <w:rFonts w:hint="eastAsia" w:ascii="Times New Roman" w:hAnsi="Times New Roman" w:eastAsia="Times New Roman" w:cs="Times New Roman"/>
+        </w:rPr>
+        <w:t>？</w:t>
       </w:r>
     </w:p>
     <w:p>
@@ -5297,6 +5567,371 @@
         </w:pict>
       </w:r>
     </w:p>
+    <w:bookmarkEnd w:id="22"/>
+    <w:bookmarkStart w:id="23" w:name="第12题"/>
+    <w:p>
+      <w:pPr>
+        <w:pStyle w:val="Heading3"/>
+        <w:spacing w:before="280" w:after="120"/>
+      </w:pPr>
+      <w:r>
+        <w:rPr>
+          <w:rFonts w:hint="eastAsia" w:ascii="Times New Roman" w:hAnsi="Times New Roman" w:eastAsia="SimHei" w:cs="Times New Roman"/>
+        </w:rPr>
+        <w:t>第</w:t>
+      </w:r>
+      <w:r>
+        <w:rPr>
+          <w:rFonts w:hint="eastAsia" w:ascii="Times New Roman" w:hAnsi="Times New Roman" w:eastAsia="Times New Roman" w:cs="Times New Roman"/>
+        </w:rPr>
+        <w:t>12</w:t>
+      </w:r>
+      <w:r>
+        <w:rPr>
+          <w:rFonts w:hint="eastAsia" w:ascii="Times New Roman" w:hAnsi="Times New Roman" w:eastAsia="SimHei" w:cs="Times New Roman"/>
+        </w:rPr>
+        <w:t>题</w:t>
+      </w:r>
+    </w:p>
+    <w:p>
+      <w:pPr>
+        <w:pStyle w:val="FirstParagraph"/>
+        <w:ind w:firstLine="420"/>
+      </w:pPr>
+      <w:r>
+        <w:rPr>
+          <w:rFonts w:hint="eastAsia" w:ascii="Times New Roman" w:hAnsi="Times New Roman" w:eastAsia="FangSong" w:cs="Times New Roman"/>
+        </w:rPr>
+        <w:t xml:space="preserve">用一束波长为</w:t>
+      </w:r>
+      <w:r>
+        <w:rPr>
+          <w:rFonts w:ascii="Times New Roman" w:hAnsi="Times New Roman" w:eastAsia="Times New Roman" w:cs="Times New Roman"/>
+        </w:rPr>
+        <w:t xml:space="preserve"> 400nm </w:t>
+      </w:r>
+      <w:r>
+        <w:rPr>
+          <w:rFonts w:hint="eastAsia" w:ascii="Times New Roman" w:hAnsi="Times New Roman" w:eastAsia="FangSong" w:cs="Times New Roman"/>
+        </w:rPr>
+        <w:t xml:space="preserve">的光照射在金属</w:t>
+      </w:r>
+      <w:r>
+        <w:rPr>
+          <w:rFonts w:ascii="Times New Roman" w:hAnsi="Times New Roman" w:eastAsia="Times New Roman" w:cs="Times New Roman"/>
+        </w:rPr>
+        <w:t xml:space="preserve"> Cs </w:t>
+      </w:r>
+      <w:r>
+        <w:rPr>
+          <w:rFonts w:hint="eastAsia" w:ascii="Times New Roman" w:hAnsi="Times New Roman" w:eastAsia="FangSong" w:cs="Times New Roman"/>
+        </w:rPr>
+        <w:t>的表面上</w:t>
+      </w:r>
+      <w:r>
+        <w:rPr>
+          <w:rFonts w:hint="eastAsia" w:ascii="Times New Roman" w:hAnsi="Times New Roman" w:eastAsia="Times New Roman" w:cs="Times New Roman"/>
+        </w:rPr>
+        <w:t>，</w:t>
+      </w:r>
+      <w:r>
+        <w:rPr>
+          <w:rFonts w:hint="eastAsia" w:ascii="Times New Roman" w:hAnsi="Times New Roman" w:eastAsia="FangSong" w:cs="Times New Roman"/>
+        </w:rPr>
+        <w:t>有光电子从表面逸出</w:t>
+      </w:r>
+      <w:r>
+        <w:rPr>
+          <w:rFonts w:hint="eastAsia" w:ascii="Times New Roman" w:hAnsi="Times New Roman" w:eastAsia="Times New Roman" w:cs="Times New Roman"/>
+        </w:rPr>
+        <w:t>。</w:t>
+      </w:r>
+      <w:r>
+        <w:rPr>
+          <w:rFonts w:hint="eastAsia" w:ascii="Times New Roman" w:hAnsi="Times New Roman" w:eastAsia="FangSong" w:cs="Times New Roman"/>
+        </w:rPr>
+        <w:t>已知</w:t>
+      </w:r>
+      <w:r>
+        <w:rPr>
+          <w:rFonts w:ascii="Times New Roman" w:hAnsi="Times New Roman" w:eastAsia="Times New Roman" w:cs="Times New Roman"/>
+        </w:rPr>
+        <w:t xml:space="preserve"> Cs </w:t>
+      </w:r>
+      <w:r>
+        <w:rPr>
+          <w:rFonts w:hint="eastAsia" w:ascii="Times New Roman" w:hAnsi="Times New Roman" w:eastAsia="FangSong" w:cs="Times New Roman"/>
+        </w:rPr>
+        <w:t xml:space="preserve">的功函数为</w:t>
+      </w:r>
+      <w:r>
+        <w:rPr>
+          <w:rFonts w:ascii="Times New Roman" w:hAnsi="Times New Roman" w:eastAsia="Times New Roman" w:cs="Times New Roman"/>
+        </w:rPr>
+        <w:t xml:space="preserve"> 2.14eV。</w:t>
+      </w:r>
+    </w:p>
+    <w:p>
+      <w:pPr>
+        <w:numPr>
+          <w:ilvl w:val="0"/>
+          <w:numId w:val="1004"/>
+        </w:numPr>
+        <w:ind w:firstLine="420"/>
+      </w:pPr>
+      <w:r>
+        <w:rPr>
+          <w:rFonts w:hint="eastAsia" w:ascii="Times New Roman" w:hAnsi="Times New Roman" w:eastAsia="FangSong" w:cs="Times New Roman"/>
+        </w:rPr>
+        <w:t xml:space="preserve">在金属</w:t>
+      </w:r>
+      <w:r>
+        <w:rPr>
+          <w:rFonts w:ascii="Times New Roman" w:hAnsi="Times New Roman" w:eastAsia="Times New Roman" w:cs="Times New Roman"/>
+        </w:rPr>
+        <w:t xml:space="preserve"> Cs </w:t>
+      </w:r>
+      <w:r>
+        <w:rPr>
+          <w:rFonts w:hint="eastAsia" w:ascii="Times New Roman" w:hAnsi="Times New Roman" w:eastAsia="FangSong" w:cs="Times New Roman"/>
+        </w:rPr>
+        <w:t>表面施加一反向截止电压可减少逸出的光电子数</w:t>
+      </w:r>
+      <w:r>
+        <w:rPr>
+          <w:rFonts w:hint="eastAsia" w:ascii="Times New Roman" w:hAnsi="Times New Roman" w:eastAsia="Times New Roman" w:cs="Times New Roman"/>
+        </w:rPr>
+        <w:t>，</w:t>
+      </w:r>
+      <w:r>
+        <w:rPr>
+          <w:rFonts w:hint="eastAsia" w:ascii="Times New Roman" w:hAnsi="Times New Roman" w:eastAsia="FangSong" w:cs="Times New Roman"/>
+        </w:rPr>
+        <w:t>试计算使光电子完全不逸出所需施加的最大截止电压</w:t>
+      </w:r>
+      <w:r>
+        <w:rPr>
+          <w:rFonts w:hint="eastAsia" w:ascii="Times New Roman" w:hAnsi="Times New Roman" w:eastAsia="Times New Roman" w:cs="Times New Roman"/>
+        </w:rPr>
+        <w:t>。</w:t>
+      </w:r>
+    </w:p>
+    <w:p>
+      <w:pPr>
+        <w:numPr>
+          <w:ilvl w:val="0"/>
+          <w:numId w:val="1004"/>
+        </w:numPr>
+        <w:ind w:firstLine="420"/>
+      </w:pPr>
+      <w:r>
+        <w:rPr>
+          <w:rFonts w:hint="eastAsia" w:ascii="Times New Roman" w:hAnsi="Times New Roman" w:eastAsia="FangSong" w:cs="Times New Roman"/>
+        </w:rPr>
+        <w:t xml:space="preserve">请计算无截止电压时从</w:t>
+      </w:r>
+      <w:r>
+        <w:rPr>
+          <w:rFonts w:ascii="Times New Roman" w:hAnsi="Times New Roman" w:eastAsia="Times New Roman" w:cs="Times New Roman"/>
+        </w:rPr>
+        <w:t xml:space="preserve"> Cs </w:t>
+      </w:r>
+      <w:r>
+        <w:rPr>
+          <w:rFonts w:hint="eastAsia" w:ascii="Times New Roman" w:hAnsi="Times New Roman" w:eastAsia="FangSong" w:cs="Times New Roman"/>
+        </w:rPr>
+        <w:t>表面逸出光电子的德布罗意波长</w:t>
+      </w:r>
+      <w:r>
+        <w:rPr>
+          <w:rFonts w:hint="eastAsia" w:ascii="Times New Roman" w:hAnsi="Times New Roman" w:eastAsia="Times New Roman" w:cs="Times New Roman"/>
+        </w:rPr>
+        <w:t>。</w:t>
+      </w:r>
+    </w:p>
+    <w:p>
+      <w:pPr>
+        <w:numPr>
+          <w:ilvl w:val="0"/>
+          <w:numId w:val="1004"/>
+        </w:numPr>
+        <w:ind w:firstLine="420"/>
+      </w:pPr>
+      <w:r>
+        <w:rPr>
+          <w:rFonts w:hint="eastAsia" w:ascii="Times New Roman" w:hAnsi="Times New Roman" w:eastAsia="FangSong" w:cs="Times New Roman"/>
+        </w:rPr>
+        <w:t xml:space="preserve">若照射</w:t>
+      </w:r>
+      <w:r>
+        <w:rPr>
+          <w:rFonts w:ascii="Times New Roman" w:hAnsi="Times New Roman" w:eastAsia="Times New Roman" w:cs="Times New Roman"/>
+        </w:rPr>
+        <w:t xml:space="preserve"> Cs </w:t>
+      </w:r>
+      <w:r>
+        <w:rPr>
+          <w:rFonts w:hint="eastAsia" w:ascii="Times New Roman" w:hAnsi="Times New Roman" w:eastAsia="FangSong" w:cs="Times New Roman"/>
+        </w:rPr>
+        <w:t xml:space="preserve">的光源由</w:t>
+      </w:r>
+      <w:r>
+        <w:rPr>
+          <w:rFonts w:ascii="Times New Roman" w:hAnsi="Times New Roman" w:eastAsia="Times New Roman" w:cs="Times New Roman"/>
+        </w:rPr>
+        <w:t xml:space="preserve"> H </w:t>
+      </w:r>
+      <w:r>
+        <w:rPr>
+          <w:rFonts w:hint="eastAsia" w:ascii="Times New Roman" w:hAnsi="Times New Roman" w:eastAsia="FangSong" w:cs="Times New Roman"/>
+        </w:rPr>
+        <w:t>原子光谱的巴尔末系</w:t>
+      </w:r>
+      <w:r>
+        <w:rPr>
+          <w:rFonts w:hint="eastAsia" w:ascii="Times New Roman" w:hAnsi="Times New Roman" w:eastAsia="Times New Roman" w:cs="Times New Roman"/>
+        </w:rPr>
+        <w:t>（</w:t>
+      </w:r>
+      <w:r>
+        <w:rPr>
+          <w:rFonts w:hint="eastAsia" w:ascii="Times New Roman" w:hAnsi="Times New Roman" w:eastAsia="FangSong" w:cs="Times New Roman"/>
+        </w:rPr>
+        <w:t>对应电子由更高激发态</w:t>
+      </w:r>
+      <w:r>
+        <w:rPr>
+          <w:rFonts w:ascii="Times New Roman" w:hAnsi="Times New Roman" w:eastAsia="Times New Roman" w:cs="Times New Roman"/>
+        </w:rPr>
+        <w:t xml:space="preserve"> </w:t>
+      </w:r>
+      <m:oMath>
+        <m:sSup>
+          <m:e>
+            <m:r>
+              <m:t>n</m:t>
+            </m:r>
+          </m:e>
+          <m:sup>
+            <m:r>
+              <m:rPr>
+                <m:sty m:val="p"/>
+              </m:rPr>
+              <m:t>′</m:t>
+            </m:r>
+          </m:sup>
+        </m:sSup>
+      </m:oMath>
+      <w:r>
+        <w:rPr>
+          <w:rFonts w:ascii="Times New Roman" w:hAnsi="Times New Roman" w:eastAsia="Times New Roman" w:cs="Times New Roman"/>
+        </w:rPr>
+        <w:t xml:space="preserve"> </w:t>
+      </w:r>
+      <w:r>
+        <w:rPr>
+          <w:rFonts w:hint="eastAsia" w:ascii="Times New Roman" w:hAnsi="Times New Roman" w:eastAsia="FangSong" w:cs="Times New Roman"/>
+        </w:rPr>
+        <w:t xml:space="preserve">跃迁至</w:t>
+      </w:r>
+      <w:r>
+        <w:rPr>
+          <w:rFonts w:ascii="Times New Roman" w:hAnsi="Times New Roman" w:eastAsia="Times New Roman" w:cs="Times New Roman"/>
+        </w:rPr>
+        <w:t xml:space="preserve"> n=2 </w:t>
+      </w:r>
+      <w:r>
+        <w:rPr>
+          <w:rFonts w:hint="eastAsia" w:ascii="Times New Roman" w:hAnsi="Times New Roman" w:eastAsia="FangSong" w:cs="Times New Roman"/>
+        </w:rPr>
+        <w:t>能级</w:t>
+      </w:r>
+      <w:r>
+        <w:rPr>
+          <w:rFonts w:hint="eastAsia" w:ascii="Times New Roman" w:hAnsi="Times New Roman" w:eastAsia="Times New Roman" w:cs="Times New Roman"/>
+        </w:rPr>
+        <w:t>）</w:t>
+      </w:r>
+      <w:r>
+        <w:rPr>
+          <w:rFonts w:hint="eastAsia" w:ascii="Times New Roman" w:hAnsi="Times New Roman" w:eastAsia="FangSong" w:cs="Times New Roman"/>
+        </w:rPr>
+        <w:t>产生</w:t>
+      </w:r>
+      <w:r>
+        <w:rPr>
+          <w:rFonts w:hint="eastAsia" w:ascii="Times New Roman" w:hAnsi="Times New Roman" w:eastAsia="Times New Roman" w:cs="Times New Roman"/>
+        </w:rPr>
+        <w:t>，</w:t>
+      </w:r>
+      <w:r>
+        <w:rPr>
+          <w:rFonts w:hint="eastAsia" w:ascii="Times New Roman" w:hAnsi="Times New Roman" w:eastAsia="FangSong" w:cs="Times New Roman"/>
+        </w:rPr>
+        <w:t>请通过计算列出所有不能使光电子从</w:t>
+      </w:r>
+      <w:r>
+        <w:rPr>
+          <w:rFonts w:ascii="Times New Roman" w:hAnsi="Times New Roman" w:eastAsia="Times New Roman" w:cs="Times New Roman"/>
+        </w:rPr>
+        <w:t xml:space="preserve"> Cs </w:t>
+      </w:r>
+      <w:r>
+        <w:rPr>
+          <w:rFonts w:hint="eastAsia" w:ascii="Times New Roman" w:hAnsi="Times New Roman" w:eastAsia="FangSong" w:cs="Times New Roman"/>
+        </w:rPr>
+        <w:t xml:space="preserve">表面逸出的跃迁对应的激发态能级</w:t>
+      </w:r>
+      <w:r>
+        <w:rPr>
+          <w:rFonts w:ascii="Times New Roman" w:hAnsi="Times New Roman" w:eastAsia="Times New Roman" w:cs="Times New Roman"/>
+        </w:rPr>
+        <w:t xml:space="preserve"> </w:t>
+      </w:r>
+      <m:oMath>
+        <m:sSup>
+          <m:e>
+            <m:r>
+              <m:t>n</m:t>
+            </m:r>
+          </m:e>
+          <m:sup>
+            <m:r>
+              <m:rPr>
+                <m:sty m:val="p"/>
+              </m:rPr>
+              <m:t>′</m:t>
+            </m:r>
+          </m:sup>
+        </m:sSup>
+      </m:oMath>
+      <w:r>
+        <w:rPr>
+          <w:rFonts w:ascii="Times New Roman" w:hAnsi="Times New Roman" w:eastAsia="Times New Roman" w:cs="Times New Roman"/>
+        </w:rPr>
+        <w:t xml:space="preserve">。</w:t>
+      </w:r>
+    </w:p>
+    <w:p>
+      <w:pPr>
+        <w:spacing w:before="160" w:after="80"/>
+      </w:pPr>
+      <w:r>
+        <w:pict>
+          <v:rect style="width:0;height:1.5pt" o:hralign="center" o:hrstd="t" o:hr="t"/>
+        </w:pict>
+      </w:r>
+    </w:p>
+    <w:p>
+      <w:pPr>
+        <w:spacing w:before="160" w:after="80"/>
+      </w:pPr>
+      <w:r>
+        <w:pict>
+          <v:rect style="width:0;height:1.5pt" o:hralign="center" o:hrstd="t" o:hr="t"/>
+        </w:pict>
+      </w:r>
+    </w:p>
     <w:bookmarkEnd w:id="23"/>
     <w:bookmarkStart w:id="27" w:name="第13题"/>
     <w:p>
@@ -5326,6 +5961,7 @@
     <w:p>
       <w:pPr>
         <w:pStyle w:val="FirstParagraph"/>
+        <w:ind w:firstLine="420"/>
       </w:pPr>
       <w:r>
         <w:rPr>
@@ -5465,8 +6101,9 @@
         <w:pStyle w:val="Compact"/>
         <w:numPr>
           <w:ilvl w:val="0"/>
-          <w:numId w:val="1002"/>
+          <w:numId w:val="1005"/>
         </w:numPr>
+        <w:ind w:firstLine="420"/>
       </w:pPr>
       <w:r>
         <w:rPr>
@@ -5498,8 +6135,9 @@
         <w:pStyle w:val="Compact"/>
         <w:numPr>
           <w:ilvl w:val="0"/>
-          <w:numId w:val="1002"/>
+          <w:numId w:val="1005"/>
         </w:numPr>
+        <w:ind w:firstLine="420"/>
       </w:pPr>
       <w:r>
         <w:rPr>
@@ -5538,7 +6176,7 @@
         </w:rPr>
         <w:drawing>
           <wp:inline>
-            <wp:extent cx="3600000" cy="2426086"/>
+            <wp:extent cx="3600000" cy="2308332"/>
             <wp:effectExtent b="0" l="0" r="0" t="0"/>
             <wp:docPr descr="" title="" id="25" name="Picture"/>
             <a:graphic>
@@ -5559,7 +6197,7 @@
                   <pic:spPr bwMode="auto">
                     <a:xfrm>
                       <a:off x="0" y="0"/>
-                      <a:ext cx="3600000" cy="2426086"/>
+                      <a:ext cx="3600000" cy="2308332"/>
                     </a:xfrm>
                     <a:prstGeom prst="rect">
                       <a:avLst/>
@@ -5588,170 +6226,6 @@
         </w:pict>
       </w:r>
     </w:p>
-    <w:bookmarkEnd w:id="27"/>
-    <w:bookmarkStart w:id="28" w:name="第14题"/>
-    <w:p>
-      <w:pPr>
-        <w:pStyle w:val="Heading3"/>
-        <w:spacing w:before="280" w:after="120"/>
-      </w:pPr>
-      <w:r>
-        <w:rPr>
-          <w:rFonts w:hint="eastAsia" w:ascii="Times New Roman" w:hAnsi="Times New Roman" w:eastAsia="SimHei" w:cs="Times New Roman"/>
-        </w:rPr>
-        <w:t>第</w:t>
-      </w:r>
-      <w:r>
-        <w:rPr>
-          <w:rFonts w:hint="eastAsia" w:ascii="Times New Roman" w:hAnsi="Times New Roman" w:eastAsia="Times New Roman" w:cs="Times New Roman"/>
-        </w:rPr>
-        <w:t>14</w:t>
-      </w:r>
-      <w:r>
-        <w:rPr>
-          <w:rFonts w:hint="eastAsia" w:ascii="Times New Roman" w:hAnsi="Times New Roman" w:eastAsia="SimHei" w:cs="Times New Roman"/>
-        </w:rPr>
-        <w:t>题</w:t>
-      </w:r>
-    </w:p>
-    <w:p>
-      <w:pPr>
-        <w:pStyle w:val="FirstParagraph"/>
-      </w:pPr>
-      <w:r>
-        <w:rPr>
-          <w:rFonts w:hint="eastAsia" w:ascii="Times New Roman" w:hAnsi="Times New Roman" w:eastAsia="FangSong" w:cs="Times New Roman"/>
-        </w:rPr>
-        <w:t xml:space="preserve">一定条件下</w:t>
-      </w:r>
-      <w:r>
-        <w:rPr>
-          <w:rFonts w:ascii="Times New Roman" w:hAnsi="Times New Roman" w:eastAsia="Times New Roman" w:cs="Times New Roman"/>
-        </w:rPr>
-        <w:t xml:space="preserve"> IrCl</w:t>
-      </w:r>
-      <w:r>
-        <w:rPr>
-          <w:rFonts w:ascii="Times New Roman" w:hAnsi="Times New Roman" w:eastAsia="Times New Roman" w:cs="Times New Roman"/>
-          <w:vertAlign w:val="subscript"/>
-        </w:rPr>
-        <w:t>3</w:t>
-      </w:r>
-      <w:r>
-        <w:rPr>
-          <w:rFonts w:ascii="Times New Roman" w:hAnsi="Times New Roman" w:eastAsia="Times New Roman" w:cs="Times New Roman"/>
-        </w:rPr>
-        <w:t xml:space="preserve"> </w:t>
-      </w:r>
-      <w:r>
-        <w:rPr>
-          <w:rFonts w:hint="eastAsia" w:ascii="Times New Roman" w:hAnsi="Times New Roman" w:eastAsia="FangSong" w:cs="Times New Roman"/>
-        </w:rPr>
-        <w:t xml:space="preserve">与配体</w:t>
-      </w:r>
-      <w:r>
-        <w:rPr>
-          <w:rFonts w:ascii="Times New Roman" w:hAnsi="Times New Roman" w:eastAsia="Times New Roman" w:cs="Times New Roman"/>
-        </w:rPr>
-        <w:t xml:space="preserve"> L </w:t>
-      </w:r>
-      <w:r>
-        <w:rPr>
-          <w:rFonts w:hint="eastAsia" w:ascii="Times New Roman" w:hAnsi="Times New Roman" w:eastAsia="FangSong" w:cs="Times New Roman"/>
-        </w:rPr>
-        <w:t xml:space="preserve">可反应得到电中性配合物</w:t>
-      </w:r>
-      <w:r>
-        <w:rPr>
-          <w:rFonts w:ascii="Times New Roman" w:hAnsi="Times New Roman" w:eastAsia="Times New Roman" w:cs="Times New Roman"/>
-        </w:rPr>
-        <w:t xml:space="preserve"> A。L </w:t>
-      </w:r>
-      <w:r>
-        <w:rPr>
-          <w:rFonts w:hint="eastAsia" w:ascii="Times New Roman" w:hAnsi="Times New Roman" w:eastAsia="FangSong" w:cs="Times New Roman"/>
-        </w:rPr>
-        <w:t>为吡啶的一取代衍生物</w:t>
-      </w:r>
-      <w:r>
-        <w:rPr>
-          <w:rFonts w:hint="eastAsia" w:ascii="Times New Roman" w:hAnsi="Times New Roman" w:eastAsia="Times New Roman" w:cs="Times New Roman"/>
-        </w:rPr>
-        <w:t>、</w:t>
-      </w:r>
-      <w:r>
-        <w:rPr>
-          <w:rFonts w:hint="eastAsia" w:ascii="Times New Roman" w:hAnsi="Times New Roman" w:eastAsia="FangSong" w:cs="Times New Roman"/>
-        </w:rPr>
-        <w:t>易与金属离子以五元环螯合且较难被氧化</w:t>
-      </w:r>
-      <w:r>
-        <w:rPr>
-          <w:rFonts w:hint="eastAsia" w:ascii="Times New Roman" w:hAnsi="Times New Roman" w:eastAsia="Times New Roman" w:cs="Times New Roman"/>
-        </w:rPr>
-        <w:t>；</w:t>
-      </w:r>
-      <w:r>
-        <w:rPr>
-          <w:rFonts w:hint="eastAsia" w:ascii="Times New Roman" w:hAnsi="Times New Roman" w:eastAsia="FangSong" w:cs="Times New Roman"/>
-        </w:rPr>
-        <w:t>一个</w:t>
-      </w:r>
-      <w:r>
-        <w:rPr>
-          <w:rFonts w:ascii="Times New Roman" w:hAnsi="Times New Roman" w:eastAsia="Times New Roman" w:cs="Times New Roman"/>
-        </w:rPr>
-        <w:t xml:space="preserve"> L </w:t>
-      </w:r>
-      <w:r>
-        <w:rPr>
-          <w:rFonts w:hint="eastAsia" w:ascii="Times New Roman" w:hAnsi="Times New Roman" w:eastAsia="FangSong" w:cs="Times New Roman"/>
-        </w:rPr>
-        <w:t>分子中只含一个氧原子</w:t>
-      </w:r>
-      <w:r>
-        <w:rPr>
-          <w:rFonts w:hint="eastAsia" w:ascii="Times New Roman" w:hAnsi="Times New Roman" w:eastAsia="Times New Roman" w:cs="Times New Roman"/>
-        </w:rPr>
-        <w:t>。</w:t>
-      </w:r>
-      <w:r>
-        <w:rPr>
-          <w:rFonts w:hint="eastAsia" w:ascii="Times New Roman" w:hAnsi="Times New Roman" w:eastAsia="FangSong" w:cs="Times New Roman"/>
-        </w:rPr>
-        <w:t>配合物</w:t>
-      </w:r>
-      <w:r>
-        <w:rPr>
-          <w:rFonts w:ascii="Times New Roman" w:hAnsi="Times New Roman" w:eastAsia="Times New Roman" w:cs="Times New Roman"/>
-        </w:rPr>
-        <w:t xml:space="preserve"> A </w:t>
-      </w:r>
-      <w:r>
-        <w:rPr>
-          <w:rFonts w:hint="eastAsia" w:ascii="Times New Roman" w:hAnsi="Times New Roman" w:eastAsia="FangSong" w:cs="Times New Roman"/>
-        </w:rPr>
-        <w:t xml:space="preserve">中</w:t>
-      </w:r>
-      <w:r>
-        <w:rPr>
-          <w:rFonts w:ascii="Times New Roman" w:hAnsi="Times New Roman" w:eastAsia="Times New Roman" w:cs="Times New Roman"/>
-        </w:rPr>
-        <w:t xml:space="preserve"> Ir </w:t>
-      </w:r>
-      <w:r>
-        <w:rPr>
-          <w:rFonts w:hint="eastAsia" w:ascii="Times New Roman" w:hAnsi="Times New Roman" w:eastAsia="FangSong" w:cs="Times New Roman"/>
-        </w:rPr>
-        <w:t xml:space="preserve">的质量分数为</w:t>
-      </w:r>
-      <w:r>
-        <w:rPr>
-          <w:rFonts w:ascii="Times New Roman" w:hAnsi="Times New Roman" w:eastAsia="Times New Roman" w:cs="Times New Roman"/>
-        </w:rPr>
-        <w:t xml:space="preserve"> 32.00%。</w:t>
-      </w:r>
-    </w:p>
     <w:p>
       <w:pPr>
         <w:spacing w:before="160" w:after="80"/>
@@ -5762,6 +6236,341 @@
         </w:pict>
       </w:r>
     </w:p>
+    <w:bookmarkEnd w:id="27"/>
+    <w:bookmarkStart w:id="28" w:name="第14题"/>
+    <w:p>
+      <w:pPr>
+        <w:pStyle w:val="Heading3"/>
+        <w:spacing w:before="280" w:after="120"/>
+      </w:pPr>
+      <w:r>
+        <w:rPr>
+          <w:rFonts w:hint="eastAsia" w:ascii="Times New Roman" w:hAnsi="Times New Roman" w:eastAsia="SimHei" w:cs="Times New Roman"/>
+        </w:rPr>
+        <w:t>第</w:t>
+      </w:r>
+      <w:r>
+        <w:rPr>
+          <w:rFonts w:hint="eastAsia" w:ascii="Times New Roman" w:hAnsi="Times New Roman" w:eastAsia="Times New Roman" w:cs="Times New Roman"/>
+        </w:rPr>
+        <w:t>14</w:t>
+      </w:r>
+      <w:r>
+        <w:rPr>
+          <w:rFonts w:hint="eastAsia" w:ascii="Times New Roman" w:hAnsi="Times New Roman" w:eastAsia="SimHei" w:cs="Times New Roman"/>
+        </w:rPr>
+        <w:t>题</w:t>
+      </w:r>
+    </w:p>
+    <w:p>
+      <w:pPr>
+        <w:pStyle w:val="FirstParagraph"/>
+        <w:ind w:firstLine="420"/>
+      </w:pPr>
+      <w:r>
+        <w:rPr>
+          <w:rFonts w:hint="eastAsia" w:ascii="Times New Roman" w:hAnsi="Times New Roman" w:eastAsia="FangSong" w:cs="Times New Roman"/>
+        </w:rPr>
+        <w:t xml:space="preserve">一定条件下</w:t>
+      </w:r>
+      <w:r>
+        <w:rPr>
+          <w:rFonts w:ascii="Times New Roman" w:hAnsi="Times New Roman" w:eastAsia="Times New Roman" w:cs="Times New Roman"/>
+        </w:rPr>
+        <w:t xml:space="preserve"> IrCl</w:t>
+      </w:r>
+      <w:r>
+        <w:rPr>
+          <w:rFonts w:ascii="Times New Roman" w:hAnsi="Times New Roman" w:eastAsia="Times New Roman" w:cs="Times New Roman"/>
+          <w:vertAlign w:val="subscript"/>
+        </w:rPr>
+        <w:t>3</w:t>
+      </w:r>
+      <w:r>
+        <w:rPr>
+          <w:rFonts w:ascii="Times New Roman" w:hAnsi="Times New Roman" w:eastAsia="Times New Roman" w:cs="Times New Roman"/>
+        </w:rPr>
+        <w:t xml:space="preserve"> </w:t>
+      </w:r>
+      <w:r>
+        <w:rPr>
+          <w:rFonts w:hint="eastAsia" w:ascii="Times New Roman" w:hAnsi="Times New Roman" w:eastAsia="FangSong" w:cs="Times New Roman"/>
+        </w:rPr>
+        <w:t xml:space="preserve">与配体</w:t>
+      </w:r>
+      <w:r>
+        <w:rPr>
+          <w:rFonts w:ascii="Times New Roman" w:hAnsi="Times New Roman" w:eastAsia="Times New Roman" w:cs="Times New Roman"/>
+        </w:rPr>
+        <w:t xml:space="preserve"> L </w:t>
+      </w:r>
+      <w:r>
+        <w:rPr>
+          <w:rFonts w:hint="eastAsia" w:ascii="Times New Roman" w:hAnsi="Times New Roman" w:eastAsia="FangSong" w:cs="Times New Roman"/>
+        </w:rPr>
+        <w:t xml:space="preserve">可反应得到电中性配合物</w:t>
+      </w:r>
+      <w:r>
+        <w:rPr>
+          <w:rFonts w:ascii="Times New Roman" w:hAnsi="Times New Roman" w:eastAsia="Times New Roman" w:cs="Times New Roman"/>
+        </w:rPr>
+        <w:t xml:space="preserve"> A。L </w:t>
+      </w:r>
+      <w:r>
+        <w:rPr>
+          <w:rFonts w:hint="eastAsia" w:ascii="Times New Roman" w:hAnsi="Times New Roman" w:eastAsia="FangSong" w:cs="Times New Roman"/>
+        </w:rPr>
+        <w:t>为吡啶的一取代衍生物</w:t>
+      </w:r>
+      <w:r>
+        <w:rPr>
+          <w:rFonts w:hint="eastAsia" w:ascii="Times New Roman" w:hAnsi="Times New Roman" w:eastAsia="Times New Roman" w:cs="Times New Roman"/>
+        </w:rPr>
+        <w:t>、</w:t>
+      </w:r>
+      <w:r>
+        <w:rPr>
+          <w:rFonts w:hint="eastAsia" w:ascii="Times New Roman" w:hAnsi="Times New Roman" w:eastAsia="FangSong" w:cs="Times New Roman"/>
+        </w:rPr>
+        <w:t>易与金属离子以五元环螯合且较难被氧化</w:t>
+      </w:r>
+      <w:r>
+        <w:rPr>
+          <w:rFonts w:hint="eastAsia" w:ascii="Times New Roman" w:hAnsi="Times New Roman" w:eastAsia="Times New Roman" w:cs="Times New Roman"/>
+        </w:rPr>
+        <w:t>；</w:t>
+      </w:r>
+      <w:r>
+        <w:rPr>
+          <w:rFonts w:hint="eastAsia" w:ascii="Times New Roman" w:hAnsi="Times New Roman" w:eastAsia="FangSong" w:cs="Times New Roman"/>
+        </w:rPr>
+        <w:t>一个</w:t>
+      </w:r>
+      <w:r>
+        <w:rPr>
+          <w:rFonts w:ascii="Times New Roman" w:hAnsi="Times New Roman" w:eastAsia="Times New Roman" w:cs="Times New Roman"/>
+        </w:rPr>
+        <w:t xml:space="preserve"> L </w:t>
+      </w:r>
+      <w:r>
+        <w:rPr>
+          <w:rFonts w:hint="eastAsia" w:ascii="Times New Roman" w:hAnsi="Times New Roman" w:eastAsia="FangSong" w:cs="Times New Roman"/>
+        </w:rPr>
+        <w:t>分子中只含一个氧原子</w:t>
+      </w:r>
+      <w:r>
+        <w:rPr>
+          <w:rFonts w:hint="eastAsia" w:ascii="Times New Roman" w:hAnsi="Times New Roman" w:eastAsia="Times New Roman" w:cs="Times New Roman"/>
+        </w:rPr>
+        <w:t>。</w:t>
+      </w:r>
+      <w:r>
+        <w:rPr>
+          <w:rFonts w:hint="eastAsia" w:ascii="Times New Roman" w:hAnsi="Times New Roman" w:eastAsia="FangSong" w:cs="Times New Roman"/>
+        </w:rPr>
+        <w:t>配合物</w:t>
+      </w:r>
+      <w:r>
+        <w:rPr>
+          <w:rFonts w:ascii="Times New Roman" w:hAnsi="Times New Roman" w:eastAsia="Times New Roman" w:cs="Times New Roman"/>
+        </w:rPr>
+        <w:t xml:space="preserve"> A </w:t>
+      </w:r>
+      <w:r>
+        <w:rPr>
+          <w:rFonts w:hint="eastAsia" w:ascii="Times New Roman" w:hAnsi="Times New Roman" w:eastAsia="FangSong" w:cs="Times New Roman"/>
+        </w:rPr>
+        <w:t xml:space="preserve">中</w:t>
+      </w:r>
+      <w:r>
+        <w:rPr>
+          <w:rFonts w:ascii="Times New Roman" w:hAnsi="Times New Roman" w:eastAsia="Times New Roman" w:cs="Times New Roman"/>
+        </w:rPr>
+        <w:t xml:space="preserve"> Ir </w:t>
+      </w:r>
+      <w:r>
+        <w:rPr>
+          <w:rFonts w:hint="eastAsia" w:ascii="Times New Roman" w:hAnsi="Times New Roman" w:eastAsia="FangSong" w:cs="Times New Roman"/>
+        </w:rPr>
+        <w:t xml:space="preserve">的质量分数为</w:t>
+      </w:r>
+      <w:r>
+        <w:rPr>
+          <w:rFonts w:ascii="Times New Roman" w:hAnsi="Times New Roman" w:eastAsia="Times New Roman" w:cs="Times New Roman"/>
+        </w:rPr>
+        <w:t xml:space="preserve"> 32.00%。</w:t>
+      </w:r>
+    </w:p>
+    <w:p>
+      <w:pPr>
+        <w:numPr>
+          <w:ilvl w:val="0"/>
+          <w:numId w:val="1006"/>
+        </w:numPr>
+        <w:ind w:firstLine="420"/>
+      </w:pPr>
+      <w:r>
+        <w:rPr>
+          <w:rFonts w:hint="eastAsia" w:ascii="Times New Roman" w:hAnsi="Times New Roman" w:eastAsia="FangSong" w:cs="Times New Roman"/>
+        </w:rPr>
+        <w:t xml:space="preserve">画出</w:t>
+      </w:r>
+      <w:r>
+        <w:rPr>
+          <w:rFonts w:ascii="Times New Roman" w:hAnsi="Times New Roman" w:eastAsia="Times New Roman" w:cs="Times New Roman"/>
+        </w:rPr>
+        <w:t xml:space="preserve"> L </w:t>
+      </w:r>
+      <w:r>
+        <w:rPr>
+          <w:rFonts w:hint="eastAsia" w:ascii="Times New Roman" w:hAnsi="Times New Roman" w:eastAsia="FangSong" w:cs="Times New Roman"/>
+        </w:rPr>
+        <w:t>的结构简式</w:t>
+      </w:r>
+      <w:r>
+        <w:rPr>
+          <w:rFonts w:hint="eastAsia" w:ascii="Times New Roman" w:hAnsi="Times New Roman" w:eastAsia="Times New Roman" w:cs="Times New Roman"/>
+        </w:rPr>
+        <w:t>。</w:t>
+      </w:r>
+    </w:p>
+    <w:p>
+      <w:pPr>
+        <w:numPr>
+          <w:ilvl w:val="0"/>
+          <w:numId w:val="1006"/>
+        </w:numPr>
+        <w:ind w:firstLine="420"/>
+      </w:pPr>
+      <w:r>
+        <w:rPr>
+          <w:rFonts w:ascii="Times New Roman" w:hAnsi="Times New Roman" w:eastAsia="Times New Roman" w:cs="Times New Roman"/>
+        </w:rPr>
+        <w:t xml:space="preserve">L </w:t>
+      </w:r>
+      <w:r>
+        <w:rPr>
+          <w:rFonts w:hint="eastAsia" w:ascii="Times New Roman" w:hAnsi="Times New Roman" w:eastAsia="FangSong" w:cs="Times New Roman"/>
+        </w:rPr>
+        <w:t xml:space="preserve">与</w:t>
+      </w:r>
+      <w:r>
+        <w:rPr>
+          <w:rFonts w:ascii="Times New Roman" w:hAnsi="Times New Roman" w:eastAsia="Times New Roman" w:cs="Times New Roman"/>
+        </w:rPr>
+        <w:t xml:space="preserve"> Ir </w:t>
+      </w:r>
+      <w:r>
+        <w:rPr>
+          <w:rFonts w:hint="eastAsia" w:ascii="Times New Roman" w:hAnsi="Times New Roman" w:eastAsia="FangSong" w:cs="Times New Roman"/>
+        </w:rPr>
+        <w:t>形成的配合物为风扇型</w:t>
+      </w:r>
+      <w:r>
+        <w:rPr>
+          <w:rFonts w:hint="eastAsia" w:ascii="Times New Roman" w:hAnsi="Times New Roman" w:eastAsia="Times New Roman" w:cs="Times New Roman"/>
+        </w:rPr>
+        <w:t>，</w:t>
+      </w:r>
+      <w:r>
+        <w:rPr>
+          <w:rFonts w:hint="eastAsia" w:ascii="Times New Roman" w:hAnsi="Times New Roman" w:eastAsia="FangSong" w:cs="Times New Roman"/>
+        </w:rPr>
+        <w:t>指出其可能的立体异构体数目</w:t>
+      </w:r>
+      <w:r>
+        <w:rPr>
+          <w:rFonts w:hint="eastAsia" w:ascii="Times New Roman" w:hAnsi="Times New Roman" w:eastAsia="Times New Roman" w:cs="Times New Roman"/>
+        </w:rPr>
+        <w:t>。</w:t>
+      </w:r>
+    </w:p>
+    <w:p>
+      <w:pPr>
+        <w:numPr>
+          <w:ilvl w:val="0"/>
+          <w:numId w:val="1006"/>
+        </w:numPr>
+        <w:ind w:firstLine="420"/>
+      </w:pPr>
+      <w:r>
+        <w:rPr>
+          <w:rFonts w:hint="eastAsia" w:ascii="Times New Roman" w:hAnsi="Times New Roman" w:eastAsia="FangSong" w:cs="Times New Roman"/>
+        </w:rPr>
+        <w:t>写出产物的化学式</w:t>
+      </w:r>
+      <w:r>
+        <w:rPr>
+          <w:rFonts w:hint="eastAsia" w:ascii="Times New Roman" w:hAnsi="Times New Roman" w:eastAsia="Times New Roman" w:cs="Times New Roman"/>
+        </w:rPr>
+        <w:t>，</w:t>
+      </w:r>
+      <w:r>
+        <w:rPr>
+          <w:rFonts w:hint="eastAsia" w:ascii="Times New Roman" w:hAnsi="Times New Roman" w:eastAsia="FangSong" w:cs="Times New Roman"/>
+        </w:rPr>
+        <w:t>并解释其能够稳定存在的原因</w:t>
+      </w:r>
+      <w:r>
+        <w:rPr>
+          <w:rFonts w:hint="eastAsia" w:ascii="Times New Roman" w:hAnsi="Times New Roman" w:eastAsia="Times New Roman" w:cs="Times New Roman"/>
+        </w:rPr>
+        <w:t>。</w:t>
+      </w:r>
+    </w:p>
+    <w:p>
+      <w:pPr>
+        <w:numPr>
+          <w:ilvl w:val="0"/>
+          <w:numId w:val="1006"/>
+        </w:numPr>
+        <w:ind w:firstLine="420"/>
+      </w:pPr>
+      <w:r>
+        <w:rPr>
+          <w:rFonts w:hint="eastAsia" w:ascii="Times New Roman" w:hAnsi="Times New Roman" w:eastAsia="FangSong" w:cs="Times New Roman"/>
+        </w:rPr>
+        <w:t xml:space="preserve">说明</w:t>
+      </w:r>
+      <w:r>
+        <w:rPr>
+          <w:rFonts w:ascii="Times New Roman" w:hAnsi="Times New Roman" w:eastAsia="Times New Roman" w:cs="Times New Roman"/>
+        </w:rPr>
+        <w:t xml:space="preserve"> A1、A2 </w:t>
+      </w:r>
+      <w:r>
+        <w:rPr>
+          <w:rFonts w:hint="eastAsia" w:ascii="Times New Roman" w:hAnsi="Times New Roman" w:eastAsia="FangSong" w:cs="Times New Roman"/>
+        </w:rPr>
+        <w:t>的结构</w:t>
+      </w:r>
+      <w:r>
+        <w:rPr>
+          <w:rFonts w:hint="eastAsia" w:ascii="Times New Roman" w:hAnsi="Times New Roman" w:eastAsia="Times New Roman" w:cs="Times New Roman"/>
+        </w:rPr>
+        <w:t>。</w:t>
+      </w:r>
+    </w:p>
+    <w:p>
+      <w:pPr>
+        <w:spacing w:before="160" w:after="80"/>
+      </w:pPr>
+      <w:r>
+        <w:pict>
+          <v:rect style="width:0;height:1.5pt" o:hralign="center" o:hrstd="t" o:hr="t"/>
+        </w:pict>
+      </w:r>
+    </w:p>
+    <w:p>
+      <w:pPr>
+        <w:spacing w:before="160" w:after="80"/>
+      </w:pPr>
+      <w:r>
+        <w:pict>
+          <v:rect style="width:0;height:1.5pt" o:hralign="center" o:hrstd="t" o:hr="t"/>
+        </w:pict>
+      </w:r>
+    </w:p>
     <w:bookmarkEnd w:id="28"/>
     <w:bookmarkStart w:id="29" w:name="第15题"/>
     <w:p>
@@ -5791,6 +6600,7 @@
     <w:p>
       <w:pPr>
         <w:pStyle w:val="FirstParagraph"/>
+        <w:ind w:firstLine="420"/>
       </w:pPr>
       <w:r>
         <w:rPr>
@@ -5810,8 +6620,9 @@
         <w:pStyle w:val="Compact"/>
         <w:numPr>
           <w:ilvl w:val="0"/>
-          <w:numId w:val="1003"/>
+          <w:numId w:val="1007"/>
         </w:numPr>
+        <w:ind w:firstLine="420"/>
       </w:pPr>
       <w:r>
         <w:rPr>
@@ -5944,8 +6755,9 @@
         <w:pStyle w:val="Compact"/>
         <w:numPr>
           <w:ilvl w:val="0"/>
-          <w:numId w:val="1003"/>
+          <w:numId w:val="1007"/>
         </w:numPr>
+        <w:ind w:firstLine="420"/>
       </w:pPr>
       <w:r>
         <w:rPr>
@@ -6091,8 +6903,9 @@
         <w:pStyle w:val="Compact"/>
         <w:numPr>
           <w:ilvl w:val="0"/>
-          <w:numId w:val="1003"/>
+          <w:numId w:val="1007"/>
         </w:numPr>
+        <w:ind w:firstLine="420"/>
       </w:pPr>
       <m:oMath>
         <m:oMathPr>
@@ -6190,6 +7003,16 @@
         </w:pict>
       </w:r>
     </w:p>
+    <w:p>
+      <w:pPr>
+        <w:spacing w:before="160" w:after="80"/>
+      </w:pPr>
+      <w:r>
+        <w:pict>
+          <v:rect style="width:0;height:1.5pt" o:hralign="center" o:hrstd="t" o:hr="t"/>
+        </w:pict>
+      </w:r>
+    </w:p>
     <w:bookmarkEnd w:id="29"/>
     <w:bookmarkStart w:id="30" w:name="第16题"/>
     <w:p>
@@ -6219,6 +7042,7 @@
     <w:p>
       <w:pPr>
         <w:pStyle w:val="FirstParagraph"/>
+        <w:ind w:firstLine="420"/>
       </w:pPr>
       <w:r>
         <w:rPr>
@@ -6446,8 +7270,9 @@
         <w:pStyle w:val="Compact"/>
         <w:numPr>
           <w:ilvl w:val="0"/>
-          <w:numId w:val="1004"/>
+          <w:numId w:val="1008"/>
         </w:numPr>
+        <w:ind w:firstLine="420"/>
       </w:pPr>
       <w:r>
         <w:rPr>
@@ -6611,8 +7436,9 @@
         <w:pStyle w:val="Compact"/>
         <w:numPr>
           <w:ilvl w:val="0"/>
-          <w:numId w:val="1004"/>
+          <w:numId w:val="1008"/>
         </w:numPr>
+        <w:ind w:firstLine="420"/>
       </w:pPr>
       <w:r>
         <w:rPr>
@@ -6704,8 +7530,9 @@
         <w:pStyle w:val="Compact"/>
         <w:numPr>
           <w:ilvl w:val="0"/>
-          <w:numId w:val="1004"/>
+          <w:numId w:val="1008"/>
         </w:numPr>
+        <w:ind w:firstLine="420"/>
       </w:pPr>
       <w:r>
         <w:rPr>
@@ -6742,6 +7569,16 @@
         </w:pict>
       </w:r>
     </w:p>
+    <w:p>
+      <w:pPr>
+        <w:spacing w:before="160" w:after="80"/>
+      </w:pPr>
+      <w:r>
+        <w:pict>
+          <v:rect style="width:0;height:1.5pt" o:hralign="center" o:hrstd="t" o:hr="t"/>
+        </w:pict>
+      </w:r>
+    </w:p>
     <w:bookmarkEnd w:id="30"/>
     <w:bookmarkStart w:id="34" w:name="第17题"/>
     <w:p>
@@ -6771,6 +7608,7 @@
     <w:p>
       <w:pPr>
         <w:pStyle w:val="FirstParagraph"/>
+        <w:ind w:firstLine="420"/>
       </w:pPr>
       <w:r>
         <w:rPr>
@@ -7000,7 +7838,7 @@
         </w:rPr>
         <w:drawing>
           <wp:inline>
-            <wp:extent cx="3600000" cy="1557854"/>
+            <wp:extent cx="3600000" cy="1996320"/>
             <wp:effectExtent b="0" l="0" r="0" t="0"/>
             <wp:docPr descr="" title="" id="32" name="Picture"/>
             <a:graphic>
@@ -7021,7 +7859,7 @@
                   <pic:spPr bwMode="auto">
                     <a:xfrm>
                       <a:off x="0" y="0"/>
-                      <a:ext cx="3600000" cy="1557854"/>
+                      <a:ext cx="3600000" cy="1996320"/>
                     </a:xfrm>
                     <a:prstGeom prst="rect">
                       <a:avLst/>
@@ -7045,8 +7883,9 @@
         <w:pStyle w:val="Compact"/>
         <w:numPr>
           <w:ilvl w:val="0"/>
-          <w:numId w:val="1005"/>
+          <w:numId w:val="1009"/>
         </w:numPr>
+        <w:ind w:firstLine="420"/>
       </w:pPr>
       <w:r>
         <w:rPr>
@@ -7084,8 +7923,9 @@
         <w:pStyle w:val="Compact"/>
         <w:numPr>
           <w:ilvl w:val="0"/>
-          <w:numId w:val="1005"/>
+          <w:numId w:val="1009"/>
         </w:numPr>
+        <w:ind w:firstLine="420"/>
       </w:pPr>
       <w:r>
         <w:rPr>
@@ -7151,8 +7991,9 @@
         <w:pStyle w:val="Compact"/>
         <w:numPr>
           <w:ilvl w:val="0"/>
-          <w:numId w:val="1005"/>
+          <w:numId w:val="1009"/>
         </w:numPr>
+        <w:ind w:firstLine="420"/>
       </w:pPr>
       <w:r>
         <w:rPr>
@@ -7209,8 +8050,9 @@
         <w:pStyle w:val="Compact"/>
         <w:numPr>
           <w:ilvl w:val="0"/>
-          <w:numId w:val="1005"/>
+          <w:numId w:val="1009"/>
         </w:numPr>
+        <w:ind w:firstLine="420"/>
       </w:pPr>
       <w:r>
         <w:rPr>
@@ -7284,6 +8126,16 @@
         </w:pict>
       </w:r>
     </w:p>
+    <w:p>
+      <w:pPr>
+        <w:spacing w:before="160" w:after="80"/>
+      </w:pPr>
+      <w:r>
+        <w:pict>
+          <v:rect style="width:0;height:1.5pt" o:hralign="center" o:hrstd="t" o:hr="t"/>
+        </w:pict>
+      </w:r>
+    </w:p>
     <w:bookmarkEnd w:id="34"/>
     <w:bookmarkStart w:id="35" w:name="第18题"/>
     <w:p>
@@ -7313,6 +8165,7 @@
     <w:p>
       <w:pPr>
         <w:pStyle w:val="FirstParagraph"/>
+        <w:ind w:firstLine="420"/>
       </w:pPr>
       <w:r>
         <w:rPr>
@@ -7455,6 +8308,7 @@
     <w:p>
       <w:pPr>
         <w:pStyle w:val="BodyText"/>
+        <w:ind w:firstLine="420"/>
       </w:pPr>
       <w:r>
         <w:rPr>
@@ -7666,6 +8520,7 @@
     <w:p>
       <w:pPr>
         <w:pStyle w:val="BodyText"/>
+        <w:ind w:firstLine="420"/>
       </w:pPr>
       <w:r>
         <w:rPr>
@@ -7739,8 +8594,9 @@
         <w:pStyle w:val="Compact"/>
         <w:numPr>
           <w:ilvl w:val="0"/>
-          <w:numId w:val="1006"/>
+          <w:numId w:val="1010"/>
         </w:numPr>
+        <w:ind w:firstLine="420"/>
       </w:pPr>
       <w:r>
         <w:rPr>
@@ -7827,6 +8683,16 @@
         </w:pict>
       </w:r>
     </w:p>
+    <w:p>
+      <w:pPr>
+        <w:spacing w:before="160" w:after="80"/>
+      </w:pPr>
+      <w:r>
+        <w:pict>
+          <v:rect style="width:0;height:1.5pt" o:hralign="center" o:hrstd="t" o:hr="t"/>
+        </w:pict>
+      </w:r>
+    </w:p>
     <w:bookmarkEnd w:id="35"/>
     <w:bookmarkStart w:id="36" w:name="第19题"/>
     <w:p>
@@ -7856,6 +8722,7 @@
     <w:p>
       <w:pPr>
         <w:pStyle w:val="FirstParagraph"/>
+        <w:ind w:firstLine="420"/>
       </w:pPr>
       <w:r>
         <w:rPr>
@@ -8605,6 +9472,16 @@
         </w:pict>
       </w:r>
     </w:p>
+    <w:p>
+      <w:pPr>
+        <w:spacing w:before="160" w:after="80"/>
+      </w:pPr>
+      <w:r>
+        <w:pict>
+          <v:rect style="width:0;height:1.5pt" o:hralign="center" o:hrstd="t" o:hr="t"/>
+        </w:pict>
+      </w:r>
+    </w:p>
     <w:bookmarkEnd w:id="36"/>
     <w:bookmarkStart w:id="37" w:name="第20题"/>
     <w:p>
@@ -8634,6 +9511,7 @@
     <w:p>
       <w:pPr>
         <w:pStyle w:val="FirstParagraph"/>
+        <w:ind w:firstLine="420"/>
       </w:pPr>
       <w:r>
         <w:rPr>
@@ -9268,8 +10146,9 @@
       <w:pPr>
         <w:numPr>
           <w:ilvl w:val="0"/>
-          <w:numId w:val="1007"/>
+          <w:numId w:val="1011"/>
         </w:numPr>
+        <w:ind w:firstLine="420"/>
       </w:pPr>
       <w:r>
         <w:rPr>
@@ -9300,8 +10179,9 @@
       <w:pPr>
         <w:numPr>
           <w:ilvl w:val="0"/>
-          <w:numId w:val="1007"/>
+          <w:numId w:val="1011"/>
         </w:numPr>
+        <w:ind w:firstLine="420"/>
       </w:pPr>
       <w:r>
         <w:rPr>
@@ -9326,6 +10206,16 @@
         </w:pict>
       </w:r>
     </w:p>
+    <w:p>
+      <w:pPr>
+        <w:spacing w:before="160" w:after="80"/>
+      </w:pPr>
+      <w:r>
+        <w:pict>
+          <v:rect style="width:0;height:1.5pt" o:hralign="center" o:hrstd="t" o:hr="t"/>
+        </w:pict>
+      </w:r>
+    </w:p>
     <w:bookmarkEnd w:id="37"/>
     <w:bookmarkStart w:id="38" w:name="第21题"/>
     <w:p>
@@ -9355,6 +10245,7 @@
     <w:p>
       <w:pPr>
         <w:pStyle w:val="FirstParagraph"/>
+        <w:ind w:firstLine="420"/>
       </w:pPr>
       <w:r>
         <w:rPr>
@@ -9596,6 +10487,16 @@
         </w:pict>
       </w:r>
     </w:p>
+    <w:p>
+      <w:pPr>
+        <w:spacing w:before="160" w:after="80"/>
+      </w:pPr>
+      <w:r>
+        <w:pict>
+          <v:rect style="width:0;height:1.5pt" o:hralign="center" o:hrstd="t" o:hr="t"/>
+        </w:pict>
+      </w:r>
+    </w:p>
     <w:bookmarkEnd w:id="38"/>
     <w:bookmarkStart w:id="39" w:name="第22题"/>
     <w:p>
@@ -9625,6 +10526,7 @@
     <w:p>
       <w:pPr>
         <w:pStyle w:val="FirstParagraph"/>
+        <w:ind w:firstLine="420"/>
       </w:pPr>
       <w:r>
         <w:rPr>
@@ -9661,8 +10563,9 @@
       <w:pPr>
         <w:numPr>
           <w:ilvl w:val="0"/>
-          <w:numId w:val="1008"/>
+          <w:numId w:val="1012"/>
         </w:numPr>
+        <w:ind w:firstLine="420"/>
       </w:pPr>
       <w:r>
         <w:rPr>
@@ -9754,8 +10657,9 @@
       <w:pPr>
         <w:numPr>
           <w:ilvl w:val="0"/>
-          <w:numId w:val="1008"/>
+          <w:numId w:val="1012"/>
         </w:numPr>
+        <w:ind w:firstLine="420"/>
       </w:pPr>
       <m:oMath>
         <m:oMathPr>
@@ -9866,6 +10770,7 @@
     <w:p>
       <w:pPr>
         <w:pStyle w:val="FirstParagraph"/>
+        <w:ind w:firstLine="420"/>
       </w:pPr>
       <w:r>
         <w:rPr>
@@ -9890,6 +10795,16 @@
         </w:pict>
       </w:r>
     </w:p>
+    <w:p>
+      <w:pPr>
+        <w:spacing w:before="160" w:after="80"/>
+      </w:pPr>
+      <w:r>
+        <w:pict>
+          <v:rect style="width:0;height:1.5pt" o:hralign="center" o:hrstd="t" o:hr="t"/>
+        </w:pict>
+      </w:r>
+    </w:p>
     <w:bookmarkEnd w:id="39"/>
     <w:bookmarkStart w:id="40" w:name="第23题"/>
     <w:p>
@@ -9919,6 +10834,7 @@
     <w:p>
       <w:pPr>
         <w:pStyle w:val="FirstParagraph"/>
+        <w:ind w:firstLine="420"/>
       </w:pPr>
       <w:r>
         <w:rPr>
@@ -10116,14 +11032,12 @@
     </w:p>
     <w:p>
       <w:pPr>
-        <w:pStyle w:val="BodyText"/>
-      </w:pPr>
-      <w:r>
-        <w:rPr>
-          <w:rFonts w:ascii="Times New Roman" w:hAnsi="Times New Roman" w:eastAsia="Times New Roman" w:cs="Times New Roman"/>
-        </w:rPr>
-        <w:t xml:space="preserve">5-1 </w:t>
-      </w:r>
+        <w:numPr>
+          <w:ilvl w:val="0"/>
+          <w:numId w:val="1013"/>
+        </w:numPr>
+        <w:ind w:firstLine="420"/>
+      </w:pPr>
       <w:r>
         <w:rPr>
           <w:rFonts w:hint="eastAsia" w:ascii="Times New Roman" w:hAnsi="Times New Roman" w:eastAsia="FangSong" w:cs="Times New Roman"/>
@@ -10139,14 +11053,12 @@
     </w:p>
     <w:p>
       <w:pPr>
-        <w:pStyle w:val="BodyText"/>
-      </w:pPr>
-      <w:r>
-        <w:rPr>
-          <w:rFonts w:ascii="Times New Roman" w:hAnsi="Times New Roman" w:eastAsia="Times New Roman" w:cs="Times New Roman"/>
-        </w:rPr>
-        <w:t xml:space="preserve">5-2 </w:t>
-      </w:r>
+        <w:numPr>
+          <w:ilvl w:val="0"/>
+          <w:numId w:val="1013"/>
+        </w:numPr>
+        <w:ind w:firstLine="420"/>
+      </w:pPr>
       <w:r>
         <w:rPr>
           <w:rFonts w:hint="eastAsia" w:ascii="Times New Roman" w:hAnsi="Times New Roman" w:eastAsia="FangSong" w:cs="Times New Roman"/>
@@ -10307,6 +11219,16 @@
         </w:pict>
       </w:r>
     </w:p>
+    <w:p>
+      <w:pPr>
+        <w:spacing w:before="160" w:after="80"/>
+      </w:pPr>
+      <w:r>
+        <w:pict>
+          <v:rect style="width:0;height:1.5pt" o:hralign="center" o:hrstd="t" o:hr="t"/>
+        </w:pict>
+      </w:r>
+    </w:p>
     <w:bookmarkEnd w:id="40"/>
     <w:bookmarkStart w:id="41" w:name="第24题"/>
     <w:p>
@@ -10337,6 +11259,7 @@
       <w:pPr>
         <w:pStyle w:val="FirstParagraph"/>
         <w:spacing w:after="80"/>
+        <w:ind w:firstLine="420"/>
       </w:pPr>
       <m:oMath>
         <m:r>
@@ -10610,6 +11533,15 @@
         <w:tblStyle w:val="Table"/>
         <w:tblW w:type="auto" w:w="0"/>
         <w:tblLook w:firstRow="1" w:lastRow="0" w:firstColumn="0" w:lastColumn="0" w:noHBand="0" w:noVBand="0" w:val="0020"/>
+        <w:jc w:val="center"/>
+        <w:tblBorders>
+          <w:top w:val="single" w:sz="12" w:space="0" w:color="000000"/>
+          <w:bottom w:val="single" w:sz="12" w:space="0" w:color="000000"/>
+          <w:left w:val="none"/>
+          <w:right w:val="none"/>
+          <w:insideH w:val="none"/>
+          <w:insideV w:val="none"/>
+        </w:tblBorders>
       </w:tblPr>
       <w:tblGrid>
         <w:gridCol w:w="990"/>
@@ -10626,7 +11558,11 @@
           <w:tblHeader w:val="on"/>
         </w:trPr>
         <w:tc>
-          <w:tcPr/>
+          <w:tcPr>
+            <w:tcBorders>
+              <w:bottom w:val="single" w:sz="6" w:space="0" w:color="000000"/>
+            </w:tcBorders>
+          </w:tcPr>
           <w:p>
             <w:pPr>
               <w:pStyle w:val="Compact"/>
@@ -10649,7 +11585,11 @@
           </w:p>
         </w:tc>
         <w:tc>
-          <w:tcPr/>
+          <w:tcPr>
+            <w:tcBorders>
+              <w:bottom w:val="single" w:sz="6" w:space="0" w:color="000000"/>
+            </w:tcBorders>
+          </w:tcPr>
           <w:p>
             <w:pPr>
               <w:pStyle w:val="Compact"/>
@@ -10665,7 +11605,11 @@
           </w:p>
         </w:tc>
         <w:tc>
-          <w:tcPr/>
+          <w:tcPr>
+            <w:tcBorders>
+              <w:bottom w:val="single" w:sz="6" w:space="0" w:color="000000"/>
+            </w:tcBorders>
+          </w:tcPr>
           <w:p>
             <w:pPr>
               <w:pStyle w:val="Compact"/>
@@ -10681,7 +11625,11 @@
           </w:p>
         </w:tc>
         <w:tc>
-          <w:tcPr/>
+          <w:tcPr>
+            <w:tcBorders>
+              <w:bottom w:val="single" w:sz="6" w:space="0" w:color="000000"/>
+            </w:tcBorders>
+          </w:tcPr>
           <w:p>
             <w:pPr>
               <w:pStyle w:val="Compact"/>
@@ -10697,7 +11645,11 @@
           </w:p>
         </w:tc>
         <w:tc>
-          <w:tcPr/>
+          <w:tcPr>
+            <w:tcBorders>
+              <w:bottom w:val="single" w:sz="6" w:space="0" w:color="000000"/>
+            </w:tcBorders>
+          </w:tcPr>
           <w:p>
             <w:pPr>
               <w:pStyle w:val="Compact"/>
@@ -10720,7 +11672,11 @@
           </w:p>
         </w:tc>
         <w:tc>
-          <w:tcPr/>
+          <w:tcPr>
+            <w:tcBorders>
+              <w:bottom w:val="single" w:sz="6" w:space="0" w:color="000000"/>
+            </w:tcBorders>
+          </w:tcPr>
           <w:p>
             <w:pPr>
               <w:pStyle w:val="Compact"/>
@@ -10736,7 +11692,11 @@
           </w:p>
         </w:tc>
         <w:tc>
-          <w:tcPr/>
+          <w:tcPr>
+            <w:tcBorders>
+              <w:bottom w:val="single" w:sz="6" w:space="0" w:color="000000"/>
+            </w:tcBorders>
+          </w:tcPr>
           <w:p>
             <w:pPr>
               <w:pStyle w:val="Compact"/>
@@ -10752,7 +11712,11 @@
           </w:p>
         </w:tc>
         <w:tc>
-          <w:tcPr/>
+          <w:tcPr>
+            <w:tcBorders>
+              <w:bottom w:val="single" w:sz="6" w:space="0" w:color="000000"/>
+            </w:tcBorders>
+          </w:tcPr>
           <w:p>
             <w:pPr>
               <w:pStyle w:val="Compact"/>
@@ -10981,6 +11945,7 @@
       <w:pPr>
         <w:pStyle w:val="BodyText"/>
         <w:spacing w:before="120"/>
+        <w:ind w:firstLine="420"/>
       </w:pPr>
       <w:r>
         <w:rPr>
@@ -10997,14 +11962,12 @@
     </w:p>
     <w:p>
       <w:pPr>
-        <w:pStyle w:val="BodyText"/>
-      </w:pPr>
-      <w:r>
-        <w:rPr>
-          <w:rFonts w:ascii="Times New Roman" w:hAnsi="Times New Roman" w:eastAsia="Times New Roman" w:cs="Times New Roman"/>
-        </w:rPr>
-        <w:t xml:space="preserve">6-1 </w:t>
-      </w:r>
+        <w:numPr>
+          <w:ilvl w:val="0"/>
+          <w:numId w:val="1014"/>
+        </w:numPr>
+        <w:ind w:firstLine="420"/>
+      </w:pPr>
       <w:r>
         <w:rPr>
           <w:rFonts w:hint="eastAsia" w:ascii="Times New Roman" w:hAnsi="Times New Roman" w:eastAsia="FangSong" w:cs="Times New Roman"/>
@@ -11044,14 +12007,12 @@
     </w:p>
     <w:p>
       <w:pPr>
-        <w:pStyle w:val="BodyText"/>
-      </w:pPr>
-      <w:r>
-        <w:rPr>
-          <w:rFonts w:ascii="Times New Roman" w:hAnsi="Times New Roman" w:eastAsia="Times New Roman" w:cs="Times New Roman"/>
-        </w:rPr>
-        <w:t xml:space="preserve">6-2 </w:t>
-      </w:r>
+        <w:numPr>
+          <w:ilvl w:val="0"/>
+          <w:numId w:val="1014"/>
+        </w:numPr>
+        <w:ind w:firstLine="420"/>
+      </w:pPr>
       <w:r>
         <w:rPr>
           <w:rFonts w:hint="eastAsia" w:ascii="Times New Roman" w:hAnsi="Times New Roman" w:eastAsia="FangSong" w:cs="Times New Roman"/>
@@ -11190,6 +12151,16 @@
         </w:pict>
       </w:r>
     </w:p>
+    <w:p>
+      <w:pPr>
+        <w:spacing w:before="160" w:after="80"/>
+      </w:pPr>
+      <w:r>
+        <w:pict>
+          <v:rect style="width:0;height:1.5pt" o:hralign="center" o:hrstd="t" o:hr="t"/>
+        </w:pict>
+      </w:r>
+    </w:p>
     <w:bookmarkEnd w:id="41"/>
     <w:bookmarkStart w:id="42" w:name="第25题"/>
     <w:p>
@@ -11219,6 +12190,7 @@
     <w:p>
       <w:pPr>
         <w:pStyle w:val="FirstParagraph"/>
+        <w:ind w:firstLine="420"/>
       </w:pPr>
       <w:r>
         <w:rPr>
@@ -11634,6 +12606,16 @@
         </w:pict>
       </w:r>
     </w:p>
+    <w:p>
+      <w:pPr>
+        <w:spacing w:before="160" w:after="80"/>
+      </w:pPr>
+      <w:r>
+        <w:pict>
+          <v:rect style="width:0;height:1.5pt" o:hralign="center" o:hrstd="t" o:hr="t"/>
+        </w:pict>
+      </w:r>
+    </w:p>
     <w:bookmarkEnd w:id="42"/>
     <w:bookmarkStart w:id="43" w:name="第26题"/>
     <w:p>
@@ -11663,6 +12645,7 @@
     <w:p>
       <w:pPr>
         <w:pStyle w:val="FirstParagraph"/>
+        <w:ind w:firstLine="420"/>
       </w:pPr>
       <w:r>
         <w:rPr>
@@ -12757,8 +13740,9 @@
       <w:pPr>
         <w:numPr>
           <w:ilvl w:val="0"/>
-          <w:numId w:val="1009"/>
+          <w:numId w:val="1015"/>
         </w:numPr>
+        <w:ind w:firstLine="420"/>
       </w:pPr>
       <w:r>
         <w:rPr>
@@ -12777,8 +13761,9 @@
       <w:pPr>
         <w:numPr>
           <w:ilvl w:val="0"/>
-          <w:numId w:val="1009"/>
+          <w:numId w:val="1015"/>
         </w:numPr>
+        <w:ind w:firstLine="420"/>
       </w:pPr>
       <w:r>
         <w:rPr>
@@ -12797,8 +13782,9 @@
       <w:pPr>
         <w:numPr>
           <w:ilvl w:val="0"/>
-          <w:numId w:val="1009"/>
+          <w:numId w:val="1015"/>
         </w:numPr>
+        <w:ind w:firstLine="420"/>
       </w:pPr>
       <w:r>
         <w:rPr>
@@ -12891,8 +13877,9 @@
       <w:pPr>
         <w:numPr>
           <w:ilvl w:val="0"/>
-          <w:numId w:val="1009"/>
+          <w:numId w:val="1015"/>
         </w:numPr>
+        <w:ind w:firstLine="420"/>
       </w:pPr>
       <w:r>
         <w:rPr>
@@ -12953,6 +13940,16 @@
           <w:rFonts w:hint="eastAsia" w:ascii="Times New Roman" w:hAnsi="Times New Roman" w:eastAsia="Times New Roman" w:cs="Times New Roman"/>
         </w:rPr>
         <w:t>。</w:t>
+      </w:r>
+    </w:p>
+    <w:p>
+      <w:pPr>
+        <w:spacing w:before="160" w:after="80"/>
+      </w:pPr>
+      <w:r>
+        <w:pict>
+          <v:rect style="width:0;height:1.5pt" o:hralign="center" o:hrstd="t" o:hr="t"/>
+        </w:pict>
       </w:r>
     </w:p>
     <w:p>
@@ -13298,6 +14295,176 @@
       </w:rPr>
     </w:lvl>
   </w:abstractNum>
+  <w:abstractNum w:abstractNumId="99432">
+    <w:nsid w:val="00A99432"/>
+    <w:multiLevelType w:val="multilevel"/>
+    <w:lvl w:ilvl="0">
+      <w:start w:val="2"/>
+      <w:numFmt w:val="decimal"/>
+      <w:lvlText w:val="(%1)"/>
+      <w:lvlJc w:val="left"/>
+      <w:pPr>
+        <w:ind w:left="720" w:hanging="360"/>
+      </w:pPr>
+    </w:lvl>
+    <w:lvl w:ilvl="1">
+      <w:start w:val="2"/>
+      <w:numFmt w:val="decimal"/>
+      <w:lvlText w:val="(%2)"/>
+      <w:lvlJc w:val="left"/>
+      <w:pPr>
+        <w:ind w:left="1440" w:hanging="360"/>
+      </w:pPr>
+    </w:lvl>
+    <w:lvl w:ilvl="2">
+      <w:start w:val="2"/>
+      <w:numFmt w:val="decimal"/>
+      <w:lvlText w:val="(%3)"/>
+      <w:lvlJc w:val="left"/>
+      <w:pPr>
+        <w:ind w:left="2160" w:hanging="360"/>
+      </w:pPr>
+    </w:lvl>
+    <w:lvl w:ilvl="3">
+      <w:start w:val="2"/>
+      <w:numFmt w:val="decimal"/>
+      <w:lvlText w:val="(%4)"/>
+      <w:lvlJc w:val="left"/>
+      <w:pPr>
+        <w:ind w:left="2880" w:hanging="360"/>
+      </w:pPr>
+    </w:lvl>
+    <w:lvl w:ilvl="4">
+      <w:start w:val="2"/>
+      <w:numFmt w:val="decimal"/>
+      <w:lvlText w:val="(%5)"/>
+      <w:lvlJc w:val="left"/>
+      <w:pPr>
+        <w:ind w:left="3600" w:hanging="360"/>
+      </w:pPr>
+    </w:lvl>
+    <w:lvl w:ilvl="5">
+      <w:start w:val="2"/>
+      <w:numFmt w:val="decimal"/>
+      <w:lvlText w:val="(%6)"/>
+      <w:lvlJc w:val="left"/>
+      <w:pPr>
+        <w:ind w:left="4320" w:hanging="360"/>
+      </w:pPr>
+    </w:lvl>
+    <w:lvl w:ilvl="6">
+      <w:start w:val="2"/>
+      <w:numFmt w:val="decimal"/>
+      <w:lvlText w:val="(%7)"/>
+      <w:lvlJc w:val="left"/>
+      <w:pPr>
+        <w:ind w:left="5040" w:hanging="360"/>
+      </w:pPr>
+    </w:lvl>
+    <w:lvl w:ilvl="7">
+      <w:start w:val="2"/>
+      <w:numFmt w:val="decimal"/>
+      <w:lvlText w:val="(%8)"/>
+      <w:lvlJc w:val="left"/>
+      <w:pPr>
+        <w:ind w:left="5760" w:hanging="360"/>
+      </w:pPr>
+    </w:lvl>
+    <w:lvl w:ilvl="8">
+      <w:start w:val="2"/>
+      <w:numFmt w:val="decimal"/>
+      <w:lvlText w:val="(%9)"/>
+      <w:lvlJc w:val="left"/>
+      <w:pPr>
+        <w:ind w:left="6480" w:hanging="360"/>
+      </w:pPr>
+    </w:lvl>
+  </w:abstractNum>
+  <w:abstractNum w:abstractNumId="99431">
+    <w:nsid w:val="00A99431"/>
+    <w:multiLevelType w:val="multilevel"/>
+    <w:lvl w:ilvl="0">
+      <w:start w:val="1"/>
+      <w:numFmt w:val="decimal"/>
+      <w:lvlText w:val="(%1)"/>
+      <w:lvlJc w:val="left"/>
+      <w:pPr>
+        <w:ind w:left="720" w:hanging="360"/>
+      </w:pPr>
+    </w:lvl>
+    <w:lvl w:ilvl="1">
+      <w:start w:val="1"/>
+      <w:numFmt w:val="decimal"/>
+      <w:lvlText w:val="(%2)"/>
+      <w:lvlJc w:val="left"/>
+      <w:pPr>
+        <w:ind w:left="1440" w:hanging="360"/>
+      </w:pPr>
+    </w:lvl>
+    <w:lvl w:ilvl="2">
+      <w:start w:val="1"/>
+      <w:numFmt w:val="decimal"/>
+      <w:lvlText w:val="(%3)"/>
+      <w:lvlJc w:val="left"/>
+      <w:pPr>
+        <w:ind w:left="2160" w:hanging="360"/>
+      </w:pPr>
+    </w:lvl>
+    <w:lvl w:ilvl="3">
+      <w:start w:val="1"/>
+      <w:numFmt w:val="decimal"/>
+      <w:lvlText w:val="(%4)"/>
+      <w:lvlJc w:val="left"/>
+      <w:pPr>
+        <w:ind w:left="2880" w:hanging="360"/>
+      </w:pPr>
+    </w:lvl>
+    <w:lvl w:ilvl="4">
+      <w:start w:val="1"/>
+      <w:numFmt w:val="decimal"/>
+      <w:lvlText w:val="(%5)"/>
+      <w:lvlJc w:val="left"/>
+      <w:pPr>
+        <w:ind w:left="3600" w:hanging="360"/>
+      </w:pPr>
+    </w:lvl>
+    <w:lvl w:ilvl="5">
+      <w:start w:val="1"/>
+      <w:numFmt w:val="decimal"/>
+      <w:lvlText w:val="(%6)"/>
+      <w:lvlJc w:val="left"/>
+      <w:pPr>
+        <w:ind w:left="4320" w:hanging="360"/>
+      </w:pPr>
+    </w:lvl>
+    <w:lvl w:ilvl="6">
+      <w:start w:val="1"/>
+      <w:numFmt w:val="decimal"/>
+      <w:lvlText w:val="(%7)"/>
+      <w:lvlJc w:val="left"/>
+      <w:pPr>
+        <w:ind w:left="5040" w:hanging="360"/>
+      </w:pPr>
+    </w:lvl>
+    <w:lvl w:ilvl="7">
+      <w:start w:val="1"/>
+      <w:numFmt w:val="decimal"/>
+      <w:lvlText w:val="(%8)"/>
+      <w:lvlJc w:val="left"/>
+      <w:pPr>
+        <w:ind w:left="5760" w:hanging="360"/>
+      </w:pPr>
+    </w:lvl>
+    <w:lvl w:ilvl="8">
+      <w:start w:val="1"/>
+      <w:numFmt w:val="decimal"/>
+      <w:lvlText w:val="(%9)"/>
+      <w:lvlJc w:val="left"/>
+      <w:pPr>
+        <w:ind w:left="6480" w:hanging="360"/>
+      </w:pPr>
+    </w:lvl>
+  </w:abstractNum>
   <w:abstractNum w:abstractNumId="99411">
     <w:nsid w:val="00A99411"/>
     <w:multiLevelType w:val="multilevel"/>
@@ -13475,6 +14642,96 @@
     <w:abstractNumId w:val="991"/>
   </w:num>
   <w:num w:numId="1002">
+    <w:abstractNumId w:val="99432"/>
+    <w:lvlOverride w:ilvl="0">
+      <w:startOverride w:val="2"/>
+    </w:lvlOverride>
+    <w:lvlOverride w:ilvl="1">
+      <w:startOverride w:val="2"/>
+    </w:lvlOverride>
+    <w:lvlOverride w:ilvl="2">
+      <w:startOverride w:val="2"/>
+    </w:lvlOverride>
+    <w:lvlOverride w:ilvl="3">
+      <w:startOverride w:val="2"/>
+    </w:lvlOverride>
+    <w:lvlOverride w:ilvl="4">
+      <w:startOverride w:val="2"/>
+    </w:lvlOverride>
+    <w:lvlOverride w:ilvl="5">
+      <w:startOverride w:val="2"/>
+    </w:lvlOverride>
+    <w:lvlOverride w:ilvl="6">
+      <w:startOverride w:val="2"/>
+    </w:lvlOverride>
+    <w:lvlOverride w:ilvl="7">
+      <w:startOverride w:val="2"/>
+    </w:lvlOverride>
+    <w:lvlOverride w:ilvl="8">
+      <w:startOverride w:val="2"/>
+    </w:lvlOverride>
+  </w:num>
+  <w:num w:numId="1003">
+    <w:abstractNumId w:val="99431"/>
+    <w:lvlOverride w:ilvl="0">
+      <w:startOverride w:val="1"/>
+    </w:lvlOverride>
+    <w:lvlOverride w:ilvl="1">
+      <w:startOverride w:val="1"/>
+    </w:lvlOverride>
+    <w:lvlOverride w:ilvl="2">
+      <w:startOverride w:val="1"/>
+    </w:lvlOverride>
+    <w:lvlOverride w:ilvl="3">
+      <w:startOverride w:val="1"/>
+    </w:lvlOverride>
+    <w:lvlOverride w:ilvl="4">
+      <w:startOverride w:val="1"/>
+    </w:lvlOverride>
+    <w:lvlOverride w:ilvl="5">
+      <w:startOverride w:val="1"/>
+    </w:lvlOverride>
+    <w:lvlOverride w:ilvl="6">
+      <w:startOverride w:val="1"/>
+    </w:lvlOverride>
+    <w:lvlOverride w:ilvl="7">
+      <w:startOverride w:val="1"/>
+    </w:lvlOverride>
+    <w:lvlOverride w:ilvl="8">
+      <w:startOverride w:val="1"/>
+    </w:lvlOverride>
+  </w:num>
+  <w:num w:numId="1004">
+    <w:abstractNumId w:val="99431"/>
+    <w:lvlOverride w:ilvl="0">
+      <w:startOverride w:val="1"/>
+    </w:lvlOverride>
+    <w:lvlOverride w:ilvl="1">
+      <w:startOverride w:val="1"/>
+    </w:lvlOverride>
+    <w:lvlOverride w:ilvl="2">
+      <w:startOverride w:val="1"/>
+    </w:lvlOverride>
+    <w:lvlOverride w:ilvl="3">
+      <w:startOverride w:val="1"/>
+    </w:lvlOverride>
+    <w:lvlOverride w:ilvl="4">
+      <w:startOverride w:val="1"/>
+    </w:lvlOverride>
+    <w:lvlOverride w:ilvl="5">
+      <w:startOverride w:val="1"/>
+    </w:lvlOverride>
+    <w:lvlOverride w:ilvl="6">
+      <w:startOverride w:val="1"/>
+    </w:lvlOverride>
+    <w:lvlOverride w:ilvl="7">
+      <w:startOverride w:val="1"/>
+    </w:lvlOverride>
+    <w:lvlOverride w:ilvl="8">
+      <w:startOverride w:val="1"/>
+    </w:lvlOverride>
+  </w:num>
+  <w:num w:numId="1005">
     <w:abstractNumId w:val="99411"/>
     <w:lvlOverride w:ilvl="0">
       <w:startOverride w:val="1"/>
@@ -13504,8 +14761,8 @@
       <w:startOverride w:val="1"/>
     </w:lvlOverride>
   </w:num>
-  <w:num w:numId="1003">
-    <w:abstractNumId w:val="99411"/>
+  <w:num w:numId="1006">
+    <w:abstractNumId w:val="99431"/>
     <w:lvlOverride w:ilvl="0">
       <w:startOverride w:val="1"/>
     </w:lvlOverride>
@@ -13532,69 +14789,6 @@
     </w:lvlOverride>
     <w:lvlOverride w:ilvl="8">
       <w:startOverride w:val="1"/>
-    </w:lvlOverride>
-  </w:num>
-  <w:num w:numId="1004">
-    <w:abstractNumId w:val="99411"/>
-    <w:lvlOverride w:ilvl="0">
-      <w:startOverride w:val="1"/>
-    </w:lvlOverride>
-    <w:lvlOverride w:ilvl="1">
-      <w:startOverride w:val="1"/>
-    </w:lvlOverride>
-    <w:lvlOverride w:ilvl="2">
-      <w:startOverride w:val="1"/>
-    </w:lvlOverride>
-    <w:lvlOverride w:ilvl="3">
-      <w:startOverride w:val="1"/>
-    </w:lvlOverride>
-    <w:lvlOverride w:ilvl="4">
-      <w:startOverride w:val="1"/>
-    </w:lvlOverride>
-    <w:lvlOverride w:ilvl="5">
-      <w:startOverride w:val="1"/>
-    </w:lvlOverride>
-    <w:lvlOverride w:ilvl="6">
-      <w:startOverride w:val="1"/>
-    </w:lvlOverride>
-    <w:lvlOverride w:ilvl="7">
-      <w:startOverride w:val="1"/>
-    </w:lvlOverride>
-    <w:lvlOverride w:ilvl="8">
-      <w:startOverride w:val="1"/>
-    </w:lvlOverride>
-  </w:num>
-  <w:num w:numId="1005">
-    <w:abstractNumId w:val="991"/>
-  </w:num>
-  <w:num w:numId="1006">
-    <w:abstractNumId w:val="99412"/>
-    <w:lvlOverride w:ilvl="0">
-      <w:startOverride w:val="2"/>
-    </w:lvlOverride>
-    <w:lvlOverride w:ilvl="1">
-      <w:startOverride w:val="2"/>
-    </w:lvlOverride>
-    <w:lvlOverride w:ilvl="2">
-      <w:startOverride w:val="2"/>
-    </w:lvlOverride>
-    <w:lvlOverride w:ilvl="3">
-      <w:startOverride w:val="2"/>
-    </w:lvlOverride>
-    <w:lvlOverride w:ilvl="4">
-      <w:startOverride w:val="2"/>
-    </w:lvlOverride>
-    <w:lvlOverride w:ilvl="5">
-      <w:startOverride w:val="2"/>
-    </w:lvlOverride>
-    <w:lvlOverride w:ilvl="6">
-      <w:startOverride w:val="2"/>
-    </w:lvlOverride>
-    <w:lvlOverride w:ilvl="7">
-      <w:startOverride w:val="2"/>
-    </w:lvlOverride>
-    <w:lvlOverride w:ilvl="8">
-      <w:startOverride w:val="2"/>
     </w:lvlOverride>
   </w:num>
   <w:num w:numId="1007">
@@ -13658,6 +14852,159 @@
     </w:lvlOverride>
   </w:num>
   <w:num w:numId="1009">
+    <w:abstractNumId w:val="991"/>
+  </w:num>
+  <w:num w:numId="1010">
+    <w:abstractNumId w:val="99412"/>
+    <w:lvlOverride w:ilvl="0">
+      <w:startOverride w:val="2"/>
+    </w:lvlOverride>
+    <w:lvlOverride w:ilvl="1">
+      <w:startOverride w:val="2"/>
+    </w:lvlOverride>
+    <w:lvlOverride w:ilvl="2">
+      <w:startOverride w:val="2"/>
+    </w:lvlOverride>
+    <w:lvlOverride w:ilvl="3">
+      <w:startOverride w:val="2"/>
+    </w:lvlOverride>
+    <w:lvlOverride w:ilvl="4">
+      <w:startOverride w:val="2"/>
+    </w:lvlOverride>
+    <w:lvlOverride w:ilvl="5">
+      <w:startOverride w:val="2"/>
+    </w:lvlOverride>
+    <w:lvlOverride w:ilvl="6">
+      <w:startOverride w:val="2"/>
+    </w:lvlOverride>
+    <w:lvlOverride w:ilvl="7">
+      <w:startOverride w:val="2"/>
+    </w:lvlOverride>
+    <w:lvlOverride w:ilvl="8">
+      <w:startOverride w:val="2"/>
+    </w:lvlOverride>
+  </w:num>
+  <w:num w:numId="1011">
+    <w:abstractNumId w:val="99411"/>
+    <w:lvlOverride w:ilvl="0">
+      <w:startOverride w:val="1"/>
+    </w:lvlOverride>
+    <w:lvlOverride w:ilvl="1">
+      <w:startOverride w:val="1"/>
+    </w:lvlOverride>
+    <w:lvlOverride w:ilvl="2">
+      <w:startOverride w:val="1"/>
+    </w:lvlOverride>
+    <w:lvlOverride w:ilvl="3">
+      <w:startOverride w:val="1"/>
+    </w:lvlOverride>
+    <w:lvlOverride w:ilvl="4">
+      <w:startOverride w:val="1"/>
+    </w:lvlOverride>
+    <w:lvlOverride w:ilvl="5">
+      <w:startOverride w:val="1"/>
+    </w:lvlOverride>
+    <w:lvlOverride w:ilvl="6">
+      <w:startOverride w:val="1"/>
+    </w:lvlOverride>
+    <w:lvlOverride w:ilvl="7">
+      <w:startOverride w:val="1"/>
+    </w:lvlOverride>
+    <w:lvlOverride w:ilvl="8">
+      <w:startOverride w:val="1"/>
+    </w:lvlOverride>
+  </w:num>
+  <w:num w:numId="1012">
+    <w:abstractNumId w:val="99411"/>
+    <w:lvlOverride w:ilvl="0">
+      <w:startOverride w:val="1"/>
+    </w:lvlOverride>
+    <w:lvlOverride w:ilvl="1">
+      <w:startOverride w:val="1"/>
+    </w:lvlOverride>
+    <w:lvlOverride w:ilvl="2">
+      <w:startOverride w:val="1"/>
+    </w:lvlOverride>
+    <w:lvlOverride w:ilvl="3">
+      <w:startOverride w:val="1"/>
+    </w:lvlOverride>
+    <w:lvlOverride w:ilvl="4">
+      <w:startOverride w:val="1"/>
+    </w:lvlOverride>
+    <w:lvlOverride w:ilvl="5">
+      <w:startOverride w:val="1"/>
+    </w:lvlOverride>
+    <w:lvlOverride w:ilvl="6">
+      <w:startOverride w:val="1"/>
+    </w:lvlOverride>
+    <w:lvlOverride w:ilvl="7">
+      <w:startOverride w:val="1"/>
+    </w:lvlOverride>
+    <w:lvlOverride w:ilvl="8">
+      <w:startOverride w:val="1"/>
+    </w:lvlOverride>
+  </w:num>
+  <w:num w:numId="1013">
+    <w:abstractNumId w:val="99431"/>
+    <w:lvlOverride w:ilvl="0">
+      <w:startOverride w:val="1"/>
+    </w:lvlOverride>
+    <w:lvlOverride w:ilvl="1">
+      <w:startOverride w:val="1"/>
+    </w:lvlOverride>
+    <w:lvlOverride w:ilvl="2">
+      <w:startOverride w:val="1"/>
+    </w:lvlOverride>
+    <w:lvlOverride w:ilvl="3">
+      <w:startOverride w:val="1"/>
+    </w:lvlOverride>
+    <w:lvlOverride w:ilvl="4">
+      <w:startOverride w:val="1"/>
+    </w:lvlOverride>
+    <w:lvlOverride w:ilvl="5">
+      <w:startOverride w:val="1"/>
+    </w:lvlOverride>
+    <w:lvlOverride w:ilvl="6">
+      <w:startOverride w:val="1"/>
+    </w:lvlOverride>
+    <w:lvlOverride w:ilvl="7">
+      <w:startOverride w:val="1"/>
+    </w:lvlOverride>
+    <w:lvlOverride w:ilvl="8">
+      <w:startOverride w:val="1"/>
+    </w:lvlOverride>
+  </w:num>
+  <w:num w:numId="1014">
+    <w:abstractNumId w:val="99431"/>
+    <w:lvlOverride w:ilvl="0">
+      <w:startOverride w:val="1"/>
+    </w:lvlOverride>
+    <w:lvlOverride w:ilvl="1">
+      <w:startOverride w:val="1"/>
+    </w:lvlOverride>
+    <w:lvlOverride w:ilvl="2">
+      <w:startOverride w:val="1"/>
+    </w:lvlOverride>
+    <w:lvlOverride w:ilvl="3">
+      <w:startOverride w:val="1"/>
+    </w:lvlOverride>
+    <w:lvlOverride w:ilvl="4">
+      <w:startOverride w:val="1"/>
+    </w:lvlOverride>
+    <w:lvlOverride w:ilvl="5">
+      <w:startOverride w:val="1"/>
+    </w:lvlOverride>
+    <w:lvlOverride w:ilvl="6">
+      <w:startOverride w:val="1"/>
+    </w:lvlOverride>
+    <w:lvlOverride w:ilvl="7">
+      <w:startOverride w:val="1"/>
+    </w:lvlOverride>
+    <w:lvlOverride w:ilvl="8">
+      <w:startOverride w:val="1"/>
+    </w:lvlOverride>
+  </w:num>
+  <w:num w:numId="1015">
     <w:abstractNumId w:val="99411"/>
     <w:lvlOverride w:ilvl="0">
       <w:startOverride w:val="1"/>

--- a/00-首页/题组Word/第一轮·综合套卷/第一轮综合卷08（学生版-打印版）.docx
+++ b/00-首页/题组Word/第一轮·综合套卷/第一轮综合卷08（学生版-打印版）.docx
@@ -614,16 +614,6 @@
         </w:pict>
       </w:r>
     </w:p>
-    <w:p>
-      <w:pPr>
-        <w:spacing w:before="160" w:after="80"/>
-      </w:pPr>
-      <w:r>
-        <w:pict>
-          <v:rect style="width:0;height:1.5pt" o:hralign="center" o:hrstd="t" o:hr="t"/>
-        </w:pict>
-      </w:r>
-    </w:p>
     <w:bookmarkEnd w:id="9"/>
     <w:bookmarkStart w:id="10" w:name="第2题"/>
     <w:p>
@@ -860,16 +850,6 @@
         </w:pict>
       </w:r>
     </w:p>
-    <w:p>
-      <w:pPr>
-        <w:spacing w:before="160" w:after="80"/>
-      </w:pPr>
-      <w:r>
-        <w:pict>
-          <v:rect style="width:0;height:1.5pt" o:hralign="center" o:hrstd="t" o:hr="t"/>
-        </w:pict>
-      </w:r>
-    </w:p>
     <w:bookmarkEnd w:id="10"/>
     <w:bookmarkStart w:id="11" w:name="第3题"/>
     <w:p>
@@ -1043,16 +1023,6 @@
         </w:pict>
       </w:r>
     </w:p>
-    <w:p>
-      <w:pPr>
-        <w:spacing w:before="160" w:after="80"/>
-      </w:pPr>
-      <w:r>
-        <w:pict>
-          <v:rect style="width:0;height:1.5pt" o:hralign="center" o:hrstd="t" o:hr="t"/>
-        </w:pict>
-      </w:r>
-    </w:p>
     <w:bookmarkEnd w:id="11"/>
     <w:bookmarkStart w:id="12" w:name="第4题"/>
     <w:p>
@@ -1193,16 +1163,6 @@
           <m:t>O</m:t>
         </m:r>
       </m:oMath>
-    </w:p>
-    <w:p>
-      <w:pPr>
-        <w:spacing w:before="160" w:after="80"/>
-      </w:pPr>
-      <w:r>
-        <w:pict>
-          <v:rect style="width:0;height:1.5pt" o:hralign="center" o:hrstd="t" o:hr="t"/>
-        </w:pict>
-      </w:r>
     </w:p>
     <w:p>
       <w:pPr>
@@ -2208,16 +2168,6 @@
         </w:pict>
       </w:r>
     </w:p>
-    <w:p>
-      <w:pPr>
-        <w:spacing w:before="160" w:after="80"/>
-      </w:pPr>
-      <w:r>
-        <w:pict>
-          <v:rect style="width:0;height:1.5pt" o:hralign="center" o:hrstd="t" o:hr="t"/>
-        </w:pict>
-      </w:r>
-    </w:p>
     <w:bookmarkEnd w:id="13"/>
     <w:bookmarkStart w:id="14" w:name="第6题"/>
     <w:p>
@@ -2392,16 +2342,6 @@
           <w:rFonts w:ascii="Times New Roman" w:hAnsi="Times New Roman" w:eastAsia="Times New Roman" w:cs="Times New Roman"/>
         </w:rPr>
         <w:t xml:space="preserve">- D. 454d</w:t>
-      </w:r>
-    </w:p>
-    <w:p>
-      <w:pPr>
-        <w:spacing w:before="160" w:after="80"/>
-      </w:pPr>
-      <w:r>
-        <w:pict>
-          <v:rect style="width:0;height:1.5pt" o:hralign="center" o:hrstd="t" o:hr="t"/>
-        </w:pict>
       </w:r>
     </w:p>
     <w:p>
@@ -2912,16 +2852,6 @@
         </w:pict>
       </w:r>
     </w:p>
-    <w:p>
-      <w:pPr>
-        <w:spacing w:before="160" w:after="80"/>
-      </w:pPr>
-      <w:r>
-        <w:pict>
-          <v:rect style="width:0;height:1.5pt" o:hralign="center" o:hrstd="t" o:hr="t"/>
-        </w:pict>
-      </w:r>
-    </w:p>
     <w:bookmarkEnd w:id="15"/>
     <w:bookmarkStart w:id="16" w:name="第8题"/>
     <w:p>
@@ -3039,16 +2969,6 @@
           <w:rFonts w:hint="eastAsia" w:ascii="Times New Roman" w:hAnsi="Times New Roman" w:eastAsia="Times New Roman" w:cs="Times New Roman"/>
         </w:rPr>
         <w:t>。</w:t>
-      </w:r>
-    </w:p>
-    <w:p>
-      <w:pPr>
-        <w:spacing w:before="160" w:after="80"/>
-      </w:pPr>
-      <w:r>
-        <w:pict>
-          <v:rect style="width:0;height:1.5pt" o:hralign="center" o:hrstd="t" o:hr="t"/>
-        </w:pict>
       </w:r>
     </w:p>
     <w:p>
@@ -3160,49 +3080,33 @@
       </w:pPr>
       <w:r>
         <w:rPr>
-          <w:rFonts w:hint="eastAsia" w:ascii="Times New Roman" w:hAnsi="Times New Roman" w:eastAsia="FangSong" w:cs="Times New Roman"/>
+          <w:rFonts w:ascii="Times New Roman" w:hAnsi="Times New Roman" w:eastAsia="Times New Roman" w:cs="Times New Roman"/>
           <w:b/>
           <w:bCs/>
         </w:rPr>
-        <w:t xml:space="preserve">小问</w:t>
-      </w:r>
-      <w:r>
-        <w:rPr>
-          <w:rFonts w:ascii="Times New Roman" w:hAnsi="Times New Roman" w:eastAsia="Times New Roman" w:cs="Times New Roman"/>
-          <w:b/>
-          <w:bCs/>
-        </w:rPr>
-        <w:t xml:space="preserve"> </w:t>
-      </w:r>
-      <w:r>
-        <w:rPr>
-          <w:rFonts w:hint="eastAsia" w:ascii="Times New Roman" w:hAnsi="Times New Roman" w:eastAsia="Times New Roman" w:cs="Times New Roman"/>
-          <w:b/>
-          <w:bCs/>
-        </w:rPr>
-        <w:t xml:space="preserve">1-1（1</w:t>
-      </w:r>
-      <w:r>
-        <w:rPr>
-          <w:rFonts w:ascii="Times New Roman" w:hAnsi="Times New Roman" w:eastAsia="Times New Roman" w:cs="Times New Roman"/>
-          <w:b/>
-          <w:bCs/>
-        </w:rPr>
-        <w:t xml:space="preserve"> </w:t>
-      </w:r>
-      <w:r>
-        <w:rPr>
-          <w:rFonts w:hint="eastAsia" w:ascii="Times New Roman" w:hAnsi="Times New Roman" w:eastAsia="FangSong" w:cs="Times New Roman"/>
-          <w:b/>
-          <w:bCs/>
+        <w:t xml:space="preserve">(1)</w:t>
+      </w:r>
+      <w:r>
+        <w:rPr>
+          <w:rFonts w:hint="eastAsia" w:ascii="Times New Roman" w:hAnsi="Times New Roman" w:eastAsia="Times New Roman" w:cs="Times New Roman"/>
+        </w:rPr>
+        <w:t xml:space="preserve">（1</w:t>
+      </w:r>
+      <w:r>
+        <w:rPr>
+          <w:rFonts w:ascii="Times New Roman" w:hAnsi="Times New Roman" w:eastAsia="Times New Roman" w:cs="Times New Roman"/>
+        </w:rPr>
+        <w:t xml:space="preserve"> </w:t>
+      </w:r>
+      <w:r>
+        <w:rPr>
+          <w:rFonts w:hint="eastAsia" w:ascii="Times New Roman" w:hAnsi="Times New Roman" w:eastAsia="FangSong" w:cs="Times New Roman"/>
         </w:rPr>
         <w:t>分</w:t>
       </w:r>
       <w:r>
         <w:rPr>
           <w:rFonts w:hint="eastAsia" w:ascii="Times New Roman" w:hAnsi="Times New Roman" w:eastAsia="Times New Roman" w:cs="Times New Roman"/>
-          <w:b/>
-          <w:bCs/>
         </w:rPr>
         <w:t>）</w:t>
       </w:r>
@@ -3424,49 +3328,33 @@
       </w:pPr>
       <w:r>
         <w:rPr>
-          <w:rFonts w:hint="eastAsia" w:ascii="Times New Roman" w:hAnsi="Times New Roman" w:eastAsia="FangSong" w:cs="Times New Roman"/>
+          <w:rFonts w:ascii="Times New Roman" w:hAnsi="Times New Roman" w:eastAsia="Times New Roman" w:cs="Times New Roman"/>
           <w:b/>
           <w:bCs/>
         </w:rPr>
-        <w:t xml:space="preserve">小问</w:t>
-      </w:r>
-      <w:r>
-        <w:rPr>
-          <w:rFonts w:ascii="Times New Roman" w:hAnsi="Times New Roman" w:eastAsia="Times New Roman" w:cs="Times New Roman"/>
-          <w:b/>
-          <w:bCs/>
-        </w:rPr>
-        <w:t xml:space="preserve"> </w:t>
-      </w:r>
-      <w:r>
-        <w:rPr>
-          <w:rFonts w:hint="eastAsia" w:ascii="Times New Roman" w:hAnsi="Times New Roman" w:eastAsia="Times New Roman" w:cs="Times New Roman"/>
-          <w:b/>
-          <w:bCs/>
-        </w:rPr>
-        <w:t xml:space="preserve">1-2（2</w:t>
-      </w:r>
-      <w:r>
-        <w:rPr>
-          <w:rFonts w:ascii="Times New Roman" w:hAnsi="Times New Roman" w:eastAsia="Times New Roman" w:cs="Times New Roman"/>
-          <w:b/>
-          <w:bCs/>
-        </w:rPr>
-        <w:t xml:space="preserve"> </w:t>
-      </w:r>
-      <w:r>
-        <w:rPr>
-          <w:rFonts w:hint="eastAsia" w:ascii="Times New Roman" w:hAnsi="Times New Roman" w:eastAsia="FangSong" w:cs="Times New Roman"/>
-          <w:b/>
-          <w:bCs/>
+        <w:t xml:space="preserve">(2)</w:t>
+      </w:r>
+      <w:r>
+        <w:rPr>
+          <w:rFonts w:hint="eastAsia" w:ascii="Times New Roman" w:hAnsi="Times New Roman" w:eastAsia="Times New Roman" w:cs="Times New Roman"/>
+        </w:rPr>
+        <w:t xml:space="preserve">（2</w:t>
+      </w:r>
+      <w:r>
+        <w:rPr>
+          <w:rFonts w:ascii="Times New Roman" w:hAnsi="Times New Roman" w:eastAsia="Times New Roman" w:cs="Times New Roman"/>
+        </w:rPr>
+        <w:t xml:space="preserve"> </w:t>
+      </w:r>
+      <w:r>
+        <w:rPr>
+          <w:rFonts w:hint="eastAsia" w:ascii="Times New Roman" w:hAnsi="Times New Roman" w:eastAsia="FangSong" w:cs="Times New Roman"/>
         </w:rPr>
         <w:t>分</w:t>
       </w:r>
       <w:r>
         <w:rPr>
           <w:rFonts w:hint="eastAsia" w:ascii="Times New Roman" w:hAnsi="Times New Roman" w:eastAsia="Times New Roman" w:cs="Times New Roman"/>
-          <w:b/>
-          <w:bCs/>
         </w:rPr>
         <w:t>）</w:t>
       </w:r>
@@ -3752,49 +3640,33 @@
       </w:pPr>
       <w:r>
         <w:rPr>
-          <w:rFonts w:hint="eastAsia" w:ascii="Times New Roman" w:hAnsi="Times New Roman" w:eastAsia="FangSong" w:cs="Times New Roman"/>
+          <w:rFonts w:ascii="Times New Roman" w:hAnsi="Times New Roman" w:eastAsia="Times New Roman" w:cs="Times New Roman"/>
           <w:b/>
           <w:bCs/>
         </w:rPr>
-        <w:t xml:space="preserve">小问</w:t>
-      </w:r>
-      <w:r>
-        <w:rPr>
-          <w:rFonts w:ascii="Times New Roman" w:hAnsi="Times New Roman" w:eastAsia="Times New Roman" w:cs="Times New Roman"/>
-          <w:b/>
-          <w:bCs/>
-        </w:rPr>
-        <w:t xml:space="preserve"> </w:t>
-      </w:r>
-      <w:r>
-        <w:rPr>
-          <w:rFonts w:hint="eastAsia" w:ascii="Times New Roman" w:hAnsi="Times New Roman" w:eastAsia="Times New Roman" w:cs="Times New Roman"/>
-          <w:b/>
-          <w:bCs/>
-        </w:rPr>
-        <w:t xml:space="preserve">1-3（2</w:t>
-      </w:r>
-      <w:r>
-        <w:rPr>
-          <w:rFonts w:ascii="Times New Roman" w:hAnsi="Times New Roman" w:eastAsia="Times New Roman" w:cs="Times New Roman"/>
-          <w:b/>
-          <w:bCs/>
-        </w:rPr>
-        <w:t xml:space="preserve"> </w:t>
-      </w:r>
-      <w:r>
-        <w:rPr>
-          <w:rFonts w:hint="eastAsia" w:ascii="Times New Roman" w:hAnsi="Times New Roman" w:eastAsia="FangSong" w:cs="Times New Roman"/>
-          <w:b/>
-          <w:bCs/>
+        <w:t xml:space="preserve">(3)</w:t>
+      </w:r>
+      <w:r>
+        <w:rPr>
+          <w:rFonts w:hint="eastAsia" w:ascii="Times New Roman" w:hAnsi="Times New Roman" w:eastAsia="Times New Roman" w:cs="Times New Roman"/>
+        </w:rPr>
+        <w:t xml:space="preserve">（2</w:t>
+      </w:r>
+      <w:r>
+        <w:rPr>
+          <w:rFonts w:ascii="Times New Roman" w:hAnsi="Times New Roman" w:eastAsia="Times New Roman" w:cs="Times New Roman"/>
+        </w:rPr>
+        <w:t xml:space="preserve"> </w:t>
+      </w:r>
+      <w:r>
+        <w:rPr>
+          <w:rFonts w:hint="eastAsia" w:ascii="Times New Roman" w:hAnsi="Times New Roman" w:eastAsia="FangSong" w:cs="Times New Roman"/>
         </w:rPr>
         <w:t>分</w:t>
       </w:r>
       <w:r>
         <w:rPr>
           <w:rFonts w:hint="eastAsia" w:ascii="Times New Roman" w:hAnsi="Times New Roman" w:eastAsia="Times New Roman" w:cs="Times New Roman"/>
-          <w:b/>
-          <w:bCs/>
         </w:rPr>
         <w:t>）</w:t>
       </w:r>
@@ -4098,49 +3970,33 @@
       </w:pPr>
       <w:r>
         <w:rPr>
-          <w:rFonts w:hint="eastAsia" w:ascii="Times New Roman" w:hAnsi="Times New Roman" w:eastAsia="FangSong" w:cs="Times New Roman"/>
+          <w:rFonts w:ascii="Times New Roman" w:hAnsi="Times New Roman" w:eastAsia="Times New Roman" w:cs="Times New Roman"/>
           <w:b/>
           <w:bCs/>
         </w:rPr>
-        <w:t xml:space="preserve">小问</w:t>
-      </w:r>
-      <w:r>
-        <w:rPr>
-          <w:rFonts w:ascii="Times New Roman" w:hAnsi="Times New Roman" w:eastAsia="Times New Roman" w:cs="Times New Roman"/>
-          <w:b/>
-          <w:bCs/>
-        </w:rPr>
-        <w:t xml:space="preserve"> </w:t>
-      </w:r>
-      <w:r>
-        <w:rPr>
-          <w:rFonts w:hint="eastAsia" w:ascii="Times New Roman" w:hAnsi="Times New Roman" w:eastAsia="Times New Roman" w:cs="Times New Roman"/>
-          <w:b/>
-          <w:bCs/>
-        </w:rPr>
-        <w:t xml:space="preserve">1-4（2</w:t>
-      </w:r>
-      <w:r>
-        <w:rPr>
-          <w:rFonts w:ascii="Times New Roman" w:hAnsi="Times New Roman" w:eastAsia="Times New Roman" w:cs="Times New Roman"/>
-          <w:b/>
-          <w:bCs/>
-        </w:rPr>
-        <w:t xml:space="preserve"> </w:t>
-      </w:r>
-      <w:r>
-        <w:rPr>
-          <w:rFonts w:hint="eastAsia" w:ascii="Times New Roman" w:hAnsi="Times New Roman" w:eastAsia="FangSong" w:cs="Times New Roman"/>
-          <w:b/>
-          <w:bCs/>
+        <w:t xml:space="preserve">(4)</w:t>
+      </w:r>
+      <w:r>
+        <w:rPr>
+          <w:rFonts w:hint="eastAsia" w:ascii="Times New Roman" w:hAnsi="Times New Roman" w:eastAsia="Times New Roman" w:cs="Times New Roman"/>
+        </w:rPr>
+        <w:t xml:space="preserve">（2</w:t>
+      </w:r>
+      <w:r>
+        <w:rPr>
+          <w:rFonts w:ascii="Times New Roman" w:hAnsi="Times New Roman" w:eastAsia="Times New Roman" w:cs="Times New Roman"/>
+        </w:rPr>
+        <w:t xml:space="preserve"> </w:t>
+      </w:r>
+      <w:r>
+        <w:rPr>
+          <w:rFonts w:hint="eastAsia" w:ascii="Times New Roman" w:hAnsi="Times New Roman" w:eastAsia="FangSong" w:cs="Times New Roman"/>
         </w:rPr>
         <w:t>分</w:t>
       </w:r>
       <w:r>
         <w:rPr>
           <w:rFonts w:hint="eastAsia" w:ascii="Times New Roman" w:hAnsi="Times New Roman" w:eastAsia="Times New Roman" w:cs="Times New Roman"/>
-          <w:b/>
-          <w:bCs/>
         </w:rPr>
         <w:t>）</w:t>
       </w:r>
@@ -4407,49 +4263,33 @@
       </w:pPr>
       <w:r>
         <w:rPr>
-          <w:rFonts w:hint="eastAsia" w:ascii="Times New Roman" w:hAnsi="Times New Roman" w:eastAsia="FangSong" w:cs="Times New Roman"/>
+          <w:rFonts w:ascii="Times New Roman" w:hAnsi="Times New Roman" w:eastAsia="Times New Roman" w:cs="Times New Roman"/>
           <w:b/>
           <w:bCs/>
         </w:rPr>
-        <w:t xml:space="preserve">小问</w:t>
-      </w:r>
-      <w:r>
-        <w:rPr>
-          <w:rFonts w:ascii="Times New Roman" w:hAnsi="Times New Roman" w:eastAsia="Times New Roman" w:cs="Times New Roman"/>
-          <w:b/>
-          <w:bCs/>
-        </w:rPr>
-        <w:t xml:space="preserve"> </w:t>
-      </w:r>
-      <w:r>
-        <w:rPr>
-          <w:rFonts w:hint="eastAsia" w:ascii="Times New Roman" w:hAnsi="Times New Roman" w:eastAsia="Times New Roman" w:cs="Times New Roman"/>
-          <w:b/>
-          <w:bCs/>
-        </w:rPr>
-        <w:t xml:space="preserve">1-5（3</w:t>
-      </w:r>
-      <w:r>
-        <w:rPr>
-          <w:rFonts w:ascii="Times New Roman" w:hAnsi="Times New Roman" w:eastAsia="Times New Roman" w:cs="Times New Roman"/>
-          <w:b/>
-          <w:bCs/>
-        </w:rPr>
-        <w:t xml:space="preserve"> </w:t>
-      </w:r>
-      <w:r>
-        <w:rPr>
-          <w:rFonts w:hint="eastAsia" w:ascii="Times New Roman" w:hAnsi="Times New Roman" w:eastAsia="FangSong" w:cs="Times New Roman"/>
-          <w:b/>
-          <w:bCs/>
+        <w:t xml:space="preserve">(5)</w:t>
+      </w:r>
+      <w:r>
+        <w:rPr>
+          <w:rFonts w:hint="eastAsia" w:ascii="Times New Roman" w:hAnsi="Times New Roman" w:eastAsia="Times New Roman" w:cs="Times New Roman"/>
+        </w:rPr>
+        <w:t xml:space="preserve">（3</w:t>
+      </w:r>
+      <w:r>
+        <w:rPr>
+          <w:rFonts w:ascii="Times New Roman" w:hAnsi="Times New Roman" w:eastAsia="Times New Roman" w:cs="Times New Roman"/>
+        </w:rPr>
+        <w:t xml:space="preserve"> </w:t>
+      </w:r>
+      <w:r>
+        <w:rPr>
+          <w:rFonts w:hint="eastAsia" w:ascii="Times New Roman" w:hAnsi="Times New Roman" w:eastAsia="FangSong" w:cs="Times New Roman"/>
         </w:rPr>
         <w:t>分</w:t>
       </w:r>
       <w:r>
         <w:rPr>
           <w:rFonts w:hint="eastAsia" w:ascii="Times New Roman" w:hAnsi="Times New Roman" w:eastAsia="Times New Roman" w:cs="Times New Roman"/>
-          <w:b/>
-          <w:bCs/>
         </w:rPr>
         <w:t>）</w:t>
       </w:r>
@@ -4568,16 +4408,6 @@
           <w:rFonts w:hint="eastAsia" w:ascii="Times New Roman" w:hAnsi="Times New Roman" w:eastAsia="Times New Roman" w:cs="Times New Roman"/>
         </w:rPr>
         <w:t>。</w:t>
-      </w:r>
-    </w:p>
-    <w:p>
-      <w:pPr>
-        <w:spacing w:before="160" w:after="80"/>
-      </w:pPr>
-      <w:r>
-        <w:pict>
-          <v:rect style="width:0;height:1.5pt" o:hralign="center" o:hrstd="t" o:hr="t"/>
-        </w:pict>
       </w:r>
     </w:p>
     <w:p>
@@ -5230,16 +5060,6 @@
         </w:pict>
       </w:r>
     </w:p>
-    <w:p>
-      <w:pPr>
-        <w:spacing w:before="160" w:after="80"/>
-      </w:pPr>
-      <w:r>
-        <w:pict>
-          <v:rect style="width:0;height:1.5pt" o:hralign="center" o:hrstd="t" o:hr="t"/>
-        </w:pict>
-      </w:r>
-    </w:p>
     <w:bookmarkEnd w:id="21"/>
     <w:bookmarkStart w:id="22" w:name="第11题"/>
     <w:p>
@@ -5910,16 +5730,6 @@
           <w:rFonts w:ascii="Times New Roman" w:hAnsi="Times New Roman" w:eastAsia="Times New Roman" w:cs="Times New Roman"/>
         </w:rPr>
         <w:t xml:space="preserve">。</w:t>
-      </w:r>
-    </w:p>
-    <w:p>
-      <w:pPr>
-        <w:spacing w:before="160" w:after="80"/>
-      </w:pPr>
-      <w:r>
-        <w:pict>
-          <v:rect style="width:0;height:1.5pt" o:hralign="center" o:hrstd="t" o:hr="t"/>
-        </w:pict>
       </w:r>
     </w:p>
     <w:p>
@@ -6226,16 +6036,6 @@
         </w:pict>
       </w:r>
     </w:p>
-    <w:p>
-      <w:pPr>
-        <w:spacing w:before="160" w:after="80"/>
-      </w:pPr>
-      <w:r>
-        <w:pict>
-          <v:rect style="width:0;height:1.5pt" o:hralign="center" o:hrstd="t" o:hr="t"/>
-        </w:pict>
-      </w:r>
-    </w:p>
     <w:bookmarkEnd w:id="27"/>
     <w:bookmarkStart w:id="28" w:name="第14题"/>
     <w:p>
@@ -6549,16 +6349,6 @@
           <w:rFonts w:hint="eastAsia" w:ascii="Times New Roman" w:hAnsi="Times New Roman" w:eastAsia="Times New Roman" w:cs="Times New Roman"/>
         </w:rPr>
         <w:t>。</w:t>
-      </w:r>
-    </w:p>
-    <w:p>
-      <w:pPr>
-        <w:spacing w:before="160" w:after="80"/>
-      </w:pPr>
-      <w:r>
-        <w:pict>
-          <v:rect style="width:0;height:1.5pt" o:hralign="center" o:hrstd="t" o:hr="t"/>
-        </w:pict>
       </w:r>
     </w:p>
     <w:p>
@@ -7003,16 +6793,6 @@
         </w:pict>
       </w:r>
     </w:p>
-    <w:p>
-      <w:pPr>
-        <w:spacing w:before="160" w:after="80"/>
-      </w:pPr>
-      <w:r>
-        <w:pict>
-          <v:rect style="width:0;height:1.5pt" o:hralign="center" o:hrstd="t" o:hr="t"/>
-        </w:pict>
-      </w:r>
-    </w:p>
     <w:bookmarkEnd w:id="29"/>
     <w:bookmarkStart w:id="30" w:name="第16题"/>
     <w:p>
@@ -7557,16 +7337,6 @@
           <w:rFonts w:hint="eastAsia" w:ascii="Times New Roman" w:hAnsi="Times New Roman" w:eastAsia="Times New Roman" w:cs="Times New Roman"/>
         </w:rPr>
         <w:t>。</w:t>
-      </w:r>
-    </w:p>
-    <w:p>
-      <w:pPr>
-        <w:spacing w:before="160" w:after="80"/>
-      </w:pPr>
-      <w:r>
-        <w:pict>
-          <v:rect style="width:0;height:1.5pt" o:hralign="center" o:hrstd="t" o:hr="t"/>
-        </w:pict>
       </w:r>
     </w:p>
     <w:p>
@@ -8126,16 +7896,6 @@
         </w:pict>
       </w:r>
     </w:p>
-    <w:p>
-      <w:pPr>
-        <w:spacing w:before="160" w:after="80"/>
-      </w:pPr>
-      <w:r>
-        <w:pict>
-          <v:rect style="width:0;height:1.5pt" o:hralign="center" o:hrstd="t" o:hr="t"/>
-        </w:pict>
-      </w:r>
-    </w:p>
     <w:bookmarkEnd w:id="34"/>
     <w:bookmarkStart w:id="35" w:name="第18题"/>
     <w:p>
@@ -8671,16 +8431,6 @@
           <w:rFonts w:hint="eastAsia" w:ascii="Times New Roman" w:hAnsi="Times New Roman" w:eastAsia="Times New Roman" w:cs="Times New Roman"/>
         </w:rPr>
         <w:t>。</w:t>
-      </w:r>
-    </w:p>
-    <w:p>
-      <w:pPr>
-        <w:spacing w:before="160" w:after="80"/>
-      </w:pPr>
-      <w:r>
-        <w:pict>
-          <v:rect style="width:0;height:1.5pt" o:hralign="center" o:hrstd="t" o:hr="t"/>
-        </w:pict>
       </w:r>
     </w:p>
     <w:p>
@@ -9472,16 +9222,6 @@
         </w:pict>
       </w:r>
     </w:p>
-    <w:p>
-      <w:pPr>
-        <w:spacing w:before="160" w:after="80"/>
-      </w:pPr>
-      <w:r>
-        <w:pict>
-          <v:rect style="width:0;height:1.5pt" o:hralign="center" o:hrstd="t" o:hr="t"/>
-        </w:pict>
-      </w:r>
-    </w:p>
     <w:bookmarkEnd w:id="36"/>
     <w:bookmarkStart w:id="37" w:name="第20题"/>
     <w:p>
@@ -10206,16 +9946,6 @@
         </w:pict>
       </w:r>
     </w:p>
-    <w:p>
-      <w:pPr>
-        <w:spacing w:before="160" w:after="80"/>
-      </w:pPr>
-      <w:r>
-        <w:pict>
-          <v:rect style="width:0;height:1.5pt" o:hralign="center" o:hrstd="t" o:hr="t"/>
-        </w:pict>
-      </w:r>
-    </w:p>
     <w:bookmarkEnd w:id="37"/>
     <w:bookmarkStart w:id="38" w:name="第21题"/>
     <w:p>
@@ -10487,16 +10217,6 @@
         </w:pict>
       </w:r>
     </w:p>
-    <w:p>
-      <w:pPr>
-        <w:spacing w:before="160" w:after="80"/>
-      </w:pPr>
-      <w:r>
-        <w:pict>
-          <v:rect style="width:0;height:1.5pt" o:hralign="center" o:hrstd="t" o:hr="t"/>
-        </w:pict>
-      </w:r>
-    </w:p>
     <w:bookmarkEnd w:id="38"/>
     <w:bookmarkStart w:id="39" w:name="第22题"/>
     <w:p>
@@ -10795,16 +10515,6 @@
         </w:pict>
       </w:r>
     </w:p>
-    <w:p>
-      <w:pPr>
-        <w:spacing w:before="160" w:after="80"/>
-      </w:pPr>
-      <w:r>
-        <w:pict>
-          <v:rect style="width:0;height:1.5pt" o:hralign="center" o:hrstd="t" o:hr="t"/>
-        </w:pict>
-      </w:r>
-    </w:p>
     <w:bookmarkEnd w:id="39"/>
     <w:bookmarkStart w:id="40" w:name="第23题"/>
     <w:p>
@@ -11207,16 +10917,6 @@
           <w:rFonts w:hint="eastAsia" w:ascii="Times New Roman" w:hAnsi="Times New Roman" w:eastAsia="Times New Roman" w:cs="Times New Roman"/>
         </w:rPr>
         <w:t>。</w:t>
-      </w:r>
-    </w:p>
-    <w:p>
-      <w:pPr>
-        <w:spacing w:before="160" w:after="80"/>
-      </w:pPr>
-      <w:r>
-        <w:pict>
-          <v:rect style="width:0;height:1.5pt" o:hralign="center" o:hrstd="t" o:hr="t"/>
-        </w:pict>
       </w:r>
     </w:p>
     <w:p>
@@ -12151,16 +11851,6 @@
         </w:pict>
       </w:r>
     </w:p>
-    <w:p>
-      <w:pPr>
-        <w:spacing w:before="160" w:after="80"/>
-      </w:pPr>
-      <w:r>
-        <w:pict>
-          <v:rect style="width:0;height:1.5pt" o:hralign="center" o:hrstd="t" o:hr="t"/>
-        </w:pict>
-      </w:r>
-    </w:p>
     <w:bookmarkEnd w:id="41"/>
     <w:bookmarkStart w:id="42" w:name="第25题"/>
     <w:p>
@@ -12594,16 +12284,6 @@
           <w:rFonts w:ascii="Times New Roman" w:hAnsi="Times New Roman" w:eastAsia="Times New Roman" w:cs="Times New Roman"/>
         </w:rPr>
         <w:t xml:space="preserve">。</w:t>
-      </w:r>
-    </w:p>
-    <w:p>
-      <w:pPr>
-        <w:spacing w:before="160" w:after="80"/>
-      </w:pPr>
-      <w:r>
-        <w:pict>
-          <v:rect style="width:0;height:1.5pt" o:hralign="center" o:hrstd="t" o:hr="t"/>
-        </w:pict>
       </w:r>
     </w:p>
     <w:p>
@@ -13940,16 +13620,6 @@
           <w:rFonts w:hint="eastAsia" w:ascii="Times New Roman" w:hAnsi="Times New Roman" w:eastAsia="Times New Roman" w:cs="Times New Roman"/>
         </w:rPr>
         <w:t>。</w:t>
-      </w:r>
-    </w:p>
-    <w:p>
-      <w:pPr>
-        <w:spacing w:before="160" w:after="80"/>
-      </w:pPr>
-      <w:r>
-        <w:pict>
-          <v:rect style="width:0;height:1.5pt" o:hralign="center" o:hrstd="t" o:hr="t"/>
-        </w:pict>
       </w:r>
     </w:p>
     <w:p>

--- a/00-首页/题组Word/第一轮·综合套卷/第一轮综合卷08（学生版-打印版）.docx
+++ b/00-首页/题组Word/第一轮·综合套卷/第一轮综合卷08（学生版-打印版）.docx
@@ -2,7 +2,7 @@
 <file path=word/document.xml><?xml version="1.0" encoding="utf-8"?>
 <w:document xmlns:w="http://schemas.openxmlformats.org/wordprocessingml/2006/main" xmlns:m="http://schemas.openxmlformats.org/officeDocument/2006/math" xmlns:r="http://schemas.openxmlformats.org/officeDocument/2006/relationships" xmlns:o="urn:schemas-microsoft-com:office:office" xmlns:v="urn:schemas-microsoft-com:vml" xmlns:w10="urn:schemas-microsoft-com:office:word" xmlns:a="http://schemas.openxmlformats.org/drawingml/2006/main" xmlns:pic="http://schemas.openxmlformats.org/drawingml/2006/picture" xmlns:wp="http://schemas.openxmlformats.org/drawingml/2006/wordprocessingDrawing">
   <w:body>
-    <w:bookmarkStart w:id="45" w:name="第一轮综合练习-第08卷"/>
+    <w:bookmarkStart w:id="42" w:name="第一轮综合练习-第08卷"/>
     <w:p>
       <w:pPr>
         <w:pStyle w:val="Heading1"/>
@@ -105,7 +105,7 @@
         </w:pict>
       </w:r>
     </w:p>
-    <w:bookmarkStart w:id="44" w:name="题目"/>
+    <w:bookmarkStart w:id="41" w:name="题目"/>
     <w:p>
       <w:pPr>
         <w:pStyle w:val="Heading2"/>
@@ -5743,7 +5743,7 @@
       </w:r>
     </w:p>
     <w:bookmarkEnd w:id="23"/>
-    <w:bookmarkStart w:id="27" w:name="第13题"/>
+    <w:bookmarkStart w:id="24" w:name="第13题"/>
     <w:p>
       <w:pPr>
         <w:pStyle w:val="Heading3"/>
@@ -5976,58 +5976,6 @@
     </w:p>
     <w:p>
       <w:pPr>
-        <w:pStyle w:val="FirstParagraph"/>
-        <w:spacing w:before="160" w:after="80"/>
-        <w:jc w:val="center"/>
-      </w:pPr>
-      <w:r>
-        <w:rPr>
-          <w:rFonts w:ascii="Times New Roman" w:hAnsi="Times New Roman" w:eastAsia="Times New Roman" w:cs="Times New Roman"/>
-        </w:rPr>
-        <w:drawing>
-          <wp:inline>
-            <wp:extent cx="3600000" cy="2308332"/>
-            <wp:effectExtent b="0" l="0" r="0" t="0"/>
-            <wp:docPr descr="" title="" id="25" name="Picture"/>
-            <a:graphic>
-              <a:graphicData uri="http://schemas.openxmlformats.org/drawingml/2006/picture">
-                <pic:pic>
-                  <pic:nvPicPr>
-                    <pic:cNvPr descr="7937fa3a4ad6d5d9124ba067bca2710abd9c4ab591c0e70741f298f0452bda78.png" id="26" name="Picture"/>
-                    <pic:cNvPicPr>
-                      <a:picLocks noChangeArrowheads="1" noChangeAspect="1"/>
-                    </pic:cNvPicPr>
-                  </pic:nvPicPr>
-                  <pic:blipFill>
-                    <a:blip r:embed="rId24"/>
-                    <a:stretch>
-                      <a:fillRect/>
-                    </a:stretch>
-                  </pic:blipFill>
-                  <pic:spPr bwMode="auto">
-                    <a:xfrm>
-                      <a:off x="0" y="0"/>
-                      <a:ext cx="3600000" cy="2308332"/>
-                    </a:xfrm>
-                    <a:prstGeom prst="rect">
-                      <a:avLst/>
-                    </a:prstGeom>
-                    <a:noFill/>
-                    <a:ln w="9525">
-                      <a:noFill/>
-                      <a:headEnd/>
-                      <a:tailEnd/>
-                    </a:ln>
-                  </pic:spPr>
-                </pic:pic>
-              </a:graphicData>
-            </a:graphic>
-          </wp:inline>
-        </w:drawing>
-      </w:r>
-    </w:p>
-    <w:p>
-      <w:pPr>
         <w:spacing w:before="160" w:after="80"/>
       </w:pPr>
       <w:r>
@@ -6036,8 +5984,8 @@
         </w:pict>
       </w:r>
     </w:p>
-    <w:bookmarkEnd w:id="27"/>
-    <w:bookmarkStart w:id="28" w:name="第14题"/>
+    <w:bookmarkEnd w:id="24"/>
+    <w:bookmarkStart w:id="25" w:name="第14题"/>
     <w:p>
       <w:pPr>
         <w:pStyle w:val="Heading3"/>
@@ -6361,8 +6309,8 @@
         </w:pict>
       </w:r>
     </w:p>
-    <w:bookmarkEnd w:id="28"/>
-    <w:bookmarkStart w:id="29" w:name="第15题"/>
+    <w:bookmarkEnd w:id="25"/>
+    <w:bookmarkStart w:id="26" w:name="第15题"/>
     <w:p>
       <w:pPr>
         <w:pStyle w:val="Heading3"/>
@@ -6793,8 +6741,8 @@
         </w:pict>
       </w:r>
     </w:p>
-    <w:bookmarkEnd w:id="29"/>
-    <w:bookmarkStart w:id="30" w:name="第16题"/>
+    <w:bookmarkEnd w:id="26"/>
+    <w:bookmarkStart w:id="27" w:name="第16题"/>
     <w:p>
       <w:pPr>
         <w:pStyle w:val="Heading3"/>
@@ -7349,8 +7297,8 @@
         </w:pict>
       </w:r>
     </w:p>
-    <w:bookmarkEnd w:id="30"/>
-    <w:bookmarkStart w:id="34" w:name="第17题"/>
+    <w:bookmarkEnd w:id="27"/>
+    <w:bookmarkStart w:id="31" w:name="第17题"/>
     <w:p>
       <w:pPr>
         <w:pStyle w:val="Heading3"/>
@@ -7610,18 +7558,18 @@
           <wp:inline>
             <wp:extent cx="3600000" cy="1996320"/>
             <wp:effectExtent b="0" l="0" r="0" t="0"/>
-            <wp:docPr descr="" title="" id="32" name="Picture"/>
+            <wp:docPr descr="" title="" id="29" name="Picture"/>
             <a:graphic>
               <a:graphicData uri="http://schemas.openxmlformats.org/drawingml/2006/picture">
                 <pic:pic>
                   <pic:nvPicPr>
-                    <pic:cNvPr descr="6f38b9f25400e866.png" id="33" name="Picture"/>
+                    <pic:cNvPr descr="6f38b9f25400e866.png" id="30" name="Picture"/>
                     <pic:cNvPicPr>
                       <a:picLocks noChangeArrowheads="1" noChangeAspect="1"/>
                     </pic:cNvPicPr>
                   </pic:nvPicPr>
                   <pic:blipFill>
-                    <a:blip r:embed="rId31"/>
+                    <a:blip r:embed="rId28"/>
                     <a:stretch>
                       <a:fillRect/>
                     </a:stretch>
@@ -7896,8 +7844,8 @@
         </w:pict>
       </w:r>
     </w:p>
-    <w:bookmarkEnd w:id="34"/>
-    <w:bookmarkStart w:id="35" w:name="第18题"/>
+    <w:bookmarkEnd w:id="31"/>
+    <w:bookmarkStart w:id="32" w:name="第18题"/>
     <w:p>
       <w:pPr>
         <w:pStyle w:val="Heading3"/>
@@ -8443,8 +8391,8 @@
         </w:pict>
       </w:r>
     </w:p>
-    <w:bookmarkEnd w:id="35"/>
-    <w:bookmarkStart w:id="36" w:name="第19题"/>
+    <w:bookmarkEnd w:id="32"/>
+    <w:bookmarkStart w:id="33" w:name="第19题"/>
     <w:p>
       <w:pPr>
         <w:pStyle w:val="Heading3"/>
@@ -9222,8 +9170,8 @@
         </w:pict>
       </w:r>
     </w:p>
-    <w:bookmarkEnd w:id="36"/>
-    <w:bookmarkStart w:id="37" w:name="第20题"/>
+    <w:bookmarkEnd w:id="33"/>
+    <w:bookmarkStart w:id="34" w:name="第20题"/>
     <w:p>
       <w:pPr>
         <w:pStyle w:val="Heading3"/>
@@ -9946,8 +9894,8 @@
         </w:pict>
       </w:r>
     </w:p>
-    <w:bookmarkEnd w:id="37"/>
-    <w:bookmarkStart w:id="38" w:name="第21题"/>
+    <w:bookmarkEnd w:id="34"/>
+    <w:bookmarkStart w:id="35" w:name="第21题"/>
     <w:p>
       <w:pPr>
         <w:pStyle w:val="Heading3"/>
@@ -10217,8 +10165,8 @@
         </w:pict>
       </w:r>
     </w:p>
-    <w:bookmarkEnd w:id="38"/>
-    <w:bookmarkStart w:id="39" w:name="第22题"/>
+    <w:bookmarkEnd w:id="35"/>
+    <w:bookmarkStart w:id="36" w:name="第22题"/>
     <w:p>
       <w:pPr>
         <w:pStyle w:val="Heading3"/>
@@ -10515,8 +10463,8 @@
         </w:pict>
       </w:r>
     </w:p>
-    <w:bookmarkEnd w:id="39"/>
-    <w:bookmarkStart w:id="40" w:name="第23题"/>
+    <w:bookmarkEnd w:id="36"/>
+    <w:bookmarkStart w:id="37" w:name="第23题"/>
     <w:p>
       <w:pPr>
         <w:pStyle w:val="Heading3"/>
@@ -10929,8 +10877,8 @@
         </w:pict>
       </w:r>
     </w:p>
-    <w:bookmarkEnd w:id="40"/>
-    <w:bookmarkStart w:id="41" w:name="第24题"/>
+    <w:bookmarkEnd w:id="37"/>
+    <w:bookmarkStart w:id="38" w:name="第24题"/>
     <w:p>
       <w:pPr>
         <w:pStyle w:val="Heading3"/>
@@ -11851,8 +11799,8 @@
         </w:pict>
       </w:r>
     </w:p>
-    <w:bookmarkEnd w:id="41"/>
-    <w:bookmarkStart w:id="42" w:name="第25题"/>
+    <w:bookmarkEnd w:id="38"/>
+    <w:bookmarkStart w:id="39" w:name="第25题"/>
     <w:p>
       <w:pPr>
         <w:pStyle w:val="Heading3"/>
@@ -12296,8 +12244,8 @@
         </w:pict>
       </w:r>
     </w:p>
-    <w:bookmarkEnd w:id="42"/>
-    <w:bookmarkStart w:id="43" w:name="第26题"/>
+    <w:bookmarkEnd w:id="39"/>
+    <w:bookmarkStart w:id="40" w:name="第26题"/>
     <w:p>
       <w:pPr>
         <w:pStyle w:val="Heading3"/>
@@ -13632,9 +13580,9 @@
         </w:pict>
       </w:r>
     </w:p>
-    <w:bookmarkEnd w:id="43"/>
-    <w:bookmarkEnd w:id="44"/>
-    <w:bookmarkEnd w:id="45"/>
+    <w:bookmarkEnd w:id="40"/>
+    <w:bookmarkEnd w:id="41"/>
+    <w:bookmarkEnd w:id="42"/>
     <w:sectPr>
       <w:footerReference w:type="default" r:id="rId9"/>
       <w:headerReference w:type="default" r:id="rId10"/>
